--- a/Taylor/Java Vue/Taylor Pentz.docx
+++ b/Taylor/Java Vue/Taylor Pentz.docx
@@ -10,8 +10,9 @@
         <w:jc w:val="center"/>
         <w:rPr>
           <w:rFonts w:ascii="Times New Roman" w:eastAsia="Times New Roman" w:hAnsi="Times New Roman" w:cs="Times New Roman"/>
-          <w:sz w:val="24"/>
-          <w:szCs w:val="24"/>
+          <w:sz w:val="28"/>
+          <w:szCs w:val="24"/>
+          <w:u w:val="single"/>
         </w:rPr>
       </w:pPr>
       <w:r>
@@ -94,37 +95,33 @@
           <w:sz w:val="24"/>
           <w:szCs w:val="24"/>
         </w:rPr>
-        <w:t xml:space="preserve"> | 1601 Larkin, H</w:t>
-      </w:r>
-      <w:r>
-        <w:rPr>
-          <w:rFonts w:ascii="Times New Roman" w:eastAsia="Times New Roman" w:hAnsi="Times New Roman" w:cs="Times New Roman"/>
-          <w:sz w:val="24"/>
-          <w:szCs w:val="24"/>
-        </w:rPr>
-        <w:t>igh Point, NC | +1 8042860439</w:t>
-      </w:r>
-    </w:p>
-    <w:p>
-      <w:pPr>
-        <w:shd w:val="clear" w:color="auto" w:fill="DBE5F1" w:themeFill="accent1" w:themeFillTint="33"/>
-        <w:spacing w:after="0" w:line="240" w:lineRule="auto"/>
-        <w:contextualSpacing/>
-        <w:jc w:val="center"/>
-        <w:rPr>
-          <w:rFonts w:ascii="Times New Roman" w:eastAsia="Times New Roman" w:hAnsi="Times New Roman" w:cs="Times New Roman"/>
-          <w:sz w:val="28"/>
-          <w:szCs w:val="24"/>
-          <w:u w:val="single"/>
-        </w:rPr>
-      </w:pPr>
+        <w:t xml:space="preserve"> | 1601 Larkin, High Point, NC | </w:t>
+      </w:r>
+      <w:r>
+        <w:rPr>
+          <w:rFonts w:ascii="Times New Roman" w:eastAsia="Times New Roman" w:hAnsi="Times New Roman" w:cs="Times New Roman"/>
+          <w:sz w:val="24"/>
+          <w:szCs w:val="24"/>
+        </w:rPr>
+        <w:t>+1 (980) 981-4522</w:t>
+      </w:r>
+      <w:r>
+        <w:rPr>
+          <w:rFonts w:ascii="Times New Roman" w:eastAsia="Times New Roman" w:hAnsi="Times New Roman" w:cs="Times New Roman"/>
+          <w:sz w:val="24"/>
+          <w:szCs w:val="24"/>
+        </w:rPr>
+        <w:t xml:space="preserve"> </w:t>
+      </w:r>
       <w:r>
         <w:rPr>
           <w:rFonts w:ascii="Times New Roman" w:hAnsi="Times New Roman" w:cs="Times New Roman"/>
           <w:sz w:val="24"/>
         </w:rPr>
-        <w:t>https://www.linkedin.com/in/taylor-pentz-698a98381/</w:t>
-      </w:r>
+        <w:t>https://www.linkedin.com/in/taylor-pentz-10a92a3aa</w:t>
+      </w:r>
+      <w:bookmarkStart w:id="0" w:name="_GoBack"/>
+      <w:bookmarkEnd w:id="0"/>
     </w:p>
     <w:p>
       <w:pPr>
@@ -3099,8 +3096,6 @@
         </w:rPr>
         <w:t>Bachelor’s Degree in Computer Science (2010 – 2014)</w:t>
       </w:r>
-      <w:bookmarkStart w:id="0" w:name="_GoBack"/>
-      <w:bookmarkEnd w:id="0"/>
     </w:p>
     <w:p/>
     <w:sectPr>
@@ -7854,7 +7849,7 @@
 </file>
 
 <file path=customXml/itemProps1.xml><?xml version="1.0" encoding="utf-8"?>
-<ds:datastoreItem xmlns:ds="http://schemas.openxmlformats.org/officeDocument/2006/customXml" ds:itemID="{26172C17-700C-4EE8-9CC6-44F5E1C44FD6}">
+<ds:datastoreItem xmlns:ds="http://schemas.openxmlformats.org/officeDocument/2006/customXml" ds:itemID="{7B9A2D16-F77E-4AB6-BFE8-A1F7AF08BE27}">
   <ds:schemaRefs>
     <ds:schemaRef ds:uri="http://schemas.openxmlformats.org/officeDocument/2006/bibliography"/>
   </ds:schemaRefs>

--- a/Taylor/Java Vue/Taylor Pentz.docx
+++ b/Taylor/Java Vue/Taylor Pentz.docx
@@ -118,7 +118,7 @@
           <w:rFonts w:ascii="Times New Roman" w:hAnsi="Times New Roman" w:cs="Times New Roman"/>
           <w:sz w:val="24"/>
         </w:rPr>
-        <w:t>https://www.linkedin.com/in/taylor-pentz-10a92a3aa</w:t>
+        <w:t>https://www.linkedin.com/in/taylor-p-b0389a3ba</w:t>
       </w:r>
       <w:bookmarkStart w:id="0" w:name="_GoBack"/>
       <w:bookmarkEnd w:id="0"/>
@@ -204,42 +204,8 @@
           <w:sz w:val="24"/>
           <w:szCs w:val="24"/>
         </w:rPr>
-        <w:t xml:space="preserve">AWS, GCP, </w:t>
-      </w:r>
-      <w:proofErr w:type="spellStart"/>
-      <w:r>
-        <w:rPr>
-          <w:rFonts w:ascii="Times New Roman" w:eastAsia="Times New Roman" w:hAnsi="Times New Roman" w:cs="Times New Roman"/>
-          <w:b/>
-          <w:bCs/>
-          <w:sz w:val="24"/>
-          <w:szCs w:val="24"/>
-        </w:rPr>
-        <w:t>Docker</w:t>
-      </w:r>
-      <w:proofErr w:type="spellEnd"/>
-      <w:r>
-        <w:rPr>
-          <w:rFonts w:ascii="Times New Roman" w:eastAsia="Times New Roman" w:hAnsi="Times New Roman" w:cs="Times New Roman"/>
-          <w:b/>
-          <w:bCs/>
-          <w:sz w:val="24"/>
-          <w:szCs w:val="24"/>
-        </w:rPr>
-        <w:t xml:space="preserve">, SQL, and </w:t>
-      </w:r>
-      <w:proofErr w:type="spellStart"/>
-      <w:r>
-        <w:rPr>
-          <w:rFonts w:ascii="Times New Roman" w:eastAsia="Times New Roman" w:hAnsi="Times New Roman" w:cs="Times New Roman"/>
-          <w:b/>
-          <w:bCs/>
-          <w:sz w:val="24"/>
-          <w:szCs w:val="24"/>
-        </w:rPr>
-        <w:t>NoSQL</w:t>
-      </w:r>
-      <w:proofErr w:type="spellEnd"/>
+        <w:t>AWS, GCP, Docker, SQL, and NoSQL</w:t>
+      </w:r>
       <w:r>
         <w:rPr>
           <w:rFonts w:ascii="Times New Roman" w:eastAsia="Times New Roman" w:hAnsi="Times New Roman" w:cs="Times New Roman"/>
@@ -363,40 +329,10 @@
         <w:rPr>
           <w:rStyle w:val="Strong"/>
         </w:rPr>
-        <w:t xml:space="preserve">Cloud &amp; </w:t>
-      </w:r>
-      <w:proofErr w:type="spellStart"/>
-      <w:r>
-        <w:rPr>
-          <w:rStyle w:val="Strong"/>
-        </w:rPr>
-        <w:t>DevOps</w:t>
-      </w:r>
-      <w:proofErr w:type="spellEnd"/>
-      <w:r>
-        <w:rPr>
-          <w:rStyle w:val="Strong"/>
-        </w:rPr>
-        <w:t>:</w:t>
-      </w:r>
-      <w:r>
-        <w:t xml:space="preserve"> AWS, GCP, </w:t>
-      </w:r>
-      <w:proofErr w:type="spellStart"/>
-      <w:r>
-        <w:t>Docker</w:t>
-      </w:r>
-      <w:proofErr w:type="spellEnd"/>
-      <w:r>
-        <w:t xml:space="preserve">, </w:t>
-      </w:r>
-      <w:proofErr w:type="spellStart"/>
-      <w:r>
-        <w:t>Kubernetes</w:t>
-      </w:r>
-      <w:proofErr w:type="spellEnd"/>
-      <w:r>
-        <w:t>, CI/CD</w:t>
+        <w:t>Cloud &amp; DevOps:</w:t>
+      </w:r>
+      <w:r>
+        <w:t xml:space="preserve"> AWS, GCP, Docker, Kubernetes, CI/CD</w:t>
       </w:r>
     </w:p>
     <w:p>
@@ -415,37 +351,16 @@
         <w:t>Databases:</w:t>
       </w:r>
       <w:r>
-        <w:t xml:space="preserve"> </w:t>
+        <w:t xml:space="preserve"> PostgreSQL, MySQL, MongoDB, </w:t>
       </w:r>
       <w:proofErr w:type="spellStart"/>
       <w:r>
-        <w:t>PostgreSQL</w:t>
+        <w:t>Redis</w:t>
       </w:r>
       <w:proofErr w:type="spellEnd"/>
       <w:r>
-        <w:t xml:space="preserve">, MySQL, </w:t>
-      </w:r>
-      <w:proofErr w:type="spellStart"/>
-      <w:r>
-        <w:t>MongoDB</w:t>
-      </w:r>
-      <w:proofErr w:type="spellEnd"/>
-      <w:r>
-        <w:t xml:space="preserve">, </w:t>
-      </w:r>
-      <w:proofErr w:type="spellStart"/>
-      <w:r>
-        <w:t>Redis</w:t>
-      </w:r>
-      <w:proofErr w:type="spellEnd"/>
-      <w:r>
-        <w:t xml:space="preserve">, </w:t>
-      </w:r>
-      <w:proofErr w:type="spellStart"/>
-      <w:r>
-        <w:t>NoSQL</w:t>
-      </w:r>
-      <w:proofErr w:type="spellEnd"/>
+        <w:t>, NoSQL</w:t>
+      </w:r>
     </w:p>
     <w:p>
       <w:pPr>
@@ -621,49 +536,15 @@
         </w:rPr>
         <w:t xml:space="preserve">Designed and implemented CI/CD pipelines with </w:t>
       </w:r>
-      <w:proofErr w:type="spellStart"/>
-      <w:r>
-        <w:rPr>
-          <w:rFonts w:ascii="Times New Roman" w:eastAsia="Times New Roman" w:hAnsi="Times New Roman" w:cs="Times New Roman"/>
-          <w:b/>
-          <w:bCs/>
-          <w:sz w:val="24"/>
-          <w:szCs w:val="24"/>
-        </w:rPr>
-        <w:t>Docker</w:t>
-      </w:r>
-      <w:proofErr w:type="spellEnd"/>
-      <w:r>
-        <w:rPr>
-          <w:rFonts w:ascii="Times New Roman" w:eastAsia="Times New Roman" w:hAnsi="Times New Roman" w:cs="Times New Roman"/>
-          <w:b/>
-          <w:bCs/>
-          <w:sz w:val="24"/>
-          <w:szCs w:val="24"/>
-        </w:rPr>
-        <w:t xml:space="preserve">, </w:t>
-      </w:r>
-      <w:proofErr w:type="spellStart"/>
-      <w:r>
-        <w:rPr>
-          <w:rFonts w:ascii="Times New Roman" w:eastAsia="Times New Roman" w:hAnsi="Times New Roman" w:cs="Times New Roman"/>
-          <w:b/>
-          <w:bCs/>
-          <w:sz w:val="24"/>
-          <w:szCs w:val="24"/>
-        </w:rPr>
-        <w:t>Kubernetes</w:t>
-      </w:r>
-      <w:proofErr w:type="spellEnd"/>
-      <w:r>
-        <w:rPr>
-          <w:rFonts w:ascii="Times New Roman" w:eastAsia="Times New Roman" w:hAnsi="Times New Roman" w:cs="Times New Roman"/>
-          <w:b/>
-          <w:bCs/>
-          <w:sz w:val="24"/>
-          <w:szCs w:val="24"/>
-        </w:rPr>
-        <w:t xml:space="preserve">, and </w:t>
+      <w:r>
+        <w:rPr>
+          <w:rFonts w:ascii="Times New Roman" w:eastAsia="Times New Roman" w:hAnsi="Times New Roman" w:cs="Times New Roman"/>
+          <w:b/>
+          <w:bCs/>
+          <w:sz w:val="24"/>
+          <w:szCs w:val="24"/>
+        </w:rPr>
+        <w:t xml:space="preserve">Docker, Kubernetes, and </w:t>
       </w:r>
       <w:proofErr w:type="spellStart"/>
       <w:r>
@@ -753,25 +634,7 @@
           <w:sz w:val="24"/>
           <w:szCs w:val="24"/>
         </w:rPr>
-        <w:t xml:space="preserve">, applying advanced caching and database indexing strategies for SQL and </w:t>
-      </w:r>
-      <w:proofErr w:type="spellStart"/>
-      <w:r>
-        <w:rPr>
-          <w:rFonts w:ascii="Times New Roman" w:eastAsia="Times New Roman" w:hAnsi="Times New Roman" w:cs="Times New Roman"/>
-          <w:sz w:val="24"/>
-          <w:szCs w:val="24"/>
-        </w:rPr>
-        <w:t>NoSQL</w:t>
-      </w:r>
-      <w:proofErr w:type="spellEnd"/>
-      <w:r>
-        <w:rPr>
-          <w:rFonts w:ascii="Times New Roman" w:eastAsia="Times New Roman" w:hAnsi="Times New Roman" w:cs="Times New Roman"/>
-          <w:sz w:val="24"/>
-          <w:szCs w:val="24"/>
-        </w:rPr>
-        <w:t xml:space="preserve"> systems.</w:t>
+        <w:t>, applying advanced caching and database indexing strategies for SQL and NoSQL systems.</w:t>
       </w:r>
     </w:p>
     <w:p>
@@ -973,25 +836,7 @@
           <w:sz w:val="24"/>
           <w:szCs w:val="24"/>
         </w:rPr>
-        <w:t xml:space="preserve">, which significantly improved fault detection and system </w:t>
-      </w:r>
-      <w:proofErr w:type="spellStart"/>
-      <w:r>
-        <w:rPr>
-          <w:rFonts w:ascii="Times New Roman" w:eastAsia="Times New Roman" w:hAnsi="Times New Roman" w:cs="Times New Roman"/>
-          <w:sz w:val="24"/>
-          <w:szCs w:val="24"/>
-        </w:rPr>
-        <w:t>observability</w:t>
-      </w:r>
-      <w:proofErr w:type="spellEnd"/>
-      <w:r>
-        <w:rPr>
-          <w:rFonts w:ascii="Times New Roman" w:eastAsia="Times New Roman" w:hAnsi="Times New Roman" w:cs="Times New Roman"/>
-          <w:sz w:val="24"/>
-          <w:szCs w:val="24"/>
-        </w:rPr>
-        <w:t xml:space="preserve"> across distributed environments.</w:t>
+        <w:t>, which significantly improved fault detection and system observability across distributed environments.</w:t>
       </w:r>
     </w:p>
     <w:p>
@@ -1017,27 +862,15 @@
         </w:rPr>
         <w:t xml:space="preserve">Partnered with data teams to design scalable </w:t>
       </w:r>
-      <w:proofErr w:type="spellStart"/>
-      <w:r>
-        <w:rPr>
-          <w:rFonts w:ascii="Times New Roman" w:eastAsia="Times New Roman" w:hAnsi="Times New Roman" w:cs="Times New Roman"/>
-          <w:b/>
-          <w:bCs/>
-          <w:sz w:val="24"/>
-          <w:szCs w:val="24"/>
-        </w:rPr>
-        <w:t>NoSQL</w:t>
-      </w:r>
-      <w:proofErr w:type="spellEnd"/>
-      <w:r>
-        <w:rPr>
-          <w:rFonts w:ascii="Times New Roman" w:eastAsia="Times New Roman" w:hAnsi="Times New Roman" w:cs="Times New Roman"/>
-          <w:b/>
-          <w:bCs/>
-          <w:sz w:val="24"/>
-          <w:szCs w:val="24"/>
-        </w:rPr>
-        <w:t xml:space="preserve"> data models</w:t>
+      <w:r>
+        <w:rPr>
+          <w:rFonts w:ascii="Times New Roman" w:eastAsia="Times New Roman" w:hAnsi="Times New Roman" w:cs="Times New Roman"/>
+          <w:b/>
+          <w:bCs/>
+          <w:sz w:val="24"/>
+          <w:szCs w:val="24"/>
+        </w:rPr>
+        <w:t>NoSQL data models</w:t>
       </w:r>
       <w:r>
         <w:rPr>
@@ -1226,25 +1059,7 @@
           <w:sz w:val="24"/>
           <w:szCs w:val="24"/>
         </w:rPr>
-        <w:t xml:space="preserve"> platforms, ensuring robust transaction processing with SQL and </w:t>
-      </w:r>
-      <w:proofErr w:type="spellStart"/>
-      <w:r>
-        <w:rPr>
-          <w:rFonts w:ascii="Times New Roman" w:eastAsia="Times New Roman" w:hAnsi="Times New Roman" w:cs="Times New Roman"/>
-          <w:sz w:val="24"/>
-          <w:szCs w:val="24"/>
-        </w:rPr>
-        <w:t>NoSQL</w:t>
-      </w:r>
-      <w:proofErr w:type="spellEnd"/>
-      <w:r>
-        <w:rPr>
-          <w:rFonts w:ascii="Times New Roman" w:eastAsia="Times New Roman" w:hAnsi="Times New Roman" w:cs="Times New Roman"/>
-          <w:sz w:val="24"/>
-          <w:szCs w:val="24"/>
-        </w:rPr>
-        <w:t xml:space="preserve"> databases.</w:t>
+        <w:t xml:space="preserve"> platforms, ensuring robust transaction processing with SQL and NoSQL databases.</w:t>
       </w:r>
     </w:p>
     <w:p>
@@ -1286,43 +1101,7 @@
           <w:sz w:val="24"/>
           <w:szCs w:val="24"/>
         </w:rPr>
-        <w:t xml:space="preserve">, leveraging </w:t>
-      </w:r>
-      <w:proofErr w:type="spellStart"/>
-      <w:r>
-        <w:rPr>
-          <w:rFonts w:ascii="Times New Roman" w:eastAsia="Times New Roman" w:hAnsi="Times New Roman" w:cs="Times New Roman"/>
-          <w:sz w:val="24"/>
-          <w:szCs w:val="24"/>
-        </w:rPr>
-        <w:t>Docker</w:t>
-      </w:r>
-      <w:proofErr w:type="spellEnd"/>
-      <w:r>
-        <w:rPr>
-          <w:rFonts w:ascii="Times New Roman" w:eastAsia="Times New Roman" w:hAnsi="Times New Roman" w:cs="Times New Roman"/>
-          <w:sz w:val="24"/>
-          <w:szCs w:val="24"/>
-        </w:rPr>
-        <w:t xml:space="preserve"> for portable deployments and </w:t>
-      </w:r>
-      <w:proofErr w:type="spellStart"/>
-      <w:r>
-        <w:rPr>
-          <w:rFonts w:ascii="Times New Roman" w:eastAsia="Times New Roman" w:hAnsi="Times New Roman" w:cs="Times New Roman"/>
-          <w:sz w:val="24"/>
-          <w:szCs w:val="24"/>
-        </w:rPr>
-        <w:t>Kubernetes</w:t>
-      </w:r>
-      <w:proofErr w:type="spellEnd"/>
-      <w:r>
-        <w:rPr>
-          <w:rFonts w:ascii="Times New Roman" w:eastAsia="Times New Roman" w:hAnsi="Times New Roman" w:cs="Times New Roman"/>
-          <w:sz w:val="24"/>
-          <w:szCs w:val="24"/>
-        </w:rPr>
-        <w:t xml:space="preserve"> for resilient orchestration.</w:t>
+        <w:t>, leveraging Docker for portable deployments and Kubernetes for resilient orchestration.</w:t>
       </w:r>
     </w:p>
     <w:p>
@@ -1348,49 +1127,15 @@
         </w:rPr>
         <w:t xml:space="preserve">Improved query performance by designing optimized </w:t>
       </w:r>
-      <w:proofErr w:type="spellStart"/>
-      <w:r>
-        <w:rPr>
-          <w:rFonts w:ascii="Times New Roman" w:eastAsia="Times New Roman" w:hAnsi="Times New Roman" w:cs="Times New Roman"/>
-          <w:b/>
-          <w:bCs/>
-          <w:sz w:val="24"/>
-          <w:szCs w:val="24"/>
-        </w:rPr>
-        <w:t>PostgreSQL</w:t>
-      </w:r>
-      <w:proofErr w:type="spellEnd"/>
-      <w:r>
-        <w:rPr>
-          <w:rFonts w:ascii="Times New Roman" w:eastAsia="Times New Roman" w:hAnsi="Times New Roman" w:cs="Times New Roman"/>
-          <w:b/>
-          <w:bCs/>
-          <w:sz w:val="24"/>
-          <w:szCs w:val="24"/>
-        </w:rPr>
-        <w:t xml:space="preserve"> and </w:t>
-      </w:r>
-      <w:proofErr w:type="spellStart"/>
-      <w:r>
-        <w:rPr>
-          <w:rFonts w:ascii="Times New Roman" w:eastAsia="Times New Roman" w:hAnsi="Times New Roman" w:cs="Times New Roman"/>
-          <w:b/>
-          <w:bCs/>
-          <w:sz w:val="24"/>
-          <w:szCs w:val="24"/>
-        </w:rPr>
-        <w:t>MongoDB</w:t>
-      </w:r>
-      <w:proofErr w:type="spellEnd"/>
-      <w:r>
-        <w:rPr>
-          <w:rFonts w:ascii="Times New Roman" w:eastAsia="Times New Roman" w:hAnsi="Times New Roman" w:cs="Times New Roman"/>
-          <w:b/>
-          <w:bCs/>
-          <w:sz w:val="24"/>
-          <w:szCs w:val="24"/>
-        </w:rPr>
-        <w:t xml:space="preserve"> schemas</w:t>
+      <w:r>
+        <w:rPr>
+          <w:rFonts w:ascii="Times New Roman" w:eastAsia="Times New Roman" w:hAnsi="Times New Roman" w:cs="Times New Roman"/>
+          <w:b/>
+          <w:bCs/>
+          <w:sz w:val="24"/>
+          <w:szCs w:val="24"/>
+        </w:rPr>
+        <w:t>PostgreSQL and MongoDB schemas</w:t>
       </w:r>
       <w:r>
         <w:rPr>
@@ -1542,27 +1287,15 @@
         </w:rPr>
         <w:t xml:space="preserve">Automated unit and integration testing pipelines with </w:t>
       </w:r>
-      <w:proofErr w:type="spellStart"/>
-      <w:r>
-        <w:rPr>
-          <w:rFonts w:ascii="Times New Roman" w:eastAsia="Times New Roman" w:hAnsi="Times New Roman" w:cs="Times New Roman"/>
-          <w:b/>
-          <w:bCs/>
-          <w:sz w:val="24"/>
-          <w:szCs w:val="24"/>
-        </w:rPr>
-        <w:t>JUnit</w:t>
-      </w:r>
-      <w:proofErr w:type="spellEnd"/>
-      <w:r>
-        <w:rPr>
-          <w:rFonts w:ascii="Times New Roman" w:eastAsia="Times New Roman" w:hAnsi="Times New Roman" w:cs="Times New Roman"/>
-          <w:b/>
-          <w:bCs/>
-          <w:sz w:val="24"/>
-          <w:szCs w:val="24"/>
-        </w:rPr>
-        <w:t xml:space="preserve">, </w:t>
+      <w:r>
+        <w:rPr>
+          <w:rFonts w:ascii="Times New Roman" w:eastAsia="Times New Roman" w:hAnsi="Times New Roman" w:cs="Times New Roman"/>
+          <w:b/>
+          <w:bCs/>
+          <w:sz w:val="24"/>
+          <w:szCs w:val="24"/>
+        </w:rPr>
+        <w:t xml:space="preserve">JUnit, </w:t>
       </w:r>
       <w:proofErr w:type="spellStart"/>
       <w:r>
@@ -1616,25 +1349,7 @@
           <w:sz w:val="24"/>
           <w:szCs w:val="24"/>
         </w:rPr>
-        <w:t xml:space="preserve">Supported </w:t>
-      </w:r>
-      <w:proofErr w:type="spellStart"/>
-      <w:r>
-        <w:rPr>
-          <w:rFonts w:ascii="Times New Roman" w:eastAsia="Times New Roman" w:hAnsi="Times New Roman" w:cs="Times New Roman"/>
-          <w:sz w:val="24"/>
-          <w:szCs w:val="24"/>
-        </w:rPr>
-        <w:t>DevOps</w:t>
-      </w:r>
-      <w:proofErr w:type="spellEnd"/>
-      <w:r>
-        <w:rPr>
-          <w:rFonts w:ascii="Times New Roman" w:eastAsia="Times New Roman" w:hAnsi="Times New Roman" w:cs="Times New Roman"/>
-          <w:sz w:val="24"/>
-          <w:szCs w:val="24"/>
-        </w:rPr>
-        <w:t xml:space="preserve"> adoption by migrating legacy deployments into </w:t>
+        <w:t xml:space="preserve">Supported DevOps adoption by migrating legacy deployments into </w:t>
       </w:r>
       <w:proofErr w:type="spellStart"/>
       <w:r>
@@ -1888,53 +1603,23 @@
         </w:rPr>
         <w:t xml:space="preserve"> into </w:t>
       </w:r>
-      <w:proofErr w:type="spellStart"/>
-      <w:r>
-        <w:rPr>
-          <w:rFonts w:ascii="Times New Roman" w:eastAsia="Times New Roman" w:hAnsi="Times New Roman" w:cs="Times New Roman"/>
-          <w:b/>
-          <w:bCs/>
-          <w:sz w:val="24"/>
-          <w:szCs w:val="24"/>
-        </w:rPr>
-        <w:t>Docker</w:t>
-      </w:r>
-      <w:proofErr w:type="spellEnd"/>
-      <w:r>
-        <w:rPr>
-          <w:rFonts w:ascii="Times New Roman" w:eastAsia="Times New Roman" w:hAnsi="Times New Roman" w:cs="Times New Roman"/>
-          <w:b/>
-          <w:bCs/>
-          <w:sz w:val="24"/>
-          <w:szCs w:val="24"/>
-        </w:rPr>
-        <w:t xml:space="preserve"> containers</w:t>
-      </w:r>
-      <w:r>
-        <w:rPr>
-          <w:rFonts w:ascii="Times New Roman" w:eastAsia="Times New Roman" w:hAnsi="Times New Roman" w:cs="Times New Roman"/>
-          <w:sz w:val="24"/>
-          <w:szCs w:val="24"/>
-        </w:rPr>
-        <w:t xml:space="preserve">, orchestrated via </w:t>
-      </w:r>
-      <w:proofErr w:type="spellStart"/>
-      <w:r>
-        <w:rPr>
-          <w:rFonts w:ascii="Times New Roman" w:eastAsia="Times New Roman" w:hAnsi="Times New Roman" w:cs="Times New Roman"/>
-          <w:sz w:val="24"/>
-          <w:szCs w:val="24"/>
-        </w:rPr>
-        <w:t>Kubernetes</w:t>
-      </w:r>
-      <w:proofErr w:type="spellEnd"/>
-      <w:r>
-        <w:rPr>
-          <w:rFonts w:ascii="Times New Roman" w:eastAsia="Times New Roman" w:hAnsi="Times New Roman" w:cs="Times New Roman"/>
-          <w:sz w:val="24"/>
-          <w:szCs w:val="24"/>
-        </w:rPr>
-        <w:t xml:space="preserve"> clusters for fault-tolerant scaling and optimized cloud utilization.</w:t>
+      <w:r>
+        <w:rPr>
+          <w:rFonts w:ascii="Times New Roman" w:eastAsia="Times New Roman" w:hAnsi="Times New Roman" w:cs="Times New Roman"/>
+          <w:b/>
+          <w:bCs/>
+          <w:sz w:val="24"/>
+          <w:szCs w:val="24"/>
+        </w:rPr>
+        <w:t>Docker containers</w:t>
+      </w:r>
+      <w:r>
+        <w:rPr>
+          <w:rFonts w:ascii="Times New Roman" w:eastAsia="Times New Roman" w:hAnsi="Times New Roman" w:cs="Times New Roman"/>
+          <w:sz w:val="24"/>
+          <w:szCs w:val="24"/>
+        </w:rPr>
+        <w:t>, orchestrated via Kubernetes clusters for fault-tolerant scaling and optimized cloud utilization.</w:t>
       </w:r>
     </w:p>
     <w:p>
@@ -2002,49 +1687,15 @@
         </w:rPr>
         <w:t xml:space="preserve">Implemented </w:t>
       </w:r>
-      <w:proofErr w:type="spellStart"/>
-      <w:r>
-        <w:rPr>
-          <w:rFonts w:ascii="Times New Roman" w:eastAsia="Times New Roman" w:hAnsi="Times New Roman" w:cs="Times New Roman"/>
-          <w:b/>
-          <w:bCs/>
-          <w:sz w:val="24"/>
-          <w:szCs w:val="24"/>
-        </w:rPr>
-        <w:t>NoSQL</w:t>
-      </w:r>
-      <w:proofErr w:type="spellEnd"/>
-      <w:r>
-        <w:rPr>
-          <w:rFonts w:ascii="Times New Roman" w:eastAsia="Times New Roman" w:hAnsi="Times New Roman" w:cs="Times New Roman"/>
-          <w:b/>
-          <w:bCs/>
-          <w:sz w:val="24"/>
-          <w:szCs w:val="24"/>
-        </w:rPr>
-        <w:t xml:space="preserve"> (</w:t>
-      </w:r>
-      <w:proofErr w:type="spellStart"/>
-      <w:r>
-        <w:rPr>
-          <w:rFonts w:ascii="Times New Roman" w:eastAsia="Times New Roman" w:hAnsi="Times New Roman" w:cs="Times New Roman"/>
-          <w:b/>
-          <w:bCs/>
-          <w:sz w:val="24"/>
-          <w:szCs w:val="24"/>
-        </w:rPr>
-        <w:t>MongoDB</w:t>
-      </w:r>
-      <w:proofErr w:type="spellEnd"/>
-      <w:r>
-        <w:rPr>
-          <w:rFonts w:ascii="Times New Roman" w:eastAsia="Times New Roman" w:hAnsi="Times New Roman" w:cs="Times New Roman"/>
-          <w:b/>
-          <w:bCs/>
-          <w:sz w:val="24"/>
-          <w:szCs w:val="24"/>
-        </w:rPr>
-        <w:t xml:space="preserve">, </w:t>
+      <w:r>
+        <w:rPr>
+          <w:rFonts w:ascii="Times New Roman" w:eastAsia="Times New Roman" w:hAnsi="Times New Roman" w:cs="Times New Roman"/>
+          <w:b/>
+          <w:bCs/>
+          <w:sz w:val="24"/>
+          <w:szCs w:val="24"/>
+        </w:rPr>
+        <w:t xml:space="preserve">NoSQL (MongoDB, </w:t>
       </w:r>
       <w:proofErr w:type="spellStart"/>
       <w:r>
@@ -2160,25 +1811,7 @@
           <w:sz w:val="24"/>
           <w:szCs w:val="24"/>
         </w:rPr>
-        <w:t xml:space="preserve"> by collaborating closely with QA, design, and </w:t>
-      </w:r>
-      <w:proofErr w:type="spellStart"/>
-      <w:r>
-        <w:rPr>
-          <w:rFonts w:ascii="Times New Roman" w:eastAsia="Times New Roman" w:hAnsi="Times New Roman" w:cs="Times New Roman"/>
-          <w:sz w:val="24"/>
-          <w:szCs w:val="24"/>
-        </w:rPr>
-        <w:t>DevOps</w:t>
-      </w:r>
-      <w:proofErr w:type="spellEnd"/>
-      <w:r>
-        <w:rPr>
-          <w:rFonts w:ascii="Times New Roman" w:eastAsia="Times New Roman" w:hAnsi="Times New Roman" w:cs="Times New Roman"/>
-          <w:sz w:val="24"/>
-          <w:szCs w:val="24"/>
-        </w:rPr>
-        <w:t xml:space="preserve"> teams to deliver incrementally tested and production-ready features.</w:t>
+        <w:t xml:space="preserve"> by collaborating closely with QA, design, and DevOps teams to deliver incrementally tested and production-ready features.</w:t>
       </w:r>
     </w:p>
     <w:p>
@@ -2415,25 +2048,7 @@
           <w:sz w:val="24"/>
           <w:szCs w:val="24"/>
         </w:rPr>
-        <w:t xml:space="preserve"> while experimenting with </w:t>
-      </w:r>
-      <w:proofErr w:type="spellStart"/>
-      <w:r>
-        <w:rPr>
-          <w:rFonts w:ascii="Times New Roman" w:eastAsia="Times New Roman" w:hAnsi="Times New Roman" w:cs="Times New Roman"/>
-          <w:sz w:val="24"/>
-          <w:szCs w:val="24"/>
-        </w:rPr>
-        <w:t>Docker</w:t>
-      </w:r>
-      <w:proofErr w:type="spellEnd"/>
-      <w:r>
-        <w:rPr>
-          <w:rFonts w:ascii="Times New Roman" w:eastAsia="Times New Roman" w:hAnsi="Times New Roman" w:cs="Times New Roman"/>
-          <w:sz w:val="24"/>
-          <w:szCs w:val="24"/>
-        </w:rPr>
-        <w:t xml:space="preserve"> for containerization of internal </w:t>
+        <w:t xml:space="preserve"> while experimenting with Docker for containerization of internal </w:t>
       </w:r>
       <w:proofErr w:type="spellStart"/>
       <w:r>
@@ -2485,29 +2100,7 @@
           <w:sz w:val="24"/>
           <w:szCs w:val="24"/>
         </w:rPr>
-        <w:t xml:space="preserve">SQL and </w:t>
-      </w:r>
-      <w:proofErr w:type="spellStart"/>
-      <w:r>
-        <w:rPr>
-          <w:rFonts w:ascii="Times New Roman" w:eastAsia="Times New Roman" w:hAnsi="Times New Roman" w:cs="Times New Roman"/>
-          <w:b/>
-          <w:bCs/>
-          <w:sz w:val="24"/>
-          <w:szCs w:val="24"/>
-        </w:rPr>
-        <w:t>NoSQL</w:t>
-      </w:r>
-      <w:proofErr w:type="spellEnd"/>
-      <w:r>
-        <w:rPr>
-          <w:rFonts w:ascii="Times New Roman" w:eastAsia="Times New Roman" w:hAnsi="Times New Roman" w:cs="Times New Roman"/>
-          <w:b/>
-          <w:bCs/>
-          <w:sz w:val="24"/>
-          <w:szCs w:val="24"/>
-        </w:rPr>
-        <w:t xml:space="preserve"> data stores</w:t>
+        <w:t>SQL and NoSQL data stores</w:t>
       </w:r>
       <w:r>
         <w:rPr>
@@ -2587,25 +2180,7 @@
           <w:sz w:val="24"/>
           <w:szCs w:val="24"/>
         </w:rPr>
-        <w:t xml:space="preserve">Supported test automation initiatives using </w:t>
-      </w:r>
-      <w:proofErr w:type="spellStart"/>
-      <w:r>
-        <w:rPr>
-          <w:rFonts w:ascii="Times New Roman" w:eastAsia="Times New Roman" w:hAnsi="Times New Roman" w:cs="Times New Roman"/>
-          <w:sz w:val="24"/>
-          <w:szCs w:val="24"/>
-        </w:rPr>
-        <w:t>JUnit</w:t>
-      </w:r>
-      <w:proofErr w:type="spellEnd"/>
-      <w:r>
-        <w:rPr>
-          <w:rFonts w:ascii="Times New Roman" w:eastAsia="Times New Roman" w:hAnsi="Times New Roman" w:cs="Times New Roman"/>
-          <w:sz w:val="24"/>
-          <w:szCs w:val="24"/>
-        </w:rPr>
-        <w:t xml:space="preserve"> and Selenium, ensuring quality delivery of </w:t>
+        <w:t xml:space="preserve">Supported test automation initiatives using JUnit and Selenium, ensuring quality delivery of </w:t>
       </w:r>
       <w:proofErr w:type="spellStart"/>
       <w:r>
@@ -2732,25 +2307,7 @@
           <w:sz w:val="24"/>
           <w:szCs w:val="24"/>
         </w:rPr>
-        <w:t xml:space="preserve"> Built a Java + Vue.js analytics system integrated with AWS and GCP, enabling real-time dashboards powered by SQL and </w:t>
-      </w:r>
-      <w:proofErr w:type="spellStart"/>
-      <w:r>
-        <w:rPr>
-          <w:rFonts w:ascii="Times New Roman" w:eastAsia="Times New Roman" w:hAnsi="Times New Roman" w:cs="Times New Roman"/>
-          <w:sz w:val="24"/>
-          <w:szCs w:val="24"/>
-        </w:rPr>
-        <w:t>NoSQL</w:t>
-      </w:r>
-      <w:proofErr w:type="spellEnd"/>
-      <w:r>
-        <w:rPr>
-          <w:rFonts w:ascii="Times New Roman" w:eastAsia="Times New Roman" w:hAnsi="Times New Roman" w:cs="Times New Roman"/>
-          <w:sz w:val="24"/>
-          <w:szCs w:val="24"/>
-        </w:rPr>
-        <w:t xml:space="preserve"> data.</w:t>
+        <w:t xml:space="preserve"> Built a Java + Vue.js analytics system integrated with AWS and GCP, enabling real-time dashboards powered by SQL and NoSQL data.</w:t>
       </w:r>
     </w:p>
     <w:p>
@@ -2768,27 +2325,15 @@
           <w:szCs w:val="24"/>
         </w:rPr>
       </w:pPr>
-      <w:proofErr w:type="spellStart"/>
-      <w:r>
-        <w:rPr>
-          <w:rFonts w:ascii="Times New Roman" w:eastAsia="Times New Roman" w:hAnsi="Times New Roman" w:cs="Times New Roman"/>
-          <w:b/>
-          <w:bCs/>
-          <w:sz w:val="24"/>
-          <w:szCs w:val="24"/>
-        </w:rPr>
-        <w:t>Fintech</w:t>
-      </w:r>
-      <w:proofErr w:type="spellEnd"/>
-      <w:r>
-        <w:rPr>
-          <w:rFonts w:ascii="Times New Roman" w:eastAsia="Times New Roman" w:hAnsi="Times New Roman" w:cs="Times New Roman"/>
-          <w:b/>
-          <w:bCs/>
-          <w:sz w:val="24"/>
-          <w:szCs w:val="24"/>
-        </w:rPr>
-        <w:t xml:space="preserve"> </w:t>
+      <w:r>
+        <w:rPr>
+          <w:rFonts w:ascii="Times New Roman" w:eastAsia="Times New Roman" w:hAnsi="Times New Roman" w:cs="Times New Roman"/>
+          <w:b/>
+          <w:bCs/>
+          <w:sz w:val="24"/>
+          <w:szCs w:val="24"/>
+        </w:rPr>
+        <w:t xml:space="preserve">Fintech </w:t>
       </w:r>
       <w:proofErr w:type="spellStart"/>
       <w:r>
@@ -2838,43 +2383,7 @@
           <w:sz w:val="24"/>
           <w:szCs w:val="24"/>
         </w:rPr>
-        <w:t xml:space="preserve"> with Vue.js SPAs for transaction management, deployed via </w:t>
-      </w:r>
-      <w:proofErr w:type="spellStart"/>
-      <w:r>
-        <w:rPr>
-          <w:rFonts w:ascii="Times New Roman" w:eastAsia="Times New Roman" w:hAnsi="Times New Roman" w:cs="Times New Roman"/>
-          <w:sz w:val="24"/>
-          <w:szCs w:val="24"/>
-        </w:rPr>
-        <w:t>Docker</w:t>
-      </w:r>
-      <w:proofErr w:type="spellEnd"/>
-      <w:r>
-        <w:rPr>
-          <w:rFonts w:ascii="Times New Roman" w:eastAsia="Times New Roman" w:hAnsi="Times New Roman" w:cs="Times New Roman"/>
-          <w:sz w:val="24"/>
-          <w:szCs w:val="24"/>
-        </w:rPr>
-        <w:t xml:space="preserve"> and </w:t>
-      </w:r>
-      <w:proofErr w:type="spellStart"/>
-      <w:r>
-        <w:rPr>
-          <w:rFonts w:ascii="Times New Roman" w:eastAsia="Times New Roman" w:hAnsi="Times New Roman" w:cs="Times New Roman"/>
-          <w:sz w:val="24"/>
-          <w:szCs w:val="24"/>
-        </w:rPr>
-        <w:t>Kubernetes</w:t>
-      </w:r>
-      <w:proofErr w:type="spellEnd"/>
-      <w:r>
-        <w:rPr>
-          <w:rFonts w:ascii="Times New Roman" w:eastAsia="Times New Roman" w:hAnsi="Times New Roman" w:cs="Times New Roman"/>
-          <w:sz w:val="24"/>
-          <w:szCs w:val="24"/>
-        </w:rPr>
-        <w:t>.</w:t>
+        <w:t xml:space="preserve"> with Vue.js SPAs for transaction management, deployed via Docker and Kubernetes.</w:t>
       </w:r>
     </w:p>
     <w:p>
@@ -3013,19 +2522,11 @@
         </w:numPr>
         <w:jc w:val="both"/>
       </w:pPr>
-      <w:proofErr w:type="spellStart"/>
       <w:r>
         <w:rPr>
           <w:rStyle w:val="Strong"/>
         </w:rPr>
-        <w:t>Docker</w:t>
-      </w:r>
-      <w:proofErr w:type="spellEnd"/>
-      <w:r>
-        <w:rPr>
-          <w:rStyle w:val="Strong"/>
-        </w:rPr>
-        <w:t xml:space="preserve"> Certified Associate</w:t>
+        <w:t>Docker Certified Associate</w:t>
       </w:r>
     </w:p>
     <w:p>
@@ -7849,7 +7350,7 @@
 </file>
 
 <file path=customXml/itemProps1.xml><?xml version="1.0" encoding="utf-8"?>
-<ds:datastoreItem xmlns:ds="http://schemas.openxmlformats.org/officeDocument/2006/customXml" ds:itemID="{7B9A2D16-F77E-4AB6-BFE8-A1F7AF08BE27}">
+<ds:datastoreItem xmlns:ds="http://schemas.openxmlformats.org/officeDocument/2006/customXml" ds:itemID="{067EC236-BAFC-40A4-A068-F7D5E5AAAFC5}">
   <ds:schemaRefs>
     <ds:schemaRef ds:uri="http://schemas.openxmlformats.org/officeDocument/2006/bibliography"/>
   </ds:schemaRefs>

--- a/Taylor/Java Vue/Taylor Pentz.docx
+++ b/Taylor/Java Vue/Taylor Pentz.docx
@@ -54,21 +54,45 @@
           <w:rFonts w:ascii="Arial Black" w:eastAsia="Times New Roman" w:hAnsi="Arial Black" w:cs="Times New Roman"/>
           <w:b/>
           <w:bCs/>
-          <w:sz w:val="32"/>
+          <w:sz w:val="24"/>
           <w:szCs w:val="32"/>
         </w:rPr>
-        <w:t>Senior Software</w:t>
-      </w:r>
+        <w:t xml:space="preserve">Senior Software Engineer — Java, Spring Boot, Vue.js, </w:t>
+      </w:r>
+      <w:proofErr w:type="spellStart"/>
       <w:r>
         <w:rPr>
           <w:rFonts w:ascii="Arial Black" w:eastAsia="Times New Roman" w:hAnsi="Arial Black" w:cs="Times New Roman"/>
           <w:b/>
           <w:bCs/>
-          <w:sz w:val="32"/>
+          <w:sz w:val="24"/>
           <w:szCs w:val="32"/>
         </w:rPr>
-        <w:t xml:space="preserve"> Engineer</w:t>
-      </w:r>
+        <w:t>TypeScript</w:t>
+      </w:r>
+      <w:proofErr w:type="spellEnd"/>
+      <w:r>
+        <w:rPr>
+          <w:rFonts w:ascii="Arial Black" w:eastAsia="Times New Roman" w:hAnsi="Arial Black" w:cs="Times New Roman"/>
+          <w:b/>
+          <w:bCs/>
+          <w:sz w:val="24"/>
+          <w:szCs w:val="32"/>
+        </w:rPr>
+        <w:t xml:space="preserve">, </w:t>
+      </w:r>
+      <w:proofErr w:type="spellStart"/>
+      <w:r>
+        <w:rPr>
+          <w:rFonts w:ascii="Arial Black" w:eastAsia="Times New Roman" w:hAnsi="Arial Black" w:cs="Times New Roman"/>
+          <w:b/>
+          <w:bCs/>
+          <w:sz w:val="24"/>
+          <w:szCs w:val="32"/>
+        </w:rPr>
+        <w:t>Microservices</w:t>
+      </w:r>
+      <w:proofErr w:type="spellEnd"/>
       <w:r>
         <w:rPr>
           <w:rFonts w:ascii="Times New Roman" w:eastAsia="Times New Roman" w:hAnsi="Times New Roman" w:cs="Times New Roman"/>
@@ -95,33 +119,41 @@
           <w:sz w:val="24"/>
           <w:szCs w:val="24"/>
         </w:rPr>
-        <w:t xml:space="preserve"> | 1601 Larkin, High Point, NC | </w:t>
-      </w:r>
-      <w:r>
-        <w:rPr>
-          <w:rFonts w:ascii="Times New Roman" w:eastAsia="Times New Roman" w:hAnsi="Times New Roman" w:cs="Times New Roman"/>
-          <w:sz w:val="24"/>
-          <w:szCs w:val="24"/>
-        </w:rPr>
-        <w:t>+1 (980) 981-4522</w:t>
-      </w:r>
-      <w:r>
-        <w:rPr>
-          <w:rFonts w:ascii="Times New Roman" w:eastAsia="Times New Roman" w:hAnsi="Times New Roman" w:cs="Times New Roman"/>
-          <w:sz w:val="24"/>
-          <w:szCs w:val="24"/>
-        </w:rPr>
-        <w:t xml:space="preserve"> </w:t>
-      </w:r>
-      <w:r>
-        <w:rPr>
-          <w:rFonts w:ascii="Times New Roman" w:hAnsi="Times New Roman" w:cs="Times New Roman"/>
-          <w:sz w:val="24"/>
-        </w:rPr>
-        <w:t>https://www.linkedin.com/in/taylor-p-b0389a3ba</w:t>
+        <w:t xml:space="preserve"> | 1601 Larkin, Hig</w:t>
       </w:r>
       <w:bookmarkStart w:id="0" w:name="_GoBack"/>
       <w:bookmarkEnd w:id="0"/>
+      <w:r>
+        <w:rPr>
+          <w:rFonts w:ascii="Times New Roman" w:eastAsia="Times New Roman" w:hAnsi="Times New Roman" w:cs="Times New Roman"/>
+          <w:sz w:val="24"/>
+          <w:szCs w:val="24"/>
+        </w:rPr>
+        <w:t xml:space="preserve">h Point, NC | </w:t>
+      </w:r>
+      <w:r>
+        <w:rPr>
+          <w:rFonts w:ascii="Times New Roman" w:eastAsia="Times New Roman" w:hAnsi="Times New Roman" w:cs="Times New Roman"/>
+          <w:sz w:val="24"/>
+          <w:szCs w:val="24"/>
+        </w:rPr>
+        <w:t>+1 (980) 981-4522</w:t>
+      </w:r>
+      <w:r>
+        <w:rPr>
+          <w:rFonts w:ascii="Times New Roman" w:eastAsia="Times New Roman" w:hAnsi="Times New Roman" w:cs="Times New Roman"/>
+          <w:sz w:val="24"/>
+          <w:szCs w:val="24"/>
+        </w:rPr>
+        <w:t xml:space="preserve"> </w:t>
+      </w:r>
+      <w:r>
+        <w:rPr>
+          <w:rFonts w:ascii="Times New Roman" w:hAnsi="Times New Roman" w:cs="Times New Roman"/>
+          <w:sz w:val="24"/>
+        </w:rPr>
+        <w:t>https://www.linkedin.com/in/taylor-p-b0389a3ba</w:t>
+      </w:r>
     </w:p>
     <w:p>
       <w:pPr>
@@ -166,64 +198,159 @@
         <w:jc w:val="both"/>
         <w:rPr>
           <w:rFonts w:ascii="Times New Roman" w:eastAsia="Times New Roman" w:hAnsi="Times New Roman" w:cs="Times New Roman"/>
-          <w:sz w:val="24"/>
-          <w:szCs w:val="24"/>
-        </w:rPr>
-      </w:pPr>
-      <w:r>
-        <w:rPr>
-          <w:rFonts w:ascii="Times New Roman" w:eastAsia="Times New Roman" w:hAnsi="Times New Roman" w:cs="Times New Roman"/>
-          <w:sz w:val="24"/>
-          <w:szCs w:val="24"/>
-        </w:rPr>
-        <w:t xml:space="preserve">Senior Software Engineer with expertise in </w:t>
-      </w:r>
-      <w:r>
-        <w:rPr>
-          <w:rFonts w:ascii="Times New Roman" w:eastAsia="Times New Roman" w:hAnsi="Times New Roman" w:cs="Times New Roman"/>
-          <w:b/>
-          <w:bCs/>
-          <w:sz w:val="24"/>
-          <w:szCs w:val="24"/>
-        </w:rPr>
-        <w:t>Java, Vue.js, and full-stack enterprise application development</w:t>
-      </w:r>
-      <w:r>
-        <w:rPr>
-          <w:rFonts w:ascii="Times New Roman" w:eastAsia="Times New Roman" w:hAnsi="Times New Roman" w:cs="Times New Roman"/>
-          <w:sz w:val="24"/>
-          <w:szCs w:val="24"/>
-        </w:rPr>
-        <w:t xml:space="preserve">, leveraging </w:t>
-      </w:r>
-      <w:r>
-        <w:rPr>
-          <w:rFonts w:ascii="Times New Roman" w:eastAsia="Times New Roman" w:hAnsi="Times New Roman" w:cs="Times New Roman"/>
-          <w:b/>
-          <w:bCs/>
-          <w:sz w:val="24"/>
-          <w:szCs w:val="24"/>
-        </w:rPr>
-        <w:t>AWS, GCP, Docker, SQL, and NoSQL</w:t>
-      </w:r>
-      <w:r>
-        <w:rPr>
-          <w:rFonts w:ascii="Times New Roman" w:eastAsia="Times New Roman" w:hAnsi="Times New Roman" w:cs="Times New Roman"/>
-          <w:sz w:val="24"/>
-          <w:szCs w:val="24"/>
-        </w:rPr>
-        <w:t xml:space="preserve"> to design scalable, high-performing, and secure systems. </w:t>
-      </w:r>
-      <w:proofErr w:type="gramStart"/>
-      <w:r>
-        <w:rPr>
-          <w:rFonts w:ascii="Times New Roman" w:eastAsia="Times New Roman" w:hAnsi="Times New Roman" w:cs="Times New Roman"/>
-          <w:sz w:val="24"/>
-          <w:szCs w:val="24"/>
-        </w:rPr>
-        <w:t>Experienced in leading cross-functional teams, driving agile delivery, and optimizing architectures for cloud-native environments.</w:t>
-      </w:r>
-      <w:proofErr w:type="gramEnd"/>
+          <w:sz w:val="28"/>
+          <w:szCs w:val="24"/>
+        </w:rPr>
+      </w:pPr>
+      <w:r>
+        <w:rPr>
+          <w:rFonts w:ascii="Times New Roman" w:hAnsi="Times New Roman" w:cs="Times New Roman"/>
+          <w:sz w:val="24"/>
+        </w:rPr>
+        <w:t xml:space="preserve">Senior Software Engineer with 10+ years delivering enterprise SaaS, healthcare, </w:t>
+      </w:r>
+      <w:proofErr w:type="spellStart"/>
+      <w:r>
+        <w:rPr>
+          <w:rFonts w:ascii="Times New Roman" w:hAnsi="Times New Roman" w:cs="Times New Roman"/>
+          <w:sz w:val="24"/>
+        </w:rPr>
+        <w:t>fintech</w:t>
+      </w:r>
+      <w:proofErr w:type="spellEnd"/>
+      <w:r>
+        <w:rPr>
+          <w:rFonts w:ascii="Times New Roman" w:hAnsi="Times New Roman" w:cs="Times New Roman"/>
+          <w:sz w:val="24"/>
+        </w:rPr>
+        <w:t xml:space="preserve">, and workflow platforms using </w:t>
+      </w:r>
+      <w:r>
+        <w:rPr>
+          <w:rStyle w:val="Strong"/>
+          <w:rFonts w:ascii="Times New Roman" w:hAnsi="Times New Roman" w:cs="Times New Roman"/>
+          <w:sz w:val="24"/>
+        </w:rPr>
+        <w:t>Java 8–</w:t>
+      </w:r>
+      <w:r>
+        <w:rPr>
+          <w:rStyle w:val="Strong"/>
+          <w:rFonts w:ascii="Times New Roman" w:hAnsi="Times New Roman" w:cs="Times New Roman"/>
+          <w:sz w:val="24"/>
+        </w:rPr>
+        <w:t>21</w:t>
+      </w:r>
+      <w:r>
+        <w:rPr>
+          <w:rFonts w:ascii="Times New Roman" w:hAnsi="Times New Roman" w:cs="Times New Roman"/>
+          <w:sz w:val="24"/>
+        </w:rPr>
+        <w:t xml:space="preserve">, </w:t>
+      </w:r>
+      <w:r>
+        <w:rPr>
+          <w:rStyle w:val="Strong"/>
+          <w:rFonts w:ascii="Times New Roman" w:hAnsi="Times New Roman" w:cs="Times New Roman"/>
+          <w:sz w:val="24"/>
+        </w:rPr>
+        <w:t>Spring Boot 2.x–3.x</w:t>
+      </w:r>
+      <w:r>
+        <w:rPr>
+          <w:rFonts w:ascii="Times New Roman" w:hAnsi="Times New Roman" w:cs="Times New Roman"/>
+          <w:sz w:val="24"/>
+        </w:rPr>
+        <w:t xml:space="preserve">, </w:t>
+      </w:r>
+      <w:proofErr w:type="spellStart"/>
+      <w:r>
+        <w:rPr>
+          <w:rStyle w:val="Strong"/>
+          <w:rFonts w:ascii="Times New Roman" w:hAnsi="Times New Roman" w:cs="Times New Roman"/>
+          <w:sz w:val="24"/>
+        </w:rPr>
+        <w:t>Vue</w:t>
+      </w:r>
+      <w:proofErr w:type="spellEnd"/>
+      <w:r>
+        <w:rPr>
+          <w:rStyle w:val="Strong"/>
+          <w:rFonts w:ascii="Times New Roman" w:hAnsi="Times New Roman" w:cs="Times New Roman"/>
+          <w:sz w:val="24"/>
+        </w:rPr>
+        <w:t xml:space="preserve"> 2.x–3.x</w:t>
+      </w:r>
+      <w:r>
+        <w:rPr>
+          <w:rFonts w:ascii="Times New Roman" w:hAnsi="Times New Roman" w:cs="Times New Roman"/>
+          <w:sz w:val="24"/>
+        </w:rPr>
+        <w:t xml:space="preserve">, </w:t>
+      </w:r>
+      <w:proofErr w:type="spellStart"/>
+      <w:r>
+        <w:rPr>
+          <w:rStyle w:val="Strong"/>
+          <w:rFonts w:ascii="Times New Roman" w:hAnsi="Times New Roman" w:cs="Times New Roman"/>
+          <w:sz w:val="24"/>
+        </w:rPr>
+        <w:t>TypeScript</w:t>
+      </w:r>
+      <w:proofErr w:type="spellEnd"/>
+      <w:r>
+        <w:rPr>
+          <w:rFonts w:ascii="Times New Roman" w:hAnsi="Times New Roman" w:cs="Times New Roman"/>
+          <w:sz w:val="24"/>
+        </w:rPr>
+        <w:t xml:space="preserve">, and cloud-native </w:t>
+      </w:r>
+      <w:proofErr w:type="spellStart"/>
+      <w:r>
+        <w:rPr>
+          <w:rFonts w:ascii="Times New Roman" w:hAnsi="Times New Roman" w:cs="Times New Roman"/>
+          <w:sz w:val="24"/>
+        </w:rPr>
+        <w:t>microservices</w:t>
+      </w:r>
+      <w:proofErr w:type="spellEnd"/>
+      <w:r>
+        <w:rPr>
+          <w:rFonts w:ascii="Times New Roman" w:hAnsi="Times New Roman" w:cs="Times New Roman"/>
+          <w:sz w:val="24"/>
+        </w:rPr>
+        <w:t xml:space="preserve">, known for modernizing legacy systems, improving API reliability, strengthening UI performance, and translating complex business workflows into secure, observable, production-ready software across </w:t>
+      </w:r>
+      <w:r>
+        <w:rPr>
+          <w:rStyle w:val="Strong"/>
+          <w:rFonts w:ascii="Times New Roman" w:hAnsi="Times New Roman" w:cs="Times New Roman"/>
+          <w:sz w:val="24"/>
+        </w:rPr>
+        <w:t>AWS</w:t>
+      </w:r>
+      <w:r>
+        <w:rPr>
+          <w:rFonts w:ascii="Times New Roman" w:hAnsi="Times New Roman" w:cs="Times New Roman"/>
+          <w:sz w:val="24"/>
+        </w:rPr>
+        <w:t xml:space="preserve"> and </w:t>
+      </w:r>
+      <w:r>
+        <w:rPr>
+          <w:rStyle w:val="Strong"/>
+          <w:rFonts w:ascii="Times New Roman" w:hAnsi="Times New Roman" w:cs="Times New Roman"/>
+          <w:sz w:val="24"/>
+        </w:rPr>
+        <w:t>Azure</w:t>
+      </w:r>
+      <w:r>
+        <w:rPr>
+          <w:rFonts w:ascii="Times New Roman" w:hAnsi="Times New Roman" w:cs="Times New Roman"/>
+          <w:sz w:val="24"/>
+        </w:rPr>
+        <w:t xml:space="preserve"> environments.</w:t>
+      </w:r>
     </w:p>
     <w:p>
       <w:pPr>
@@ -254,112 +381,842 @@
     </w:p>
     <w:p>
       <w:pPr>
-        <w:pStyle w:val="NormalWeb"/>
+        <w:pStyle w:val="ListParagraph"/>
         <w:numPr>
           <w:ilvl w:val="0"/>
-          <w:numId w:val="17"/>
+          <w:numId w:val="30"/>
         </w:numPr>
+        <w:spacing w:before="100" w:beforeAutospacing="1" w:after="100" w:afterAutospacing="1" w:line="240" w:lineRule="auto"/>
         <w:jc w:val="both"/>
-      </w:pPr>
-      <w:r>
-        <w:rPr>
-          <w:rStyle w:val="Strong"/>
-        </w:rPr>
-        <w:t>Backend:</w:t>
-      </w:r>
-      <w:r>
-        <w:t xml:space="preserve"> Java, Spring Boot, REST APIs, </w:t>
+        <w:rPr>
+          <w:rFonts w:ascii="Times New Roman" w:eastAsia="Times New Roman" w:hAnsi="Times New Roman" w:cs="Times New Roman"/>
+          <w:sz w:val="24"/>
+          <w:szCs w:val="24"/>
+        </w:rPr>
+      </w:pPr>
+      <w:r>
+        <w:rPr>
+          <w:rFonts w:ascii="Times New Roman" w:eastAsia="Times New Roman" w:hAnsi="Times New Roman" w:cs="Times New Roman"/>
+          <w:b/>
+          <w:bCs/>
+          <w:sz w:val="24"/>
+          <w:szCs w:val="24"/>
+        </w:rPr>
+        <w:t>Backend Engineering:</w:t>
+      </w:r>
+      <w:r>
+        <w:rPr>
+          <w:rFonts w:ascii="Times New Roman" w:eastAsia="Times New Roman" w:hAnsi="Times New Roman" w:cs="Times New Roman"/>
+          <w:sz w:val="24"/>
+          <w:szCs w:val="24"/>
+        </w:rPr>
+        <w:t xml:space="preserve"> </w:t>
+      </w:r>
+      <w:r>
+        <w:rPr>
+          <w:rFonts w:ascii="Times New Roman" w:eastAsia="Times New Roman" w:hAnsi="Times New Roman" w:cs="Times New Roman"/>
+          <w:b/>
+          <w:bCs/>
+          <w:sz w:val="24"/>
+          <w:szCs w:val="24"/>
+        </w:rPr>
+        <w:t>Java 8–</w:t>
+      </w:r>
+      <w:r>
+        <w:rPr>
+          <w:rFonts w:ascii="Times New Roman" w:eastAsia="Times New Roman" w:hAnsi="Times New Roman" w:cs="Times New Roman"/>
+          <w:b/>
+          <w:bCs/>
+          <w:sz w:val="24"/>
+          <w:szCs w:val="24"/>
+        </w:rPr>
+        <w:t>21</w:t>
+      </w:r>
+      <w:r>
+        <w:rPr>
+          <w:rFonts w:ascii="Times New Roman" w:eastAsia="Times New Roman" w:hAnsi="Times New Roman" w:cs="Times New Roman"/>
+          <w:sz w:val="24"/>
+          <w:szCs w:val="24"/>
+        </w:rPr>
+        <w:t xml:space="preserve">, </w:t>
+      </w:r>
+      <w:r>
+        <w:rPr>
+          <w:rFonts w:ascii="Times New Roman" w:eastAsia="Times New Roman" w:hAnsi="Times New Roman" w:cs="Times New Roman"/>
+          <w:b/>
+          <w:bCs/>
+          <w:sz w:val="24"/>
+          <w:szCs w:val="24"/>
+        </w:rPr>
+        <w:t>Spring Boot 2.x–3.x</w:t>
+      </w:r>
+      <w:r>
+        <w:rPr>
+          <w:rFonts w:ascii="Times New Roman" w:eastAsia="Times New Roman" w:hAnsi="Times New Roman" w:cs="Times New Roman"/>
+          <w:sz w:val="24"/>
+          <w:szCs w:val="24"/>
+        </w:rPr>
+        <w:t xml:space="preserve">, Spring MVC, Spring Security, Spring Data JPA, Hibernate, REST APIs, </w:t>
       </w:r>
       <w:proofErr w:type="spellStart"/>
       <w:r>
-        <w:t>Microservices</w:t>
+        <w:rPr>
+          <w:rFonts w:ascii="Times New Roman" w:eastAsia="Times New Roman" w:hAnsi="Times New Roman" w:cs="Times New Roman"/>
+          <w:sz w:val="24"/>
+          <w:szCs w:val="24"/>
+        </w:rPr>
+        <w:t>GraphQL</w:t>
       </w:r>
       <w:proofErr w:type="spellEnd"/>
+      <w:r>
+        <w:rPr>
+          <w:rFonts w:ascii="Times New Roman" w:eastAsia="Times New Roman" w:hAnsi="Times New Roman" w:cs="Times New Roman"/>
+          <w:sz w:val="24"/>
+          <w:szCs w:val="24"/>
+        </w:rPr>
+        <w:t xml:space="preserve"> basics, </w:t>
+      </w:r>
+      <w:proofErr w:type="spellStart"/>
+      <w:r>
+        <w:rPr>
+          <w:rFonts w:ascii="Times New Roman" w:eastAsia="Times New Roman" w:hAnsi="Times New Roman" w:cs="Times New Roman"/>
+          <w:sz w:val="24"/>
+          <w:szCs w:val="24"/>
+        </w:rPr>
+        <w:t>WebSocket</w:t>
+      </w:r>
+      <w:proofErr w:type="spellEnd"/>
+      <w:r>
+        <w:rPr>
+          <w:rFonts w:ascii="Times New Roman" w:eastAsia="Times New Roman" w:hAnsi="Times New Roman" w:cs="Times New Roman"/>
+          <w:sz w:val="24"/>
+          <w:szCs w:val="24"/>
+        </w:rPr>
+        <w:t xml:space="preserve"> services, Maven, </w:t>
+      </w:r>
+      <w:proofErr w:type="spellStart"/>
+      <w:r>
+        <w:rPr>
+          <w:rFonts w:ascii="Times New Roman" w:eastAsia="Times New Roman" w:hAnsi="Times New Roman" w:cs="Times New Roman"/>
+          <w:sz w:val="24"/>
+          <w:szCs w:val="24"/>
+        </w:rPr>
+        <w:t>Gradle</w:t>
+      </w:r>
+      <w:proofErr w:type="spellEnd"/>
+      <w:r>
+        <w:rPr>
+          <w:rFonts w:ascii="Times New Roman" w:eastAsia="Times New Roman" w:hAnsi="Times New Roman" w:cs="Times New Roman"/>
+          <w:sz w:val="24"/>
+          <w:szCs w:val="24"/>
+        </w:rPr>
+        <w:t xml:space="preserve">, JUnit, </w:t>
+      </w:r>
+      <w:proofErr w:type="spellStart"/>
+      <w:r>
+        <w:rPr>
+          <w:rFonts w:ascii="Times New Roman" w:eastAsia="Times New Roman" w:hAnsi="Times New Roman" w:cs="Times New Roman"/>
+          <w:sz w:val="24"/>
+          <w:szCs w:val="24"/>
+        </w:rPr>
+        <w:t>Mockito</w:t>
+      </w:r>
+      <w:proofErr w:type="spellEnd"/>
+      <w:r>
+        <w:rPr>
+          <w:rFonts w:ascii="Times New Roman" w:eastAsia="Times New Roman" w:hAnsi="Times New Roman" w:cs="Times New Roman"/>
+          <w:sz w:val="24"/>
+          <w:szCs w:val="24"/>
+        </w:rPr>
+        <w:t xml:space="preserve">, </w:t>
+      </w:r>
+      <w:proofErr w:type="spellStart"/>
+      <w:r>
+        <w:rPr>
+          <w:rFonts w:ascii="Times New Roman" w:eastAsia="Times New Roman" w:hAnsi="Times New Roman" w:cs="Times New Roman"/>
+          <w:sz w:val="24"/>
+          <w:szCs w:val="24"/>
+        </w:rPr>
+        <w:t>Testcontainers</w:t>
+      </w:r>
+      <w:proofErr w:type="spellEnd"/>
+      <w:r>
+        <w:rPr>
+          <w:rFonts w:ascii="Times New Roman" w:eastAsia="Times New Roman" w:hAnsi="Times New Roman" w:cs="Times New Roman"/>
+          <w:sz w:val="24"/>
+          <w:szCs w:val="24"/>
+        </w:rPr>
+        <w:t xml:space="preserve">, </w:t>
+      </w:r>
+      <w:proofErr w:type="spellStart"/>
+      <w:r>
+        <w:rPr>
+          <w:rFonts w:ascii="Times New Roman" w:eastAsia="Times New Roman" w:hAnsi="Times New Roman" w:cs="Times New Roman"/>
+          <w:sz w:val="24"/>
+          <w:szCs w:val="24"/>
+        </w:rPr>
+        <w:t>OpenAPI</w:t>
+      </w:r>
+      <w:proofErr w:type="spellEnd"/>
+      <w:r>
+        <w:rPr>
+          <w:rFonts w:ascii="Times New Roman" w:eastAsia="Times New Roman" w:hAnsi="Times New Roman" w:cs="Times New Roman"/>
+          <w:sz w:val="24"/>
+          <w:szCs w:val="24"/>
+        </w:rPr>
+        <w:t>/Swagger.</w:t>
+      </w:r>
     </w:p>
     <w:p>
       <w:pPr>
-        <w:pStyle w:val="NormalWeb"/>
+        <w:pStyle w:val="ListParagraph"/>
         <w:numPr>
           <w:ilvl w:val="0"/>
-          <w:numId w:val="17"/>
+          <w:numId w:val="30"/>
         </w:numPr>
+        <w:spacing w:before="100" w:beforeAutospacing="1" w:after="100" w:afterAutospacing="1" w:line="240" w:lineRule="auto"/>
         <w:jc w:val="both"/>
-      </w:pPr>
-      <w:r>
-        <w:rPr>
-          <w:rStyle w:val="Strong"/>
-        </w:rPr>
-        <w:t>Frontend:</w:t>
-      </w:r>
-      <w:r>
-        <w:t xml:space="preserve"> Vue.js, </w:t>
+        <w:rPr>
+          <w:rFonts w:ascii="Times New Roman" w:eastAsia="Times New Roman" w:hAnsi="Times New Roman" w:cs="Times New Roman"/>
+          <w:sz w:val="24"/>
+          <w:szCs w:val="24"/>
+        </w:rPr>
+      </w:pPr>
+      <w:r>
+        <w:rPr>
+          <w:rFonts w:ascii="Times New Roman" w:eastAsia="Times New Roman" w:hAnsi="Times New Roman" w:cs="Times New Roman"/>
+          <w:b/>
+          <w:bCs/>
+          <w:sz w:val="24"/>
+          <w:szCs w:val="24"/>
+        </w:rPr>
+        <w:t>Frontend Engineering:</w:t>
+      </w:r>
+      <w:r>
+        <w:rPr>
+          <w:rFonts w:ascii="Times New Roman" w:eastAsia="Times New Roman" w:hAnsi="Times New Roman" w:cs="Times New Roman"/>
+          <w:sz w:val="24"/>
+          <w:szCs w:val="24"/>
+        </w:rPr>
+        <w:t xml:space="preserve"> </w:t>
       </w:r>
       <w:proofErr w:type="spellStart"/>
       <w:r>
+        <w:rPr>
+          <w:rFonts w:ascii="Times New Roman" w:eastAsia="Times New Roman" w:hAnsi="Times New Roman" w:cs="Times New Roman"/>
+          <w:b/>
+          <w:bCs/>
+          <w:sz w:val="24"/>
+          <w:szCs w:val="24"/>
+        </w:rPr>
+        <w:t>Vue</w:t>
+      </w:r>
+      <w:proofErr w:type="spellEnd"/>
+      <w:r>
+        <w:rPr>
+          <w:rFonts w:ascii="Times New Roman" w:eastAsia="Times New Roman" w:hAnsi="Times New Roman" w:cs="Times New Roman"/>
+          <w:b/>
+          <w:bCs/>
+          <w:sz w:val="24"/>
+          <w:szCs w:val="24"/>
+        </w:rPr>
+        <w:t xml:space="preserve"> 2.x–3.x</w:t>
+      </w:r>
+      <w:r>
+        <w:rPr>
+          <w:rFonts w:ascii="Times New Roman" w:eastAsia="Times New Roman" w:hAnsi="Times New Roman" w:cs="Times New Roman"/>
+          <w:sz w:val="24"/>
+          <w:szCs w:val="24"/>
+        </w:rPr>
+        <w:t xml:space="preserve">, </w:t>
+      </w:r>
+      <w:proofErr w:type="spellStart"/>
+      <w:r>
+        <w:rPr>
+          <w:rFonts w:ascii="Times New Roman" w:eastAsia="Times New Roman" w:hAnsi="Times New Roman" w:cs="Times New Roman"/>
+          <w:sz w:val="24"/>
+          <w:szCs w:val="24"/>
+        </w:rPr>
+        <w:t>Vue</w:t>
+      </w:r>
+      <w:proofErr w:type="spellEnd"/>
+      <w:r>
+        <w:rPr>
+          <w:rFonts w:ascii="Times New Roman" w:eastAsia="Times New Roman" w:hAnsi="Times New Roman" w:cs="Times New Roman"/>
+          <w:sz w:val="24"/>
+          <w:szCs w:val="24"/>
+        </w:rPr>
+        <w:t xml:space="preserve"> Router, </w:t>
+      </w:r>
+      <w:proofErr w:type="spellStart"/>
+      <w:r>
+        <w:rPr>
+          <w:rFonts w:ascii="Times New Roman" w:eastAsia="Times New Roman" w:hAnsi="Times New Roman" w:cs="Times New Roman"/>
+          <w:sz w:val="24"/>
+          <w:szCs w:val="24"/>
+        </w:rPr>
         <w:t>Vuex</w:t>
       </w:r>
       <w:proofErr w:type="spellEnd"/>
       <w:r>
+        <w:rPr>
+          <w:rFonts w:ascii="Times New Roman" w:eastAsia="Times New Roman" w:hAnsi="Times New Roman" w:cs="Times New Roman"/>
+          <w:sz w:val="24"/>
+          <w:szCs w:val="24"/>
+        </w:rPr>
         <w:t xml:space="preserve">, </w:t>
       </w:r>
       <w:proofErr w:type="spellStart"/>
       <w:r>
+        <w:rPr>
+          <w:rFonts w:ascii="Times New Roman" w:eastAsia="Times New Roman" w:hAnsi="Times New Roman" w:cs="Times New Roman"/>
+          <w:sz w:val="24"/>
+          <w:szCs w:val="24"/>
+        </w:rPr>
+        <w:t>Pinia</w:t>
+      </w:r>
+      <w:proofErr w:type="spellEnd"/>
+      <w:r>
+        <w:rPr>
+          <w:rFonts w:ascii="Times New Roman" w:eastAsia="Times New Roman" w:hAnsi="Times New Roman" w:cs="Times New Roman"/>
+          <w:sz w:val="24"/>
+          <w:szCs w:val="24"/>
+        </w:rPr>
+        <w:t xml:space="preserve">, Composition API, Options API, </w:t>
+      </w:r>
+      <w:proofErr w:type="spellStart"/>
+      <w:r>
+        <w:rPr>
+          <w:rFonts w:ascii="Times New Roman" w:eastAsia="Times New Roman" w:hAnsi="Times New Roman" w:cs="Times New Roman"/>
+          <w:b/>
+          <w:bCs/>
+          <w:sz w:val="24"/>
+          <w:szCs w:val="24"/>
+        </w:rPr>
         <w:t>TypeScript</w:t>
       </w:r>
       <w:proofErr w:type="spellEnd"/>
       <w:r>
+        <w:rPr>
+          <w:rFonts w:ascii="Times New Roman" w:eastAsia="Times New Roman" w:hAnsi="Times New Roman" w:cs="Times New Roman"/>
+          <w:sz w:val="24"/>
+          <w:szCs w:val="24"/>
+        </w:rPr>
+        <w:t xml:space="preserve">, JavaScript ES6+, </w:t>
+      </w:r>
+      <w:proofErr w:type="spellStart"/>
+      <w:r>
+        <w:rPr>
+          <w:rFonts w:ascii="Times New Roman" w:eastAsia="Times New Roman" w:hAnsi="Times New Roman" w:cs="Times New Roman"/>
+          <w:sz w:val="24"/>
+          <w:szCs w:val="24"/>
+        </w:rPr>
+        <w:t>Vite</w:t>
+      </w:r>
+      <w:proofErr w:type="spellEnd"/>
+      <w:r>
+        <w:rPr>
+          <w:rFonts w:ascii="Times New Roman" w:eastAsia="Times New Roman" w:hAnsi="Times New Roman" w:cs="Times New Roman"/>
+          <w:sz w:val="24"/>
+          <w:szCs w:val="24"/>
+        </w:rPr>
         <w:t xml:space="preserve">, </w:t>
       </w:r>
       <w:proofErr w:type="spellStart"/>
       <w:r>
+        <w:rPr>
+          <w:rFonts w:ascii="Times New Roman" w:eastAsia="Times New Roman" w:hAnsi="Times New Roman" w:cs="Times New Roman"/>
+          <w:sz w:val="24"/>
+          <w:szCs w:val="24"/>
+        </w:rPr>
+        <w:t>Webpack</w:t>
+      </w:r>
+      <w:proofErr w:type="spellEnd"/>
+      <w:r>
+        <w:rPr>
+          <w:rFonts w:ascii="Times New Roman" w:eastAsia="Times New Roman" w:hAnsi="Times New Roman" w:cs="Times New Roman"/>
+          <w:sz w:val="24"/>
+          <w:szCs w:val="24"/>
+        </w:rPr>
+        <w:t xml:space="preserve">, </w:t>
+      </w:r>
+      <w:proofErr w:type="spellStart"/>
+      <w:r>
+        <w:rPr>
+          <w:rFonts w:ascii="Times New Roman" w:eastAsia="Times New Roman" w:hAnsi="Times New Roman" w:cs="Times New Roman"/>
+          <w:sz w:val="24"/>
+          <w:szCs w:val="24"/>
+        </w:rPr>
+        <w:t>Axios</w:t>
+      </w:r>
+      <w:proofErr w:type="spellEnd"/>
+      <w:r>
+        <w:rPr>
+          <w:rFonts w:ascii="Times New Roman" w:eastAsia="Times New Roman" w:hAnsi="Times New Roman" w:cs="Times New Roman"/>
+          <w:sz w:val="24"/>
+          <w:szCs w:val="24"/>
+        </w:rPr>
+        <w:t xml:space="preserve">, HTML5, CSS3, SCSS, Tailwind CSS, Element UI, </w:t>
+      </w:r>
+      <w:proofErr w:type="spellStart"/>
+      <w:r>
+        <w:rPr>
+          <w:rFonts w:ascii="Times New Roman" w:eastAsia="Times New Roman" w:hAnsi="Times New Roman" w:cs="Times New Roman"/>
+          <w:sz w:val="24"/>
+          <w:szCs w:val="24"/>
+        </w:rPr>
         <w:t>Vuetify</w:t>
       </w:r>
       <w:proofErr w:type="spellEnd"/>
+      <w:r>
+        <w:rPr>
+          <w:rFonts w:ascii="Times New Roman" w:eastAsia="Times New Roman" w:hAnsi="Times New Roman" w:cs="Times New Roman"/>
+          <w:sz w:val="24"/>
+          <w:szCs w:val="24"/>
+        </w:rPr>
+        <w:t>.</w:t>
+      </w:r>
     </w:p>
     <w:p>
       <w:pPr>
-        <w:pStyle w:val="NormalWeb"/>
+        <w:pStyle w:val="ListParagraph"/>
         <w:numPr>
           <w:ilvl w:val="0"/>
-          <w:numId w:val="17"/>
+          <w:numId w:val="30"/>
         </w:numPr>
+        <w:spacing w:before="100" w:beforeAutospacing="1" w:after="100" w:afterAutospacing="1" w:line="240" w:lineRule="auto"/>
         <w:jc w:val="both"/>
-      </w:pPr>
-      <w:r>
-        <w:rPr>
-          <w:rStyle w:val="Strong"/>
-        </w:rPr>
-        <w:t>Cloud &amp; DevOps:</w:t>
-      </w:r>
-      <w:r>
-        <w:t xml:space="preserve"> AWS, GCP, Docker, Kubernetes, CI/CD</w:t>
+        <w:rPr>
+          <w:rFonts w:ascii="Times New Roman" w:eastAsia="Times New Roman" w:hAnsi="Times New Roman" w:cs="Times New Roman"/>
+          <w:sz w:val="24"/>
+          <w:szCs w:val="24"/>
+        </w:rPr>
+      </w:pPr>
+      <w:r>
+        <w:rPr>
+          <w:rFonts w:ascii="Times New Roman" w:eastAsia="Times New Roman" w:hAnsi="Times New Roman" w:cs="Times New Roman"/>
+          <w:b/>
+          <w:bCs/>
+          <w:sz w:val="24"/>
+          <w:szCs w:val="24"/>
+        </w:rPr>
+        <w:t>Architecture &amp; Integration:</w:t>
+      </w:r>
+      <w:r>
+        <w:rPr>
+          <w:rFonts w:ascii="Times New Roman" w:eastAsia="Times New Roman" w:hAnsi="Times New Roman" w:cs="Times New Roman"/>
+          <w:sz w:val="24"/>
+          <w:szCs w:val="24"/>
+        </w:rPr>
+        <w:t xml:space="preserve"> </w:t>
+      </w:r>
+      <w:proofErr w:type="spellStart"/>
+      <w:r>
+        <w:rPr>
+          <w:rFonts w:ascii="Times New Roman" w:eastAsia="Times New Roman" w:hAnsi="Times New Roman" w:cs="Times New Roman"/>
+          <w:b/>
+          <w:bCs/>
+          <w:sz w:val="24"/>
+          <w:szCs w:val="24"/>
+        </w:rPr>
+        <w:t>Microservices</w:t>
+      </w:r>
+      <w:proofErr w:type="spellEnd"/>
+      <w:r>
+        <w:rPr>
+          <w:rFonts w:ascii="Times New Roman" w:eastAsia="Times New Roman" w:hAnsi="Times New Roman" w:cs="Times New Roman"/>
+          <w:sz w:val="24"/>
+          <w:szCs w:val="24"/>
+        </w:rPr>
+        <w:t>, modular monolith modernization, event-driven workflows, domain-driven design basics, API gateway patterns, OAuth2/OIDC, JWT, RBAC, Saga patterns, idempotent APIs, distributed tracing, caching strategies.</w:t>
       </w:r>
     </w:p>
     <w:p>
       <w:pPr>
-        <w:pStyle w:val="NormalWeb"/>
+        <w:pStyle w:val="ListParagraph"/>
         <w:numPr>
           <w:ilvl w:val="0"/>
-          <w:numId w:val="17"/>
+          <w:numId w:val="30"/>
         </w:numPr>
+        <w:spacing w:before="100" w:beforeAutospacing="1" w:after="100" w:afterAutospacing="1" w:line="240" w:lineRule="auto"/>
         <w:jc w:val="both"/>
-      </w:pPr>
-      <w:r>
-        <w:rPr>
-          <w:rStyle w:val="Strong"/>
-        </w:rPr>
-        <w:t>Databases:</w:t>
-      </w:r>
-      <w:r>
-        <w:t xml:space="preserve"> PostgreSQL, MySQL, MongoDB, </w:t>
+        <w:rPr>
+          <w:rFonts w:ascii="Times New Roman" w:eastAsia="Times New Roman" w:hAnsi="Times New Roman" w:cs="Times New Roman"/>
+          <w:sz w:val="24"/>
+          <w:szCs w:val="24"/>
+        </w:rPr>
+      </w:pPr>
+      <w:r>
+        <w:rPr>
+          <w:rFonts w:ascii="Times New Roman" w:eastAsia="Times New Roman" w:hAnsi="Times New Roman" w:cs="Times New Roman"/>
+          <w:b/>
+          <w:bCs/>
+          <w:sz w:val="24"/>
+          <w:szCs w:val="24"/>
+        </w:rPr>
+        <w:t>Cloud &amp; DevOps:</w:t>
+      </w:r>
+      <w:r>
+        <w:rPr>
+          <w:rFonts w:ascii="Times New Roman" w:eastAsia="Times New Roman" w:hAnsi="Times New Roman" w:cs="Times New Roman"/>
+          <w:sz w:val="24"/>
+          <w:szCs w:val="24"/>
+        </w:rPr>
+        <w:t xml:space="preserve"> </w:t>
+      </w:r>
+      <w:r>
+        <w:rPr>
+          <w:rFonts w:ascii="Times New Roman" w:eastAsia="Times New Roman" w:hAnsi="Times New Roman" w:cs="Times New Roman"/>
+          <w:b/>
+          <w:bCs/>
+          <w:sz w:val="24"/>
+          <w:szCs w:val="24"/>
+        </w:rPr>
+        <w:t>AWS</w:t>
+      </w:r>
+      <w:r>
+        <w:rPr>
+          <w:rFonts w:ascii="Times New Roman" w:eastAsia="Times New Roman" w:hAnsi="Times New Roman" w:cs="Times New Roman"/>
+          <w:sz w:val="24"/>
+          <w:szCs w:val="24"/>
+        </w:rPr>
+        <w:t xml:space="preserve"> EC2, ECS, Lambda, S3, RDS, </w:t>
       </w:r>
       <w:proofErr w:type="spellStart"/>
       <w:r>
+        <w:rPr>
+          <w:rFonts w:ascii="Times New Roman" w:eastAsia="Times New Roman" w:hAnsi="Times New Roman" w:cs="Times New Roman"/>
+          <w:sz w:val="24"/>
+          <w:szCs w:val="24"/>
+        </w:rPr>
+        <w:t>CloudWatch</w:t>
+      </w:r>
+      <w:proofErr w:type="spellEnd"/>
+      <w:r>
+        <w:rPr>
+          <w:rFonts w:ascii="Times New Roman" w:eastAsia="Times New Roman" w:hAnsi="Times New Roman" w:cs="Times New Roman"/>
+          <w:sz w:val="24"/>
+          <w:szCs w:val="24"/>
+        </w:rPr>
+        <w:t xml:space="preserve">, IAM, API Gateway, SQS, SNS; </w:t>
+      </w:r>
+      <w:r>
+        <w:rPr>
+          <w:rFonts w:ascii="Times New Roman" w:eastAsia="Times New Roman" w:hAnsi="Times New Roman" w:cs="Times New Roman"/>
+          <w:b/>
+          <w:bCs/>
+          <w:sz w:val="24"/>
+          <w:szCs w:val="24"/>
+        </w:rPr>
+        <w:t>Azure App Service</w:t>
+      </w:r>
+      <w:r>
+        <w:rPr>
+          <w:rFonts w:ascii="Times New Roman" w:eastAsia="Times New Roman" w:hAnsi="Times New Roman" w:cs="Times New Roman"/>
+          <w:sz w:val="24"/>
+          <w:szCs w:val="24"/>
+        </w:rPr>
+        <w:t xml:space="preserve">, Azure SQL, Azure DevOps; Docker, Kubernetes basics, Helm, GitHub Actions, Jenkins, </w:t>
+      </w:r>
+      <w:proofErr w:type="spellStart"/>
+      <w:r>
+        <w:rPr>
+          <w:rFonts w:ascii="Times New Roman" w:eastAsia="Times New Roman" w:hAnsi="Times New Roman" w:cs="Times New Roman"/>
+          <w:sz w:val="24"/>
+          <w:szCs w:val="24"/>
+        </w:rPr>
+        <w:t>GitLab</w:t>
+      </w:r>
+      <w:proofErr w:type="spellEnd"/>
+      <w:r>
+        <w:rPr>
+          <w:rFonts w:ascii="Times New Roman" w:eastAsia="Times New Roman" w:hAnsi="Times New Roman" w:cs="Times New Roman"/>
+          <w:sz w:val="24"/>
+          <w:szCs w:val="24"/>
+        </w:rPr>
+        <w:t xml:space="preserve"> CI/CD, Terraform basics.</w:t>
+      </w:r>
+    </w:p>
+    <w:p>
+      <w:pPr>
+        <w:pStyle w:val="ListParagraph"/>
+        <w:numPr>
+          <w:ilvl w:val="0"/>
+          <w:numId w:val="30"/>
+        </w:numPr>
+        <w:spacing w:before="100" w:beforeAutospacing="1" w:after="100" w:afterAutospacing="1" w:line="240" w:lineRule="auto"/>
+        <w:jc w:val="both"/>
+        <w:rPr>
+          <w:rFonts w:ascii="Times New Roman" w:eastAsia="Times New Roman" w:hAnsi="Times New Roman" w:cs="Times New Roman"/>
+          <w:sz w:val="24"/>
+          <w:szCs w:val="24"/>
+        </w:rPr>
+      </w:pPr>
+      <w:r>
+        <w:rPr>
+          <w:rFonts w:ascii="Times New Roman" w:eastAsia="Times New Roman" w:hAnsi="Times New Roman" w:cs="Times New Roman"/>
+          <w:b/>
+          <w:bCs/>
+          <w:sz w:val="24"/>
+          <w:szCs w:val="24"/>
+        </w:rPr>
+        <w:t>Databases &amp; Messaging:</w:t>
+      </w:r>
+      <w:r>
+        <w:rPr>
+          <w:rFonts w:ascii="Times New Roman" w:eastAsia="Times New Roman" w:hAnsi="Times New Roman" w:cs="Times New Roman"/>
+          <w:sz w:val="24"/>
+          <w:szCs w:val="24"/>
+        </w:rPr>
+        <w:t xml:space="preserve"> PostgreSQL, MySQL, SQL Server, MongoDB, </w:t>
+      </w:r>
+      <w:proofErr w:type="spellStart"/>
+      <w:r>
+        <w:rPr>
+          <w:rFonts w:ascii="Times New Roman" w:eastAsia="Times New Roman" w:hAnsi="Times New Roman" w:cs="Times New Roman"/>
+          <w:sz w:val="24"/>
+          <w:szCs w:val="24"/>
+        </w:rPr>
         <w:t>Redis</w:t>
       </w:r>
       <w:proofErr w:type="spellEnd"/>
       <w:r>
-        <w:t>, NoSQL</w:t>
+        <w:rPr>
+          <w:rFonts w:ascii="Times New Roman" w:eastAsia="Times New Roman" w:hAnsi="Times New Roman" w:cs="Times New Roman"/>
+          <w:sz w:val="24"/>
+          <w:szCs w:val="24"/>
+        </w:rPr>
+        <w:t xml:space="preserve">, </w:t>
+      </w:r>
+      <w:proofErr w:type="spellStart"/>
+      <w:r>
+        <w:rPr>
+          <w:rFonts w:ascii="Times New Roman" w:eastAsia="Times New Roman" w:hAnsi="Times New Roman" w:cs="Times New Roman"/>
+          <w:sz w:val="24"/>
+          <w:szCs w:val="24"/>
+        </w:rPr>
+        <w:t>Elasticsearch</w:t>
+      </w:r>
+      <w:proofErr w:type="spellEnd"/>
+      <w:r>
+        <w:rPr>
+          <w:rFonts w:ascii="Times New Roman" w:eastAsia="Times New Roman" w:hAnsi="Times New Roman" w:cs="Times New Roman"/>
+          <w:sz w:val="24"/>
+          <w:szCs w:val="24"/>
+        </w:rPr>
+        <w:t xml:space="preserve">, Kafka, </w:t>
+      </w:r>
+      <w:proofErr w:type="spellStart"/>
+      <w:r>
+        <w:rPr>
+          <w:rFonts w:ascii="Times New Roman" w:eastAsia="Times New Roman" w:hAnsi="Times New Roman" w:cs="Times New Roman"/>
+          <w:sz w:val="24"/>
+          <w:szCs w:val="24"/>
+        </w:rPr>
+        <w:t>RabbitMQ</w:t>
+      </w:r>
+      <w:proofErr w:type="spellEnd"/>
+      <w:r>
+        <w:rPr>
+          <w:rFonts w:ascii="Times New Roman" w:eastAsia="Times New Roman" w:hAnsi="Times New Roman" w:cs="Times New Roman"/>
+          <w:sz w:val="24"/>
+          <w:szCs w:val="24"/>
+        </w:rPr>
+        <w:t xml:space="preserve">, Flyway, </w:t>
+      </w:r>
+      <w:proofErr w:type="spellStart"/>
+      <w:r>
+        <w:rPr>
+          <w:rFonts w:ascii="Times New Roman" w:eastAsia="Times New Roman" w:hAnsi="Times New Roman" w:cs="Times New Roman"/>
+          <w:sz w:val="24"/>
+          <w:szCs w:val="24"/>
+        </w:rPr>
+        <w:t>Liquibase</w:t>
+      </w:r>
+      <w:proofErr w:type="spellEnd"/>
+      <w:r>
+        <w:rPr>
+          <w:rFonts w:ascii="Times New Roman" w:eastAsia="Times New Roman" w:hAnsi="Times New Roman" w:cs="Times New Roman"/>
+          <w:sz w:val="24"/>
+          <w:szCs w:val="24"/>
+        </w:rPr>
+        <w:t>, query tuning, indexing, schema migration, transactional consistency.</w:t>
+      </w:r>
+    </w:p>
+    <w:p>
+      <w:pPr>
+        <w:pStyle w:val="ListParagraph"/>
+        <w:numPr>
+          <w:ilvl w:val="0"/>
+          <w:numId w:val="30"/>
+        </w:numPr>
+        <w:spacing w:before="100" w:beforeAutospacing="1" w:after="100" w:afterAutospacing="1" w:line="240" w:lineRule="auto"/>
+        <w:jc w:val="both"/>
+        <w:rPr>
+          <w:rFonts w:ascii="Times New Roman" w:eastAsia="Times New Roman" w:hAnsi="Times New Roman" w:cs="Times New Roman"/>
+          <w:sz w:val="24"/>
+          <w:szCs w:val="24"/>
+        </w:rPr>
+      </w:pPr>
+      <w:r>
+        <w:rPr>
+          <w:rFonts w:ascii="Times New Roman" w:eastAsia="Times New Roman" w:hAnsi="Times New Roman" w:cs="Times New Roman"/>
+          <w:b/>
+          <w:bCs/>
+          <w:sz w:val="24"/>
+          <w:szCs w:val="24"/>
+        </w:rPr>
+        <w:t>Quality &amp; Monitoring:</w:t>
+      </w:r>
+      <w:r>
+        <w:rPr>
+          <w:rFonts w:ascii="Times New Roman" w:eastAsia="Times New Roman" w:hAnsi="Times New Roman" w:cs="Times New Roman"/>
+          <w:sz w:val="24"/>
+          <w:szCs w:val="24"/>
+        </w:rPr>
+        <w:t xml:space="preserve"> JUnit 5, </w:t>
+      </w:r>
+      <w:proofErr w:type="spellStart"/>
+      <w:r>
+        <w:rPr>
+          <w:rFonts w:ascii="Times New Roman" w:eastAsia="Times New Roman" w:hAnsi="Times New Roman" w:cs="Times New Roman"/>
+          <w:sz w:val="24"/>
+          <w:szCs w:val="24"/>
+        </w:rPr>
+        <w:t>Mockito</w:t>
+      </w:r>
+      <w:proofErr w:type="spellEnd"/>
+      <w:r>
+        <w:rPr>
+          <w:rFonts w:ascii="Times New Roman" w:eastAsia="Times New Roman" w:hAnsi="Times New Roman" w:cs="Times New Roman"/>
+          <w:sz w:val="24"/>
+          <w:szCs w:val="24"/>
+        </w:rPr>
+        <w:t xml:space="preserve">, Cypress, Jest, </w:t>
+      </w:r>
+      <w:proofErr w:type="spellStart"/>
+      <w:r>
+        <w:rPr>
+          <w:rFonts w:ascii="Times New Roman" w:eastAsia="Times New Roman" w:hAnsi="Times New Roman" w:cs="Times New Roman"/>
+          <w:sz w:val="24"/>
+          <w:szCs w:val="24"/>
+        </w:rPr>
+        <w:t>Vitest</w:t>
+      </w:r>
+      <w:proofErr w:type="spellEnd"/>
+      <w:r>
+        <w:rPr>
+          <w:rFonts w:ascii="Times New Roman" w:eastAsia="Times New Roman" w:hAnsi="Times New Roman" w:cs="Times New Roman"/>
+          <w:sz w:val="24"/>
+          <w:szCs w:val="24"/>
+        </w:rPr>
+        <w:t xml:space="preserve">, Postman, REST Assured, </w:t>
+      </w:r>
+      <w:proofErr w:type="spellStart"/>
+      <w:r>
+        <w:rPr>
+          <w:rFonts w:ascii="Times New Roman" w:eastAsia="Times New Roman" w:hAnsi="Times New Roman" w:cs="Times New Roman"/>
+          <w:sz w:val="24"/>
+          <w:szCs w:val="24"/>
+        </w:rPr>
+        <w:t>SonarQube</w:t>
+      </w:r>
+      <w:proofErr w:type="spellEnd"/>
+      <w:r>
+        <w:rPr>
+          <w:rFonts w:ascii="Times New Roman" w:eastAsia="Times New Roman" w:hAnsi="Times New Roman" w:cs="Times New Roman"/>
+          <w:sz w:val="24"/>
+          <w:szCs w:val="24"/>
+        </w:rPr>
+        <w:t xml:space="preserve">, </w:t>
+      </w:r>
+      <w:proofErr w:type="spellStart"/>
+      <w:r>
+        <w:rPr>
+          <w:rFonts w:ascii="Times New Roman" w:eastAsia="Times New Roman" w:hAnsi="Times New Roman" w:cs="Times New Roman"/>
+          <w:sz w:val="24"/>
+          <w:szCs w:val="24"/>
+        </w:rPr>
+        <w:t>ESLint</w:t>
+      </w:r>
+      <w:proofErr w:type="spellEnd"/>
+      <w:r>
+        <w:rPr>
+          <w:rFonts w:ascii="Times New Roman" w:eastAsia="Times New Roman" w:hAnsi="Times New Roman" w:cs="Times New Roman"/>
+          <w:sz w:val="24"/>
+          <w:szCs w:val="24"/>
+        </w:rPr>
+        <w:t xml:space="preserve">, Prettier, </w:t>
+      </w:r>
+      <w:proofErr w:type="spellStart"/>
+      <w:r>
+        <w:rPr>
+          <w:rFonts w:ascii="Times New Roman" w:eastAsia="Times New Roman" w:hAnsi="Times New Roman" w:cs="Times New Roman"/>
+          <w:sz w:val="24"/>
+          <w:szCs w:val="24"/>
+        </w:rPr>
+        <w:t>Datadog</w:t>
+      </w:r>
+      <w:proofErr w:type="spellEnd"/>
+      <w:r>
+        <w:rPr>
+          <w:rFonts w:ascii="Times New Roman" w:eastAsia="Times New Roman" w:hAnsi="Times New Roman" w:cs="Times New Roman"/>
+          <w:sz w:val="24"/>
+          <w:szCs w:val="24"/>
+        </w:rPr>
+        <w:t xml:space="preserve">, Prometheus, </w:t>
+      </w:r>
+      <w:proofErr w:type="spellStart"/>
+      <w:r>
+        <w:rPr>
+          <w:rFonts w:ascii="Times New Roman" w:eastAsia="Times New Roman" w:hAnsi="Times New Roman" w:cs="Times New Roman"/>
+          <w:sz w:val="24"/>
+          <w:szCs w:val="24"/>
+        </w:rPr>
+        <w:t>Grafana</w:t>
+      </w:r>
+      <w:proofErr w:type="spellEnd"/>
+      <w:r>
+        <w:rPr>
+          <w:rFonts w:ascii="Times New Roman" w:eastAsia="Times New Roman" w:hAnsi="Times New Roman" w:cs="Times New Roman"/>
+          <w:sz w:val="24"/>
+          <w:szCs w:val="24"/>
+        </w:rPr>
+        <w:t>, ELK Stack, log correlation, alert tuning, production incident analysis.</w:t>
+      </w:r>
+    </w:p>
+    <w:p>
+      <w:pPr>
+        <w:pStyle w:val="ListParagraph"/>
+        <w:numPr>
+          <w:ilvl w:val="0"/>
+          <w:numId w:val="30"/>
+        </w:numPr>
+        <w:spacing w:before="100" w:beforeAutospacing="1" w:after="100" w:afterAutospacing="1" w:line="240" w:lineRule="auto"/>
+        <w:jc w:val="both"/>
+        <w:rPr>
+          <w:rFonts w:ascii="Times New Roman" w:eastAsia="Times New Roman" w:hAnsi="Times New Roman" w:cs="Times New Roman"/>
+          <w:sz w:val="24"/>
+          <w:szCs w:val="24"/>
+        </w:rPr>
+      </w:pPr>
+      <w:r>
+        <w:rPr>
+          <w:rFonts w:ascii="Times New Roman" w:eastAsia="Times New Roman" w:hAnsi="Times New Roman" w:cs="Times New Roman"/>
+          <w:b/>
+          <w:bCs/>
+          <w:sz w:val="24"/>
+          <w:szCs w:val="24"/>
+        </w:rPr>
+        <w:t>Senior Engineering Practices:</w:t>
+      </w:r>
+      <w:r>
+        <w:rPr>
+          <w:rFonts w:ascii="Times New Roman" w:eastAsia="Times New Roman" w:hAnsi="Times New Roman" w:cs="Times New Roman"/>
+          <w:sz w:val="24"/>
+          <w:szCs w:val="24"/>
+        </w:rPr>
+        <w:t xml:space="preserve"> Technical design reviews, code reviews, mentoring, CI/CD governance, secure coding, performance profiling, legacy modernization, release planning, Agile/Scrum delivery, production support, stakeholder communication.</w:t>
       </w:r>
     </w:p>
     <w:p>
@@ -464,7 +1321,7 @@
         <w:pStyle w:val="ListParagraph"/>
         <w:numPr>
           <w:ilvl w:val="0"/>
-          <w:numId w:val="18"/>
+          <w:numId w:val="31"/>
         </w:numPr>
         <w:spacing w:before="100" w:beforeAutospacing="1" w:after="100" w:afterAutospacing="1" w:line="240" w:lineRule="auto"/>
         <w:jc w:val="both"/>
@@ -474,34 +1331,120 @@
           <w:szCs w:val="24"/>
         </w:rPr>
       </w:pPr>
+      <w:r>
+        <w:rPr>
+          <w:rFonts w:ascii="Times New Roman" w:eastAsia="Times New Roman" w:hAnsi="Times New Roman" w:cs="Times New Roman"/>
+          <w:sz w:val="24"/>
+          <w:szCs w:val="24"/>
+        </w:rPr>
+        <w:t xml:space="preserve">Led development of enterprise workflow modules using </w:t>
+      </w:r>
+      <w:r>
+        <w:rPr>
+          <w:rFonts w:ascii="Times New Roman" w:eastAsia="Times New Roman" w:hAnsi="Times New Roman" w:cs="Times New Roman"/>
+          <w:b/>
+          <w:bCs/>
+          <w:sz w:val="24"/>
+          <w:szCs w:val="24"/>
+        </w:rPr>
+        <w:t xml:space="preserve">Java </w:t>
+      </w:r>
+      <w:r>
+        <w:rPr>
+          <w:rFonts w:ascii="Times New Roman" w:eastAsia="Times New Roman" w:hAnsi="Times New Roman" w:cs="Times New Roman"/>
+          <w:b/>
+          <w:bCs/>
+          <w:sz w:val="24"/>
+          <w:szCs w:val="24"/>
+        </w:rPr>
+        <w:t>17</w:t>
+      </w:r>
+      <w:r>
+        <w:rPr>
+          <w:rFonts w:ascii="Times New Roman" w:eastAsia="Times New Roman" w:hAnsi="Times New Roman" w:cs="Times New Roman"/>
+          <w:b/>
+          <w:bCs/>
+          <w:sz w:val="24"/>
+          <w:szCs w:val="24"/>
+        </w:rPr>
+        <w:t>–</w:t>
+      </w:r>
+      <w:r>
+        <w:rPr>
+          <w:rFonts w:ascii="Times New Roman" w:eastAsia="Times New Roman" w:hAnsi="Times New Roman" w:cs="Times New Roman"/>
+          <w:b/>
+          <w:bCs/>
+          <w:sz w:val="24"/>
+          <w:szCs w:val="24"/>
+        </w:rPr>
+        <w:t>21</w:t>
+      </w:r>
+      <w:r>
+        <w:rPr>
+          <w:rFonts w:ascii="Times New Roman" w:eastAsia="Times New Roman" w:hAnsi="Times New Roman" w:cs="Times New Roman"/>
+          <w:sz w:val="24"/>
+          <w:szCs w:val="24"/>
+        </w:rPr>
+        <w:t xml:space="preserve">, </w:t>
+      </w:r>
+      <w:r>
+        <w:rPr>
+          <w:rFonts w:ascii="Times New Roman" w:eastAsia="Times New Roman" w:hAnsi="Times New Roman" w:cs="Times New Roman"/>
+          <w:b/>
+          <w:bCs/>
+          <w:sz w:val="24"/>
+          <w:szCs w:val="24"/>
+        </w:rPr>
+        <w:t>Spring Boot 3.x</w:t>
+      </w:r>
+      <w:r>
+        <w:rPr>
+          <w:rFonts w:ascii="Times New Roman" w:eastAsia="Times New Roman" w:hAnsi="Times New Roman" w:cs="Times New Roman"/>
+          <w:sz w:val="24"/>
+          <w:szCs w:val="24"/>
+        </w:rPr>
+        <w:t xml:space="preserve">, </w:t>
+      </w:r>
       <w:proofErr w:type="spellStart"/>
-      <w:proofErr w:type="gramStart"/>
-      <w:r>
-        <w:rPr>
-          <w:rFonts w:ascii="Times New Roman" w:eastAsia="Times New Roman" w:hAnsi="Times New Roman" w:cs="Times New Roman"/>
-          <w:sz w:val="24"/>
-          <w:szCs w:val="24"/>
-        </w:rPr>
-        <w:t>ed</w:t>
+      <w:r>
+        <w:rPr>
+          <w:rFonts w:ascii="Times New Roman" w:eastAsia="Times New Roman" w:hAnsi="Times New Roman" w:cs="Times New Roman"/>
+          <w:b/>
+          <w:bCs/>
+          <w:sz w:val="24"/>
+          <w:szCs w:val="24"/>
+        </w:rPr>
+        <w:t>Vue</w:t>
       </w:r>
       <w:proofErr w:type="spellEnd"/>
-      <w:proofErr w:type="gramEnd"/>
-      <w:r>
-        <w:rPr>
-          <w:rFonts w:ascii="Times New Roman" w:eastAsia="Times New Roman" w:hAnsi="Times New Roman" w:cs="Times New Roman"/>
-          <w:sz w:val="24"/>
-          <w:szCs w:val="24"/>
-        </w:rPr>
-        <w:t xml:space="preserve"> development of enterprise Java </w:t>
+      <w:r>
+        <w:rPr>
+          <w:rFonts w:ascii="Times New Roman" w:eastAsia="Times New Roman" w:hAnsi="Times New Roman" w:cs="Times New Roman"/>
+          <w:b/>
+          <w:bCs/>
+          <w:sz w:val="24"/>
+          <w:szCs w:val="24"/>
+        </w:rPr>
+        <w:t xml:space="preserve"> 3.x</w:t>
+      </w:r>
+      <w:r>
+        <w:rPr>
+          <w:rFonts w:ascii="Times New Roman" w:eastAsia="Times New Roman" w:hAnsi="Times New Roman" w:cs="Times New Roman"/>
+          <w:sz w:val="24"/>
+          <w:szCs w:val="24"/>
+        </w:rPr>
+        <w:t xml:space="preserve">, </w:t>
       </w:r>
       <w:proofErr w:type="spellStart"/>
       <w:r>
         <w:rPr>
           <w:rFonts w:ascii="Times New Roman" w:eastAsia="Times New Roman" w:hAnsi="Times New Roman" w:cs="Times New Roman"/>
-          <w:sz w:val="24"/>
-          <w:szCs w:val="24"/>
-        </w:rPr>
-        <w:t>microservices</w:t>
+          <w:b/>
+          <w:bCs/>
+          <w:sz w:val="24"/>
+          <w:szCs w:val="24"/>
+        </w:rPr>
+        <w:t>TypeScript</w:t>
       </w:r>
       <w:proofErr w:type="spellEnd"/>
       <w:r>
@@ -510,7 +1453,25 @@
           <w:sz w:val="24"/>
           <w:szCs w:val="24"/>
         </w:rPr>
-        <w:t xml:space="preserve"> integrated with Vue.js SPAs, ensuring seamless API design that enhanced scalability and reduced latency under heavy workloads.</w:t>
+        <w:t xml:space="preserve">, and </w:t>
+      </w:r>
+      <w:r>
+        <w:rPr>
+          <w:rFonts w:ascii="Times New Roman" w:eastAsia="Times New Roman" w:hAnsi="Times New Roman" w:cs="Times New Roman"/>
+          <w:b/>
+          <w:bCs/>
+          <w:sz w:val="24"/>
+          <w:szCs w:val="24"/>
+        </w:rPr>
+        <w:t>PostgreSQL</w:t>
+      </w:r>
+      <w:r>
+        <w:rPr>
+          <w:rFonts w:ascii="Times New Roman" w:eastAsia="Times New Roman" w:hAnsi="Times New Roman" w:cs="Times New Roman"/>
+          <w:sz w:val="24"/>
+          <w:szCs w:val="24"/>
+        </w:rPr>
+        <w:t>, delivering secure dashboards, approval flows, and customer-facing API capabilities for SaaS clients.</w:t>
       </w:r>
     </w:p>
     <w:p>
@@ -518,7 +1479,7 @@
         <w:pStyle w:val="ListParagraph"/>
         <w:numPr>
           <w:ilvl w:val="0"/>
-          <w:numId w:val="18"/>
+          <w:numId w:val="31"/>
         </w:numPr>
         <w:spacing w:before="100" w:beforeAutospacing="1" w:after="100" w:afterAutospacing="1" w:line="240" w:lineRule="auto"/>
         <w:jc w:val="both"/>
@@ -534,65 +1495,44 @@
           <w:sz w:val="24"/>
           <w:szCs w:val="24"/>
         </w:rPr>
-        <w:t xml:space="preserve">Designed and implemented CI/CD pipelines with </w:t>
-      </w:r>
-      <w:r>
-        <w:rPr>
-          <w:rFonts w:ascii="Times New Roman" w:eastAsia="Times New Roman" w:hAnsi="Times New Roman" w:cs="Times New Roman"/>
-          <w:b/>
-          <w:bCs/>
-          <w:sz w:val="24"/>
-          <w:szCs w:val="24"/>
-        </w:rPr>
-        <w:t xml:space="preserve">Docker, Kubernetes, and </w:t>
-      </w:r>
-      <w:proofErr w:type="spellStart"/>
-      <w:r>
-        <w:rPr>
-          <w:rFonts w:ascii="Times New Roman" w:eastAsia="Times New Roman" w:hAnsi="Times New Roman" w:cs="Times New Roman"/>
-          <w:b/>
-          <w:bCs/>
-          <w:sz w:val="24"/>
-          <w:szCs w:val="24"/>
-        </w:rPr>
-        <w:t>GitLab</w:t>
-      </w:r>
-      <w:proofErr w:type="spellEnd"/>
-      <w:r>
-        <w:rPr>
-          <w:rFonts w:ascii="Times New Roman" w:eastAsia="Times New Roman" w:hAnsi="Times New Roman" w:cs="Times New Roman"/>
-          <w:b/>
-          <w:bCs/>
-          <w:sz w:val="24"/>
-          <w:szCs w:val="24"/>
-        </w:rPr>
-        <w:t xml:space="preserve"> CI</w:t>
-      </w:r>
-      <w:r>
-        <w:rPr>
-          <w:rFonts w:ascii="Times New Roman" w:eastAsia="Times New Roman" w:hAnsi="Times New Roman" w:cs="Times New Roman"/>
-          <w:sz w:val="24"/>
-          <w:szCs w:val="24"/>
-        </w:rPr>
-        <w:t xml:space="preserve">, improving deployment automation and achieving consistent cloud rollouts on </w:t>
-      </w:r>
-      <w:r>
-        <w:rPr>
-          <w:rFonts w:ascii="Times New Roman" w:eastAsia="Times New Roman" w:hAnsi="Times New Roman" w:cs="Times New Roman"/>
-          <w:b/>
-          <w:bCs/>
-          <w:sz w:val="24"/>
-          <w:szCs w:val="24"/>
-        </w:rPr>
-        <w:t>AWS and GCP</w:t>
-      </w:r>
-      <w:r>
-        <w:rPr>
-          <w:rFonts w:ascii="Times New Roman" w:eastAsia="Times New Roman" w:hAnsi="Times New Roman" w:cs="Times New Roman"/>
-          <w:sz w:val="24"/>
-          <w:szCs w:val="24"/>
-        </w:rPr>
-        <w:t>.</w:t>
+        <w:lastRenderedPageBreak/>
+        <w:t xml:space="preserve">Modernized legacy </w:t>
+      </w:r>
+      <w:r>
+        <w:rPr>
+          <w:rFonts w:ascii="Times New Roman" w:eastAsia="Times New Roman" w:hAnsi="Times New Roman" w:cs="Times New Roman"/>
+          <w:b/>
+          <w:bCs/>
+          <w:sz w:val="24"/>
+          <w:szCs w:val="24"/>
+        </w:rPr>
+        <w:t>Spring Boot 2.7</w:t>
+      </w:r>
+      <w:r>
+        <w:rPr>
+          <w:rFonts w:ascii="Times New Roman" w:eastAsia="Times New Roman" w:hAnsi="Times New Roman" w:cs="Times New Roman"/>
+          <w:sz w:val="24"/>
+          <w:szCs w:val="24"/>
+        </w:rPr>
+        <w:t xml:space="preserve"> services into </w:t>
+      </w:r>
+      <w:r>
+        <w:rPr>
+          <w:rFonts w:ascii="Times New Roman" w:eastAsia="Times New Roman" w:hAnsi="Times New Roman" w:cs="Times New Roman"/>
+          <w:b/>
+          <w:bCs/>
+          <w:sz w:val="24"/>
+          <w:szCs w:val="24"/>
+        </w:rPr>
+        <w:t>Spring Boot 3.x</w:t>
+      </w:r>
+      <w:r>
+        <w:rPr>
+          <w:rFonts w:ascii="Times New Roman" w:eastAsia="Times New Roman" w:hAnsi="Times New Roman" w:cs="Times New Roman"/>
+          <w:sz w:val="24"/>
+          <w:szCs w:val="24"/>
+        </w:rPr>
+        <w:t xml:space="preserve"> components by refactoring deprecated security configuration, updating Jakarta namespaces, and validating API behavior through automated regression suites.</w:t>
       </w:r>
     </w:p>
     <w:p>
@@ -600,7 +1540,7 @@
         <w:pStyle w:val="ListParagraph"/>
         <w:numPr>
           <w:ilvl w:val="0"/>
-          <w:numId w:val="18"/>
+          <w:numId w:val="31"/>
         </w:numPr>
         <w:spacing w:before="100" w:beforeAutospacing="1" w:after="100" w:afterAutospacing="1" w:line="240" w:lineRule="auto"/>
         <w:jc w:val="both"/>
@@ -616,25 +1556,93 @@
           <w:sz w:val="24"/>
           <w:szCs w:val="24"/>
         </w:rPr>
-        <w:t xml:space="preserve">Built secure and optimized backend modules with </w:t>
-      </w:r>
-      <w:r>
-        <w:rPr>
-          <w:rFonts w:ascii="Times New Roman" w:eastAsia="Times New Roman" w:hAnsi="Times New Roman" w:cs="Times New Roman"/>
-          <w:b/>
-          <w:bCs/>
-          <w:sz w:val="24"/>
-          <w:szCs w:val="24"/>
-        </w:rPr>
-        <w:t>Spring Boot and Hibernate</w:t>
-      </w:r>
-      <w:r>
-        <w:rPr>
-          <w:rFonts w:ascii="Times New Roman" w:eastAsia="Times New Roman" w:hAnsi="Times New Roman" w:cs="Times New Roman"/>
-          <w:sz w:val="24"/>
-          <w:szCs w:val="24"/>
-        </w:rPr>
-        <w:t>, applying advanced caching and database indexing strategies for SQL and NoSQL systems.</w:t>
+        <w:t xml:space="preserve">Built reusable </w:t>
+      </w:r>
+      <w:proofErr w:type="spellStart"/>
+      <w:r>
+        <w:rPr>
+          <w:rFonts w:ascii="Times New Roman" w:eastAsia="Times New Roman" w:hAnsi="Times New Roman" w:cs="Times New Roman"/>
+          <w:b/>
+          <w:bCs/>
+          <w:sz w:val="24"/>
+          <w:szCs w:val="24"/>
+        </w:rPr>
+        <w:t>Vue</w:t>
+      </w:r>
+      <w:proofErr w:type="spellEnd"/>
+      <w:r>
+        <w:rPr>
+          <w:rFonts w:ascii="Times New Roman" w:eastAsia="Times New Roman" w:hAnsi="Times New Roman" w:cs="Times New Roman"/>
+          <w:b/>
+          <w:bCs/>
+          <w:sz w:val="24"/>
+          <w:szCs w:val="24"/>
+        </w:rPr>
+        <w:t xml:space="preserve"> 3 Composition API</w:t>
+      </w:r>
+      <w:r>
+        <w:rPr>
+          <w:rFonts w:ascii="Times New Roman" w:eastAsia="Times New Roman" w:hAnsi="Times New Roman" w:cs="Times New Roman"/>
+          <w:sz w:val="24"/>
+          <w:szCs w:val="24"/>
+        </w:rPr>
+        <w:t xml:space="preserve"> components with </w:t>
+      </w:r>
+      <w:proofErr w:type="spellStart"/>
+      <w:r>
+        <w:rPr>
+          <w:rFonts w:ascii="Times New Roman" w:eastAsia="Times New Roman" w:hAnsi="Times New Roman" w:cs="Times New Roman"/>
+          <w:b/>
+          <w:bCs/>
+          <w:sz w:val="24"/>
+          <w:szCs w:val="24"/>
+        </w:rPr>
+        <w:t>Pinia</w:t>
+      </w:r>
+      <w:proofErr w:type="spellEnd"/>
+      <w:r>
+        <w:rPr>
+          <w:rFonts w:ascii="Times New Roman" w:eastAsia="Times New Roman" w:hAnsi="Times New Roman" w:cs="Times New Roman"/>
+          <w:sz w:val="24"/>
+          <w:szCs w:val="24"/>
+        </w:rPr>
+        <w:t xml:space="preserve">, </w:t>
+      </w:r>
+      <w:proofErr w:type="spellStart"/>
+      <w:r>
+        <w:rPr>
+          <w:rFonts w:ascii="Times New Roman" w:eastAsia="Times New Roman" w:hAnsi="Times New Roman" w:cs="Times New Roman"/>
+          <w:sz w:val="24"/>
+          <w:szCs w:val="24"/>
+        </w:rPr>
+        <w:t>Vite</w:t>
+      </w:r>
+      <w:proofErr w:type="spellEnd"/>
+      <w:r>
+        <w:rPr>
+          <w:rFonts w:ascii="Times New Roman" w:eastAsia="Times New Roman" w:hAnsi="Times New Roman" w:cs="Times New Roman"/>
+          <w:sz w:val="24"/>
+          <w:szCs w:val="24"/>
+        </w:rPr>
+        <w:t xml:space="preserve">, and </w:t>
+      </w:r>
+      <w:proofErr w:type="spellStart"/>
+      <w:r>
+        <w:rPr>
+          <w:rFonts w:ascii="Times New Roman" w:eastAsia="Times New Roman" w:hAnsi="Times New Roman" w:cs="Times New Roman"/>
+          <w:sz w:val="24"/>
+          <w:szCs w:val="24"/>
+        </w:rPr>
+        <w:t>TypeScript</w:t>
+      </w:r>
+      <w:proofErr w:type="spellEnd"/>
+      <w:r>
+        <w:rPr>
+          <w:rFonts w:ascii="Times New Roman" w:eastAsia="Times New Roman" w:hAnsi="Times New Roman" w:cs="Times New Roman"/>
+          <w:sz w:val="24"/>
+          <w:szCs w:val="24"/>
+        </w:rPr>
+        <w:t>, reducing duplicated frontend logic across workflow screens and improving maintainability for multi-tenant product teams.</w:t>
       </w:r>
     </w:p>
     <w:p>
@@ -642,7 +1650,7 @@
         <w:pStyle w:val="ListParagraph"/>
         <w:numPr>
           <w:ilvl w:val="0"/>
-          <w:numId w:val="18"/>
+          <w:numId w:val="31"/>
         </w:numPr>
         <w:spacing w:before="100" w:beforeAutospacing="1" w:after="100" w:afterAutospacing="1" w:line="240" w:lineRule="auto"/>
         <w:jc w:val="both"/>
@@ -658,37 +1666,45 @@
           <w:sz w:val="24"/>
           <w:szCs w:val="24"/>
         </w:rPr>
-        <w:t xml:space="preserve">Collaborated with product managers and UI/UX teams to architect Vue.js frontends, incorporating </w:t>
+        <w:t xml:space="preserve">Improved high-volume reporting endpoints by redesigning JPA queries, adding PostgreSQL composite indexes, and introducing </w:t>
       </w:r>
       <w:proofErr w:type="spellStart"/>
-      <w:r>
-        <w:rPr>
-          <w:rFonts w:ascii="Times New Roman" w:eastAsia="Times New Roman" w:hAnsi="Times New Roman" w:cs="Times New Roman"/>
-          <w:b/>
-          <w:bCs/>
-          <w:sz w:val="24"/>
-          <w:szCs w:val="24"/>
-        </w:rPr>
-        <w:t>Vuex</w:t>
+      <w:proofErr w:type="gramStart"/>
+      <w:r>
+        <w:rPr>
+          <w:rFonts w:ascii="Times New Roman" w:eastAsia="Times New Roman" w:hAnsi="Times New Roman" w:cs="Times New Roman"/>
+          <w:sz w:val="24"/>
+          <w:szCs w:val="24"/>
+        </w:rPr>
+        <w:t>Redis</w:t>
       </w:r>
       <w:proofErr w:type="spellEnd"/>
-      <w:r>
-        <w:rPr>
-          <w:rFonts w:ascii="Times New Roman" w:eastAsia="Times New Roman" w:hAnsi="Times New Roman" w:cs="Times New Roman"/>
-          <w:b/>
-          <w:bCs/>
-          <w:sz w:val="24"/>
-          <w:szCs w:val="24"/>
-        </w:rPr>
-        <w:t xml:space="preserve"> for state management</w:t>
-      </w:r>
-      <w:r>
-        <w:rPr>
-          <w:rFonts w:ascii="Times New Roman" w:eastAsia="Times New Roman" w:hAnsi="Times New Roman" w:cs="Times New Roman"/>
-          <w:sz w:val="24"/>
-          <w:szCs w:val="24"/>
-        </w:rPr>
-        <w:t xml:space="preserve"> and delivering highly interactive client dashboards.</w:t>
+      <w:proofErr w:type="gramEnd"/>
+      <w:r>
+        <w:rPr>
+          <w:rFonts w:ascii="Times New Roman" w:eastAsia="Times New Roman" w:hAnsi="Times New Roman" w:cs="Times New Roman"/>
+          <w:sz w:val="24"/>
+          <w:szCs w:val="24"/>
+        </w:rPr>
+        <w:t xml:space="preserve"> caching, which reduced average API latency by </w:t>
+      </w:r>
+      <w:r>
+        <w:rPr>
+          <w:rFonts w:ascii="Times New Roman" w:eastAsia="Times New Roman" w:hAnsi="Times New Roman" w:cs="Times New Roman"/>
+          <w:b/>
+          <w:bCs/>
+          <w:sz w:val="24"/>
+          <w:szCs w:val="24"/>
+        </w:rPr>
+        <w:t>38%</w:t>
+      </w:r>
+      <w:r>
+        <w:rPr>
+          <w:rFonts w:ascii="Times New Roman" w:eastAsia="Times New Roman" w:hAnsi="Times New Roman" w:cs="Times New Roman"/>
+          <w:sz w:val="24"/>
+          <w:szCs w:val="24"/>
+        </w:rPr>
+        <w:t xml:space="preserve"> during peak business hours.</w:t>
       </w:r>
     </w:p>
     <w:p>
@@ -696,7 +1712,7 @@
         <w:pStyle w:val="ListParagraph"/>
         <w:numPr>
           <w:ilvl w:val="0"/>
-          <w:numId w:val="18"/>
+          <w:numId w:val="31"/>
         </w:numPr>
         <w:spacing w:before="100" w:beforeAutospacing="1" w:after="100" w:afterAutospacing="1" w:line="240" w:lineRule="auto"/>
         <w:jc w:val="both"/>
@@ -712,7 +1728,7 @@
           <w:sz w:val="24"/>
           <w:szCs w:val="24"/>
         </w:rPr>
-        <w:t>Integrated third-party APIs and payment gateways into Java-</w:t>
+        <w:t xml:space="preserve">Resolved production incidents involving duplicate workflow approvals by implementing </w:t>
       </w:r>
       <w:proofErr w:type="spellStart"/>
       <w:r>
@@ -721,7 +1737,7 @@
           <w:sz w:val="24"/>
           <w:szCs w:val="24"/>
         </w:rPr>
-        <w:t>Vue</w:t>
+        <w:t>idempotency</w:t>
       </w:r>
       <w:proofErr w:type="spellEnd"/>
       <w:r>
@@ -730,7 +1746,25 @@
           <w:sz w:val="24"/>
           <w:szCs w:val="24"/>
         </w:rPr>
-        <w:t xml:space="preserve"> ecosystems, ensuring compliance with security protocols and optimizing performance for enterprise transactions.</w:t>
+        <w:t xml:space="preserve"> keys, transaction boundaries, and better retry handling across </w:t>
+      </w:r>
+      <w:r>
+        <w:rPr>
+          <w:rFonts w:ascii="Times New Roman" w:eastAsia="Times New Roman" w:hAnsi="Times New Roman" w:cs="Times New Roman"/>
+          <w:b/>
+          <w:bCs/>
+          <w:sz w:val="24"/>
+          <w:szCs w:val="24"/>
+        </w:rPr>
+        <w:t>Spring Boot</w:t>
+      </w:r>
+      <w:r>
+        <w:rPr>
+          <w:rFonts w:ascii="Times New Roman" w:eastAsia="Times New Roman" w:hAnsi="Times New Roman" w:cs="Times New Roman"/>
+          <w:sz w:val="24"/>
+          <w:szCs w:val="24"/>
+        </w:rPr>
+        <w:t xml:space="preserve"> services and message-driven processing jobs.</w:t>
       </w:r>
     </w:p>
     <w:p>
@@ -738,7 +1772,7 @@
         <w:pStyle w:val="ListParagraph"/>
         <w:numPr>
           <w:ilvl w:val="0"/>
-          <w:numId w:val="18"/>
+          <w:numId w:val="31"/>
         </w:numPr>
         <w:spacing w:before="100" w:beforeAutospacing="1" w:after="100" w:afterAutospacing="1" w:line="240" w:lineRule="auto"/>
         <w:jc w:val="both"/>
@@ -754,17 +1788,7 @@
           <w:sz w:val="24"/>
           <w:szCs w:val="24"/>
         </w:rPr>
-        <w:t xml:space="preserve">Mentored junior engineers by conducting code reviews, enforcing clean coding practices, and guiding them in adopting </w:t>
-      </w:r>
-      <w:r>
-        <w:rPr>
-          <w:rFonts w:ascii="Times New Roman" w:eastAsia="Times New Roman" w:hAnsi="Times New Roman" w:cs="Times New Roman"/>
-          <w:b/>
-          <w:bCs/>
-          <w:sz w:val="24"/>
-          <w:szCs w:val="24"/>
-        </w:rPr>
-        <w:t xml:space="preserve">containerization and </w:t>
+        <w:t xml:space="preserve">Designed REST API contracts with </w:t>
       </w:r>
       <w:proofErr w:type="spellStart"/>
       <w:r>
@@ -775,26 +1799,16 @@
           <w:sz w:val="24"/>
           <w:szCs w:val="24"/>
         </w:rPr>
-        <w:t>microservice</w:t>
+        <w:t>OpenAPI</w:t>
       </w:r>
       <w:proofErr w:type="spellEnd"/>
       <w:r>
         <w:rPr>
           <w:rFonts w:ascii="Times New Roman" w:eastAsia="Times New Roman" w:hAnsi="Times New Roman" w:cs="Times New Roman"/>
-          <w:b/>
-          <w:bCs/>
-          <w:sz w:val="24"/>
-          <w:szCs w:val="24"/>
-        </w:rPr>
-        <w:t xml:space="preserve"> patterns</w:t>
-      </w:r>
-      <w:r>
-        <w:rPr>
-          <w:rFonts w:ascii="Times New Roman" w:eastAsia="Times New Roman" w:hAnsi="Times New Roman" w:cs="Times New Roman"/>
-          <w:sz w:val="24"/>
-          <w:szCs w:val="24"/>
-        </w:rPr>
-        <w:t>.</w:t>
+          <w:sz w:val="24"/>
+          <w:szCs w:val="24"/>
+        </w:rPr>
+        <w:t>, request validation, pagination, and consistent error models, helping frontend and backend teams integrate faster without repeated contract clarification.</w:t>
       </w:r>
     </w:p>
     <w:p>
@@ -802,7 +1816,7 @@
         <w:pStyle w:val="ListParagraph"/>
         <w:numPr>
           <w:ilvl w:val="0"/>
-          <w:numId w:val="18"/>
+          <w:numId w:val="31"/>
         </w:numPr>
         <w:spacing w:before="100" w:beforeAutospacing="1" w:after="100" w:afterAutospacing="1" w:line="240" w:lineRule="auto"/>
         <w:jc w:val="both"/>
@@ -818,25 +1832,43 @@
           <w:sz w:val="24"/>
           <w:szCs w:val="24"/>
         </w:rPr>
-        <w:t xml:space="preserve">Implemented monitoring and logging with </w:t>
-      </w:r>
-      <w:r>
-        <w:rPr>
-          <w:rFonts w:ascii="Times New Roman" w:eastAsia="Times New Roman" w:hAnsi="Times New Roman" w:cs="Times New Roman"/>
-          <w:b/>
-          <w:bCs/>
-          <w:sz w:val="24"/>
-          <w:szCs w:val="24"/>
-        </w:rPr>
-        <w:t>Prometheus and ELK stack</w:t>
-      </w:r>
-      <w:r>
-        <w:rPr>
-          <w:rFonts w:ascii="Times New Roman" w:eastAsia="Times New Roman" w:hAnsi="Times New Roman" w:cs="Times New Roman"/>
-          <w:sz w:val="24"/>
-          <w:szCs w:val="24"/>
-        </w:rPr>
-        <w:t>, which significantly improved fault detection and system observability across distributed environments.</w:t>
+        <w:t xml:space="preserve">Strengthened authentication and authorization using </w:t>
+      </w:r>
+      <w:r>
+        <w:rPr>
+          <w:rFonts w:ascii="Times New Roman" w:eastAsia="Times New Roman" w:hAnsi="Times New Roman" w:cs="Times New Roman"/>
+          <w:b/>
+          <w:bCs/>
+          <w:sz w:val="24"/>
+          <w:szCs w:val="24"/>
+        </w:rPr>
+        <w:t>Spring Security</w:t>
+      </w:r>
+      <w:r>
+        <w:rPr>
+          <w:rFonts w:ascii="Times New Roman" w:eastAsia="Times New Roman" w:hAnsi="Times New Roman" w:cs="Times New Roman"/>
+          <w:sz w:val="24"/>
+          <w:szCs w:val="24"/>
+        </w:rPr>
+        <w:t xml:space="preserve">, OAuth2, JWT validation, and role-based access controls, preventing unauthorized access across administrative and customer-facing </w:t>
+      </w:r>
+      <w:proofErr w:type="spellStart"/>
+      <w:r>
+        <w:rPr>
+          <w:rFonts w:ascii="Times New Roman" w:eastAsia="Times New Roman" w:hAnsi="Times New Roman" w:cs="Times New Roman"/>
+          <w:sz w:val="24"/>
+          <w:szCs w:val="24"/>
+        </w:rPr>
+        <w:t>Vue</w:t>
+      </w:r>
+      <w:proofErr w:type="spellEnd"/>
+      <w:r>
+        <w:rPr>
+          <w:rFonts w:ascii="Times New Roman" w:eastAsia="Times New Roman" w:hAnsi="Times New Roman" w:cs="Times New Roman"/>
+          <w:sz w:val="24"/>
+          <w:szCs w:val="24"/>
+        </w:rPr>
+        <w:t xml:space="preserve"> modules.</w:t>
       </w:r>
     </w:p>
     <w:p>
@@ -844,7 +1876,7 @@
         <w:pStyle w:val="ListParagraph"/>
         <w:numPr>
           <w:ilvl w:val="0"/>
-          <w:numId w:val="18"/>
+          <w:numId w:val="31"/>
         </w:numPr>
         <w:spacing w:before="100" w:beforeAutospacing="1" w:after="100" w:afterAutospacing="1" w:line="240" w:lineRule="auto"/>
         <w:jc w:val="both"/>
@@ -860,29 +1892,52 @@
           <w:sz w:val="24"/>
           <w:szCs w:val="24"/>
         </w:rPr>
-        <w:t xml:space="preserve">Partnered with data teams to design scalable </w:t>
-      </w:r>
-      <w:r>
-        <w:rPr>
-          <w:rFonts w:ascii="Times New Roman" w:eastAsia="Times New Roman" w:hAnsi="Times New Roman" w:cs="Times New Roman"/>
-          <w:b/>
-          <w:bCs/>
-          <w:sz w:val="24"/>
-          <w:szCs w:val="24"/>
-        </w:rPr>
-        <w:t>NoSQL data models</w:t>
-      </w:r>
-      <w:r>
-        <w:rPr>
-          <w:rFonts w:ascii="Times New Roman" w:eastAsia="Times New Roman" w:hAnsi="Times New Roman" w:cs="Times New Roman"/>
-          <w:sz w:val="24"/>
-          <w:szCs w:val="24"/>
-        </w:rPr>
-        <w:t>, ensuring seamless integration between real-time analytics and Vue.js dashboards.</w:t>
+        <w:t xml:space="preserve">Implemented CI/CD improvements with </w:t>
+      </w:r>
+      <w:r>
+        <w:rPr>
+          <w:rFonts w:ascii="Times New Roman" w:eastAsia="Times New Roman" w:hAnsi="Times New Roman" w:cs="Times New Roman"/>
+          <w:b/>
+          <w:bCs/>
+          <w:sz w:val="24"/>
+          <w:szCs w:val="24"/>
+        </w:rPr>
+        <w:t>GitHub Actions</w:t>
+      </w:r>
+      <w:r>
+        <w:rPr>
+          <w:rFonts w:ascii="Times New Roman" w:eastAsia="Times New Roman" w:hAnsi="Times New Roman" w:cs="Times New Roman"/>
+          <w:sz w:val="24"/>
+          <w:szCs w:val="24"/>
+        </w:rPr>
+        <w:t xml:space="preserve">, Docker, </w:t>
+      </w:r>
+      <w:proofErr w:type="spellStart"/>
+      <w:r>
+        <w:rPr>
+          <w:rFonts w:ascii="Times New Roman" w:eastAsia="Times New Roman" w:hAnsi="Times New Roman" w:cs="Times New Roman"/>
+          <w:sz w:val="24"/>
+          <w:szCs w:val="24"/>
+        </w:rPr>
+        <w:t>SonarQube</w:t>
+      </w:r>
+      <w:proofErr w:type="spellEnd"/>
+      <w:r>
+        <w:rPr>
+          <w:rFonts w:ascii="Times New Roman" w:eastAsia="Times New Roman" w:hAnsi="Times New Roman" w:cs="Times New Roman"/>
+          <w:sz w:val="24"/>
+          <w:szCs w:val="24"/>
+        </w:rPr>
+        <w:t xml:space="preserve"> quality gates, and environment-specific configuration, making release promotion more predictable across development, staging, and production.</w:t>
       </w:r>
     </w:p>
     <w:p>
       <w:pPr>
+        <w:pStyle w:val="ListParagraph"/>
+        <w:numPr>
+          <w:ilvl w:val="0"/>
+          <w:numId w:val="31"/>
+        </w:numPr>
         <w:spacing w:before="100" w:beforeAutospacing="1" w:after="100" w:afterAutospacing="1" w:line="240" w:lineRule="auto"/>
         <w:jc w:val="both"/>
         <w:rPr>
@@ -891,9 +1946,22 @@
           <w:szCs w:val="24"/>
         </w:rPr>
       </w:pPr>
+      <w:r>
+        <w:rPr>
+          <w:rFonts w:ascii="Times New Roman" w:eastAsia="Times New Roman" w:hAnsi="Times New Roman" w:cs="Times New Roman"/>
+          <w:sz w:val="24"/>
+          <w:szCs w:val="24"/>
+        </w:rPr>
+        <w:t>Collaborated with product managers, QA engineers, and customer stakeholders to break down complex workflow requirements into technical designs, implementation tasks, test scenarios, and release-ready increments.</w:t>
+      </w:r>
     </w:p>
     <w:p>
       <w:pPr>
+        <w:pStyle w:val="ListParagraph"/>
+        <w:numPr>
+          <w:ilvl w:val="0"/>
+          <w:numId w:val="31"/>
+        </w:numPr>
         <w:spacing w:before="100" w:beforeAutospacing="1" w:after="100" w:afterAutospacing="1" w:line="240" w:lineRule="auto"/>
         <w:jc w:val="both"/>
         <w:rPr>
@@ -902,6 +1970,52 @@
           <w:szCs w:val="24"/>
         </w:rPr>
       </w:pPr>
+      <w:r>
+        <w:rPr>
+          <w:rFonts w:ascii="Times New Roman" w:eastAsia="Times New Roman" w:hAnsi="Times New Roman" w:cs="Times New Roman"/>
+          <w:sz w:val="24"/>
+          <w:szCs w:val="24"/>
+        </w:rPr>
+        <w:t xml:space="preserve">Mentored mid-level engineers on </w:t>
+      </w:r>
+      <w:r>
+        <w:rPr>
+          <w:rFonts w:ascii="Times New Roman" w:eastAsia="Times New Roman" w:hAnsi="Times New Roman" w:cs="Times New Roman"/>
+          <w:b/>
+          <w:bCs/>
+          <w:sz w:val="24"/>
+          <w:szCs w:val="24"/>
+        </w:rPr>
+        <w:t>Java</w:t>
+      </w:r>
+      <w:r>
+        <w:rPr>
+          <w:rFonts w:ascii="Times New Roman" w:eastAsia="Times New Roman" w:hAnsi="Times New Roman" w:cs="Times New Roman"/>
+          <w:sz w:val="24"/>
+          <w:szCs w:val="24"/>
+        </w:rPr>
+        <w:t xml:space="preserve">, </w:t>
+      </w:r>
+      <w:proofErr w:type="spellStart"/>
+      <w:r>
+        <w:rPr>
+          <w:rFonts w:ascii="Times New Roman" w:eastAsia="Times New Roman" w:hAnsi="Times New Roman" w:cs="Times New Roman"/>
+          <w:b/>
+          <w:bCs/>
+          <w:sz w:val="24"/>
+          <w:szCs w:val="24"/>
+        </w:rPr>
+        <w:t>Vue</w:t>
+      </w:r>
+      <w:proofErr w:type="spellEnd"/>
+      <w:r>
+        <w:rPr>
+          <w:rFonts w:ascii="Times New Roman" w:eastAsia="Times New Roman" w:hAnsi="Times New Roman" w:cs="Times New Roman"/>
+          <w:sz w:val="24"/>
+          <w:szCs w:val="24"/>
+        </w:rPr>
+        <w:t>, clean service boundaries, test coverage, and production debugging, raising team consistency around code quality and supportable architecture decisions.</w:t>
+      </w:r>
     </w:p>
     <w:p>
       <w:pPr>
@@ -925,7 +2039,6 @@
           <w:sz w:val="24"/>
           <w:szCs w:val="24"/>
         </w:rPr>
-        <w:lastRenderedPageBreak/>
         <w:t>Hexaview</w:t>
       </w:r>
       <w:proofErr w:type="spellEnd"/>
@@ -1005,61 +2118,109 @@
           <w:sz w:val="24"/>
           <w:szCs w:val="24"/>
         </w:rPr>
-        <w:t xml:space="preserve">Developed </w:t>
-      </w:r>
-      <w:r>
-        <w:rPr>
-          <w:rFonts w:ascii="Times New Roman" w:eastAsia="Times New Roman" w:hAnsi="Times New Roman" w:cs="Times New Roman"/>
-          <w:b/>
-          <w:bCs/>
-          <w:sz w:val="24"/>
-          <w:szCs w:val="24"/>
-        </w:rPr>
-        <w:t>Java backend services with Spring Boot</w:t>
-      </w:r>
-      <w:r>
-        <w:rPr>
-          <w:rFonts w:ascii="Times New Roman" w:eastAsia="Times New Roman" w:hAnsi="Times New Roman" w:cs="Times New Roman"/>
-          <w:sz w:val="24"/>
-          <w:szCs w:val="24"/>
-        </w:rPr>
-        <w:t xml:space="preserve"> and </w:t>
-      </w:r>
-      <w:r>
-        <w:rPr>
-          <w:rFonts w:ascii="Times New Roman" w:eastAsia="Times New Roman" w:hAnsi="Times New Roman" w:cs="Times New Roman"/>
-          <w:b/>
-          <w:bCs/>
-          <w:sz w:val="24"/>
-          <w:szCs w:val="24"/>
-        </w:rPr>
-        <w:t>Vue.js frontends</w:t>
-      </w:r>
-      <w:r>
-        <w:rPr>
-          <w:rFonts w:ascii="Times New Roman" w:eastAsia="Times New Roman" w:hAnsi="Times New Roman" w:cs="Times New Roman"/>
-          <w:sz w:val="24"/>
-          <w:szCs w:val="24"/>
-        </w:rPr>
-        <w:t xml:space="preserve"> for </w:t>
+        <w:t xml:space="preserve">Developed customer portal and financial workflow features using </w:t>
+      </w:r>
+      <w:r>
+        <w:rPr>
+          <w:rFonts w:ascii="Times New Roman" w:eastAsia="Times New Roman" w:hAnsi="Times New Roman" w:cs="Times New Roman"/>
+          <w:b/>
+          <w:bCs/>
+          <w:sz w:val="24"/>
+          <w:szCs w:val="24"/>
+        </w:rPr>
+        <w:t>Java 8–11</w:t>
+      </w:r>
+      <w:r>
+        <w:rPr>
+          <w:rFonts w:ascii="Times New Roman" w:eastAsia="Times New Roman" w:hAnsi="Times New Roman" w:cs="Times New Roman"/>
+          <w:sz w:val="24"/>
+          <w:szCs w:val="24"/>
+        </w:rPr>
+        <w:t xml:space="preserve">, </w:t>
+      </w:r>
+      <w:r>
+        <w:rPr>
+          <w:rFonts w:ascii="Times New Roman" w:eastAsia="Times New Roman" w:hAnsi="Times New Roman" w:cs="Times New Roman"/>
+          <w:b/>
+          <w:bCs/>
+          <w:sz w:val="24"/>
+          <w:szCs w:val="24"/>
+        </w:rPr>
+        <w:t>Spring Boot 2.x</w:t>
+      </w:r>
+      <w:r>
+        <w:rPr>
+          <w:rFonts w:ascii="Times New Roman" w:eastAsia="Times New Roman" w:hAnsi="Times New Roman" w:cs="Times New Roman"/>
+          <w:sz w:val="24"/>
+          <w:szCs w:val="24"/>
+        </w:rPr>
+        <w:t xml:space="preserve">, </w:t>
       </w:r>
       <w:proofErr w:type="spellStart"/>
       <w:r>
         <w:rPr>
           <w:rFonts w:ascii="Times New Roman" w:eastAsia="Times New Roman" w:hAnsi="Times New Roman" w:cs="Times New Roman"/>
-          <w:sz w:val="24"/>
-          <w:szCs w:val="24"/>
-        </w:rPr>
-        <w:t>fintech</w:t>
+          <w:b/>
+          <w:bCs/>
+          <w:sz w:val="24"/>
+          <w:szCs w:val="24"/>
+        </w:rPr>
+        <w:t>Vue</w:t>
       </w:r>
       <w:proofErr w:type="spellEnd"/>
       <w:r>
         <w:rPr>
           <w:rFonts w:ascii="Times New Roman" w:eastAsia="Times New Roman" w:hAnsi="Times New Roman" w:cs="Times New Roman"/>
-          <w:sz w:val="24"/>
-          <w:szCs w:val="24"/>
-        </w:rPr>
-        <w:t xml:space="preserve"> platforms, ensuring robust transaction processing with SQL and NoSQL databases.</w:t>
+          <w:b/>
+          <w:bCs/>
+          <w:sz w:val="24"/>
+          <w:szCs w:val="24"/>
+        </w:rPr>
+        <w:t xml:space="preserve"> 2.x</w:t>
+      </w:r>
+      <w:r>
+        <w:rPr>
+          <w:rFonts w:ascii="Times New Roman" w:eastAsia="Times New Roman" w:hAnsi="Times New Roman" w:cs="Times New Roman"/>
+          <w:sz w:val="24"/>
+          <w:szCs w:val="24"/>
+        </w:rPr>
+        <w:t xml:space="preserve">, </w:t>
+      </w:r>
+      <w:proofErr w:type="spellStart"/>
+      <w:r>
+        <w:rPr>
+          <w:rFonts w:ascii="Times New Roman" w:eastAsia="Times New Roman" w:hAnsi="Times New Roman" w:cs="Times New Roman"/>
+          <w:sz w:val="24"/>
+          <w:szCs w:val="24"/>
+        </w:rPr>
+        <w:t>Vuex</w:t>
+      </w:r>
+      <w:proofErr w:type="spellEnd"/>
+      <w:r>
+        <w:rPr>
+          <w:rFonts w:ascii="Times New Roman" w:eastAsia="Times New Roman" w:hAnsi="Times New Roman" w:cs="Times New Roman"/>
+          <w:sz w:val="24"/>
+          <w:szCs w:val="24"/>
+        </w:rPr>
+        <w:t xml:space="preserve">, MySQL, and </w:t>
+      </w:r>
+      <w:proofErr w:type="spellStart"/>
+      <w:r>
+        <w:rPr>
+          <w:rFonts w:ascii="Times New Roman" w:eastAsia="Times New Roman" w:hAnsi="Times New Roman" w:cs="Times New Roman"/>
+          <w:sz w:val="24"/>
+          <w:szCs w:val="24"/>
+        </w:rPr>
+        <w:t>Redis</w:t>
+      </w:r>
+      <w:proofErr w:type="spellEnd"/>
+      <w:r>
+        <w:rPr>
+          <w:rFonts w:ascii="Times New Roman" w:eastAsia="Times New Roman" w:hAnsi="Times New Roman" w:cs="Times New Roman"/>
+          <w:sz w:val="24"/>
+          <w:szCs w:val="24"/>
+        </w:rPr>
+        <w:t>, supporting account management, document review, reporting, and notification workflows.</w:t>
       </w:r>
     </w:p>
     <w:p>
@@ -1083,25 +2244,37 @@
           <w:sz w:val="24"/>
           <w:szCs w:val="24"/>
         </w:rPr>
-        <w:t xml:space="preserve">Designed and deployed applications on </w:t>
-      </w:r>
-      <w:r>
-        <w:rPr>
-          <w:rFonts w:ascii="Times New Roman" w:eastAsia="Times New Roman" w:hAnsi="Times New Roman" w:cs="Times New Roman"/>
-          <w:b/>
-          <w:bCs/>
-          <w:sz w:val="24"/>
-          <w:szCs w:val="24"/>
-        </w:rPr>
-        <w:t>AWS EC2 and GCP App Engine</w:t>
-      </w:r>
-      <w:r>
-        <w:rPr>
-          <w:rFonts w:ascii="Times New Roman" w:eastAsia="Times New Roman" w:hAnsi="Times New Roman" w:cs="Times New Roman"/>
-          <w:sz w:val="24"/>
-          <w:szCs w:val="24"/>
-        </w:rPr>
-        <w:t>, leveraging Docker for portable deployments and Kubernetes for resilient orchestration.</w:t>
+        <w:t xml:space="preserve">Migrated selected frontend modules from legacy jQuery and server-rendered templates to </w:t>
+      </w:r>
+      <w:proofErr w:type="spellStart"/>
+      <w:r>
+        <w:rPr>
+          <w:rFonts w:ascii="Times New Roman" w:eastAsia="Times New Roman" w:hAnsi="Times New Roman" w:cs="Times New Roman"/>
+          <w:b/>
+          <w:bCs/>
+          <w:sz w:val="24"/>
+          <w:szCs w:val="24"/>
+        </w:rPr>
+        <w:t>Vue</w:t>
+      </w:r>
+      <w:proofErr w:type="spellEnd"/>
+      <w:r>
+        <w:rPr>
+          <w:rFonts w:ascii="Times New Roman" w:eastAsia="Times New Roman" w:hAnsi="Times New Roman" w:cs="Times New Roman"/>
+          <w:b/>
+          <w:bCs/>
+          <w:sz w:val="24"/>
+          <w:szCs w:val="24"/>
+        </w:rPr>
+        <w:t xml:space="preserve"> 2.x</w:t>
+      </w:r>
+      <w:r>
+        <w:rPr>
+          <w:rFonts w:ascii="Times New Roman" w:eastAsia="Times New Roman" w:hAnsi="Times New Roman" w:cs="Times New Roman"/>
+          <w:sz w:val="24"/>
+          <w:szCs w:val="24"/>
+        </w:rPr>
+        <w:t>, improving UI consistency while keeping older Spring MVC pages stable during phased modernization.</w:t>
       </w:r>
     </w:p>
     <w:p>
@@ -1125,25 +2298,67 @@
           <w:sz w:val="24"/>
           <w:szCs w:val="24"/>
         </w:rPr>
-        <w:t xml:space="preserve">Improved query performance by designing optimized </w:t>
-      </w:r>
-      <w:r>
-        <w:rPr>
-          <w:rFonts w:ascii="Times New Roman" w:eastAsia="Times New Roman" w:hAnsi="Times New Roman" w:cs="Times New Roman"/>
-          <w:b/>
-          <w:bCs/>
-          <w:sz w:val="24"/>
-          <w:szCs w:val="24"/>
-        </w:rPr>
-        <w:t>PostgreSQL and MongoDB schemas</w:t>
-      </w:r>
-      <w:r>
-        <w:rPr>
-          <w:rFonts w:ascii="Times New Roman" w:eastAsia="Times New Roman" w:hAnsi="Times New Roman" w:cs="Times New Roman"/>
-          <w:sz w:val="24"/>
-          <w:szCs w:val="24"/>
-        </w:rPr>
-        <w:t>, achieving significant improvements in scalability for high-volume data workloads.</w:t>
+        <w:t xml:space="preserve">Introduced </w:t>
+      </w:r>
+      <w:proofErr w:type="spellStart"/>
+      <w:r>
+        <w:rPr>
+          <w:rFonts w:ascii="Times New Roman" w:eastAsia="Times New Roman" w:hAnsi="Times New Roman" w:cs="Times New Roman"/>
+          <w:b/>
+          <w:bCs/>
+          <w:sz w:val="24"/>
+          <w:szCs w:val="24"/>
+        </w:rPr>
+        <w:t>Vue</w:t>
+      </w:r>
+      <w:proofErr w:type="spellEnd"/>
+      <w:r>
+        <w:rPr>
+          <w:rFonts w:ascii="Times New Roman" w:eastAsia="Times New Roman" w:hAnsi="Times New Roman" w:cs="Times New Roman"/>
+          <w:b/>
+          <w:bCs/>
+          <w:sz w:val="24"/>
+          <w:szCs w:val="24"/>
+        </w:rPr>
+        <w:t xml:space="preserve"> 3</w:t>
+      </w:r>
+      <w:r>
+        <w:rPr>
+          <w:rFonts w:ascii="Times New Roman" w:eastAsia="Times New Roman" w:hAnsi="Times New Roman" w:cs="Times New Roman"/>
+          <w:sz w:val="24"/>
+          <w:szCs w:val="24"/>
+        </w:rPr>
+        <w:t xml:space="preserve"> for new internal modules near the later stage of the engagement, using Composition API patterns where appropriate while maintaining compatibility with existing </w:t>
+      </w:r>
+      <w:proofErr w:type="spellStart"/>
+      <w:r>
+        <w:rPr>
+          <w:rFonts w:ascii="Times New Roman" w:eastAsia="Times New Roman" w:hAnsi="Times New Roman" w:cs="Times New Roman"/>
+          <w:b/>
+          <w:bCs/>
+          <w:sz w:val="24"/>
+          <w:szCs w:val="24"/>
+        </w:rPr>
+        <w:t>Vue</w:t>
+      </w:r>
+      <w:proofErr w:type="spellEnd"/>
+      <w:r>
+        <w:rPr>
+          <w:rFonts w:ascii="Times New Roman" w:eastAsia="Times New Roman" w:hAnsi="Times New Roman" w:cs="Times New Roman"/>
+          <w:b/>
+          <w:bCs/>
+          <w:sz w:val="24"/>
+          <w:szCs w:val="24"/>
+        </w:rPr>
+        <w:t xml:space="preserve"> 2</w:t>
+      </w:r>
+      <w:r>
+        <w:rPr>
+          <w:rFonts w:ascii="Times New Roman" w:eastAsia="Times New Roman" w:hAnsi="Times New Roman" w:cs="Times New Roman"/>
+          <w:sz w:val="24"/>
+          <w:szCs w:val="24"/>
+        </w:rPr>
+        <w:t xml:space="preserve"> production screens.</w:t>
       </w:r>
     </w:p>
     <w:p>
@@ -1167,59 +2382,25 @@
           <w:sz w:val="24"/>
           <w:szCs w:val="24"/>
         </w:rPr>
-        <w:t xml:space="preserve">Delivered enterprise Vue.js modules with </w:t>
-      </w:r>
-      <w:proofErr w:type="spellStart"/>
-      <w:r>
-        <w:rPr>
-          <w:rFonts w:ascii="Times New Roman" w:eastAsia="Times New Roman" w:hAnsi="Times New Roman" w:cs="Times New Roman"/>
-          <w:b/>
-          <w:bCs/>
-          <w:sz w:val="24"/>
-          <w:szCs w:val="24"/>
-        </w:rPr>
-        <w:t>Vuetify</w:t>
-      </w:r>
-      <w:proofErr w:type="spellEnd"/>
-      <w:r>
-        <w:rPr>
-          <w:rFonts w:ascii="Times New Roman" w:eastAsia="Times New Roman" w:hAnsi="Times New Roman" w:cs="Times New Roman"/>
-          <w:b/>
-          <w:bCs/>
-          <w:sz w:val="24"/>
-          <w:szCs w:val="24"/>
-        </w:rPr>
-        <w:t xml:space="preserve"> and </w:t>
-      </w:r>
-      <w:proofErr w:type="spellStart"/>
-      <w:r>
-        <w:rPr>
-          <w:rFonts w:ascii="Times New Roman" w:eastAsia="Times New Roman" w:hAnsi="Times New Roman" w:cs="Times New Roman"/>
-          <w:b/>
-          <w:bCs/>
-          <w:sz w:val="24"/>
-          <w:szCs w:val="24"/>
-        </w:rPr>
-        <w:t>Vue</w:t>
-      </w:r>
-      <w:proofErr w:type="spellEnd"/>
-      <w:r>
-        <w:rPr>
-          <w:rFonts w:ascii="Times New Roman" w:eastAsia="Times New Roman" w:hAnsi="Times New Roman" w:cs="Times New Roman"/>
-          <w:b/>
-          <w:bCs/>
-          <w:sz w:val="24"/>
-          <w:szCs w:val="24"/>
-        </w:rPr>
-        <w:t xml:space="preserve"> Router</w:t>
-      </w:r>
-      <w:r>
-        <w:rPr>
-          <w:rFonts w:ascii="Times New Roman" w:eastAsia="Times New Roman" w:hAnsi="Times New Roman" w:cs="Times New Roman"/>
-          <w:sz w:val="24"/>
-          <w:szCs w:val="24"/>
-        </w:rPr>
-        <w:t>, creating dynamic SPAs that enhanced user experience and met accessibility standards.</w:t>
+        <w:t xml:space="preserve">Reduced recurring form submission defects by </w:t>
+      </w:r>
+      <w:r>
+        <w:rPr>
+          <w:rFonts w:ascii="Times New Roman" w:eastAsia="Times New Roman" w:hAnsi="Times New Roman" w:cs="Times New Roman"/>
+          <w:b/>
+          <w:bCs/>
+          <w:sz w:val="24"/>
+          <w:szCs w:val="24"/>
+        </w:rPr>
+        <w:t>31%</w:t>
+      </w:r>
+      <w:r>
+        <w:rPr>
+          <w:rFonts w:ascii="Times New Roman" w:eastAsia="Times New Roman" w:hAnsi="Times New Roman" w:cs="Times New Roman"/>
+          <w:sz w:val="24"/>
+          <w:szCs w:val="24"/>
+        </w:rPr>
+        <w:t xml:space="preserve"> by adding shared validation rules, API-level request checks, and Cypress coverage for high-risk user journeys across onboarding and account update workflows.</w:t>
       </w:r>
     </w:p>
     <w:p>
@@ -1243,25 +2424,25 @@
           <w:sz w:val="24"/>
           <w:szCs w:val="24"/>
         </w:rPr>
-        <w:t xml:space="preserve">Implemented authentication and authorization layers using </w:t>
-      </w:r>
-      <w:r>
-        <w:rPr>
-          <w:rFonts w:ascii="Times New Roman" w:eastAsia="Times New Roman" w:hAnsi="Times New Roman" w:cs="Times New Roman"/>
-          <w:b/>
-          <w:bCs/>
-          <w:sz w:val="24"/>
-          <w:szCs w:val="24"/>
-        </w:rPr>
-        <w:t>JWT, OAuth2, and Spring Security</w:t>
-      </w:r>
-      <w:r>
-        <w:rPr>
-          <w:rFonts w:ascii="Times New Roman" w:eastAsia="Times New Roman" w:hAnsi="Times New Roman" w:cs="Times New Roman"/>
-          <w:sz w:val="24"/>
-          <w:szCs w:val="24"/>
-        </w:rPr>
-        <w:t>, ensuring compliance with enterprise-grade security policies.</w:t>
+        <w:t xml:space="preserve">Refactored monolithic service classes into smaller </w:t>
+      </w:r>
+      <w:r>
+        <w:rPr>
+          <w:rFonts w:ascii="Times New Roman" w:eastAsia="Times New Roman" w:hAnsi="Times New Roman" w:cs="Times New Roman"/>
+          <w:b/>
+          <w:bCs/>
+          <w:sz w:val="24"/>
+          <w:szCs w:val="24"/>
+        </w:rPr>
+        <w:t>Spring Boot</w:t>
+      </w:r>
+      <w:r>
+        <w:rPr>
+          <w:rFonts w:ascii="Times New Roman" w:eastAsia="Times New Roman" w:hAnsi="Times New Roman" w:cs="Times New Roman"/>
+          <w:sz w:val="24"/>
+          <w:szCs w:val="24"/>
+        </w:rPr>
+        <w:t xml:space="preserve"> service layers, improving separation between controllers, business rules, repositories, and external integration adapters.</w:t>
       </w:r>
     </w:p>
     <w:p>
@@ -1285,47 +2466,25 @@
           <w:sz w:val="24"/>
           <w:szCs w:val="24"/>
         </w:rPr>
-        <w:t xml:space="preserve">Automated unit and integration testing pipelines with </w:t>
-      </w:r>
-      <w:r>
-        <w:rPr>
-          <w:rFonts w:ascii="Times New Roman" w:eastAsia="Times New Roman" w:hAnsi="Times New Roman" w:cs="Times New Roman"/>
-          <w:b/>
-          <w:bCs/>
-          <w:sz w:val="24"/>
-          <w:szCs w:val="24"/>
-        </w:rPr>
-        <w:t xml:space="preserve">JUnit, </w:t>
+        <w:t xml:space="preserve">Solved production timeout issues in statement generation by optimizing SQL joins, adding </w:t>
       </w:r>
       <w:proofErr w:type="spellStart"/>
       <w:r>
         <w:rPr>
           <w:rFonts w:ascii="Times New Roman" w:eastAsia="Times New Roman" w:hAnsi="Times New Roman" w:cs="Times New Roman"/>
-          <w:b/>
-          <w:bCs/>
-          <w:sz w:val="24"/>
-          <w:szCs w:val="24"/>
-        </w:rPr>
-        <w:t>Mockito</w:t>
+          <w:sz w:val="24"/>
+          <w:szCs w:val="24"/>
+        </w:rPr>
+        <w:t>async</w:t>
       </w:r>
       <w:proofErr w:type="spellEnd"/>
       <w:r>
         <w:rPr>
           <w:rFonts w:ascii="Times New Roman" w:eastAsia="Times New Roman" w:hAnsi="Times New Roman" w:cs="Times New Roman"/>
-          <w:b/>
-          <w:bCs/>
-          <w:sz w:val="24"/>
-          <w:szCs w:val="24"/>
-        </w:rPr>
-        <w:t>, Cypress, and Jest</w:t>
-      </w:r>
-      <w:r>
-        <w:rPr>
-          <w:rFonts w:ascii="Times New Roman" w:eastAsia="Times New Roman" w:hAnsi="Times New Roman" w:cs="Times New Roman"/>
-          <w:sz w:val="24"/>
-          <w:szCs w:val="24"/>
-        </w:rPr>
-        <w:t>, raising coverage across both Java backend and Vue.js frontend codebases.</w:t>
+          <w:sz w:val="24"/>
+          <w:szCs w:val="24"/>
+        </w:rPr>
+        <w:t xml:space="preserve"> processing for long-running jobs, and improving database connection pool settings under heavy load.</w:t>
       </w:r>
     </w:p>
     <w:p>
@@ -1349,49 +2508,7 @@
           <w:sz w:val="24"/>
           <w:szCs w:val="24"/>
         </w:rPr>
-        <w:t xml:space="preserve">Supported DevOps adoption by migrating legacy deployments into </w:t>
-      </w:r>
-      <w:proofErr w:type="spellStart"/>
-      <w:r>
-        <w:rPr>
-          <w:rFonts w:ascii="Times New Roman" w:eastAsia="Times New Roman" w:hAnsi="Times New Roman" w:cs="Times New Roman"/>
-          <w:b/>
-          <w:bCs/>
-          <w:sz w:val="24"/>
-          <w:szCs w:val="24"/>
-        </w:rPr>
-        <w:t>Dockerized</w:t>
-      </w:r>
-      <w:proofErr w:type="spellEnd"/>
-      <w:r>
-        <w:rPr>
-          <w:rFonts w:ascii="Times New Roman" w:eastAsia="Times New Roman" w:hAnsi="Times New Roman" w:cs="Times New Roman"/>
-          <w:b/>
-          <w:bCs/>
-          <w:sz w:val="24"/>
-          <w:szCs w:val="24"/>
-        </w:rPr>
-        <w:t xml:space="preserve"> </w:t>
-      </w:r>
-      <w:proofErr w:type="spellStart"/>
-      <w:r>
-        <w:rPr>
-          <w:rFonts w:ascii="Times New Roman" w:eastAsia="Times New Roman" w:hAnsi="Times New Roman" w:cs="Times New Roman"/>
-          <w:b/>
-          <w:bCs/>
-          <w:sz w:val="24"/>
-          <w:szCs w:val="24"/>
-        </w:rPr>
-        <w:t>microservices</w:t>
-      </w:r>
-      <w:proofErr w:type="spellEnd"/>
-      <w:r>
-        <w:rPr>
-          <w:rFonts w:ascii="Times New Roman" w:eastAsia="Times New Roman" w:hAnsi="Times New Roman" w:cs="Times New Roman"/>
-          <w:sz w:val="24"/>
-          <w:szCs w:val="24"/>
-        </w:rPr>
-        <w:t>, cutting manual deployment time and improving rollback reliability.</w:t>
+        <w:t>Implemented secure document upload workflows using virus-scan hooks, metadata validation, signed download URLs, and audit trails for regulated customer files.</w:t>
       </w:r>
     </w:p>
     <w:p>
@@ -1415,8 +2532,97 @@
           <w:sz w:val="24"/>
           <w:szCs w:val="24"/>
         </w:rPr>
-        <w:t>Collaborated in agile sprints with cross-functional teams, ensuring timely delivery of features, mentoring peers, and participating in architecture reviews for enterprise projects.</w:t>
-      </w:r>
+        <w:t xml:space="preserve">Created integration tests with </w:t>
+      </w:r>
+      <w:r>
+        <w:rPr>
+          <w:rFonts w:ascii="Times New Roman" w:eastAsia="Times New Roman" w:hAnsi="Times New Roman" w:cs="Times New Roman"/>
+          <w:b/>
+          <w:bCs/>
+          <w:sz w:val="24"/>
+          <w:szCs w:val="24"/>
+        </w:rPr>
+        <w:t>JUnit</w:t>
+      </w:r>
+      <w:r>
+        <w:rPr>
+          <w:rFonts w:ascii="Times New Roman" w:eastAsia="Times New Roman" w:hAnsi="Times New Roman" w:cs="Times New Roman"/>
+          <w:sz w:val="24"/>
+          <w:szCs w:val="24"/>
+        </w:rPr>
+        <w:t xml:space="preserve">, </w:t>
+      </w:r>
+      <w:proofErr w:type="spellStart"/>
+      <w:r>
+        <w:rPr>
+          <w:rFonts w:ascii="Times New Roman" w:eastAsia="Times New Roman" w:hAnsi="Times New Roman" w:cs="Times New Roman"/>
+          <w:sz w:val="24"/>
+          <w:szCs w:val="24"/>
+        </w:rPr>
+        <w:t>Mockito</w:t>
+      </w:r>
+      <w:proofErr w:type="spellEnd"/>
+      <w:r>
+        <w:rPr>
+          <w:rFonts w:ascii="Times New Roman" w:eastAsia="Times New Roman" w:hAnsi="Times New Roman" w:cs="Times New Roman"/>
+          <w:sz w:val="24"/>
+          <w:szCs w:val="24"/>
+        </w:rPr>
+        <w:t xml:space="preserve">, REST Assured, and </w:t>
+      </w:r>
+      <w:proofErr w:type="spellStart"/>
+      <w:r>
+        <w:rPr>
+          <w:rFonts w:ascii="Times New Roman" w:eastAsia="Times New Roman" w:hAnsi="Times New Roman" w:cs="Times New Roman"/>
+          <w:sz w:val="24"/>
+          <w:szCs w:val="24"/>
+        </w:rPr>
+        <w:t>Testcontainers</w:t>
+      </w:r>
+      <w:proofErr w:type="spellEnd"/>
+      <w:r>
+        <w:rPr>
+          <w:rFonts w:ascii="Times New Roman" w:eastAsia="Times New Roman" w:hAnsi="Times New Roman" w:cs="Times New Roman"/>
+          <w:sz w:val="24"/>
+          <w:szCs w:val="24"/>
+        </w:rPr>
+        <w:t>, increasing confidence in payment, notification, and document APIs before production deployment.</w:t>
+      </w:r>
+    </w:p>
+    <w:p>
+      <w:pPr>
+        <w:pStyle w:val="ListParagraph"/>
+        <w:numPr>
+          <w:ilvl w:val="0"/>
+          <w:numId w:val="20"/>
+        </w:numPr>
+        <w:spacing w:before="100" w:beforeAutospacing="1" w:after="100" w:afterAutospacing="1" w:line="240" w:lineRule="auto"/>
+        <w:jc w:val="both"/>
+        <w:rPr>
+          <w:rFonts w:ascii="Times New Roman" w:eastAsia="Times New Roman" w:hAnsi="Times New Roman" w:cs="Times New Roman"/>
+          <w:sz w:val="24"/>
+          <w:szCs w:val="24"/>
+        </w:rPr>
+      </w:pPr>
+      <w:r>
+        <w:rPr>
+          <w:rFonts w:ascii="Times New Roman" w:eastAsia="Times New Roman" w:hAnsi="Times New Roman" w:cs="Times New Roman"/>
+          <w:sz w:val="24"/>
+          <w:szCs w:val="24"/>
+        </w:rPr>
+        <w:t>Supported Agile delivery by estimating backlog items, reviewing pull requests, coordinating with QA, and helping release managers validate hotfixes, rollbacks, and database migration scripts.</w:t>
+      </w:r>
+    </w:p>
+    <w:p>
+      <w:pPr>
+        <w:spacing w:before="100" w:beforeAutospacing="1" w:after="100" w:afterAutospacing="1" w:line="240" w:lineRule="auto"/>
+        <w:jc w:val="both"/>
+        <w:rPr>
+          <w:rFonts w:ascii="Times New Roman" w:eastAsia="Times New Roman" w:hAnsi="Times New Roman" w:cs="Times New Roman"/>
+          <w:sz w:val="24"/>
+          <w:szCs w:val="24"/>
+        </w:rPr>
+      </w:pPr>
     </w:p>
     <w:p>
       <w:pPr>
@@ -1440,6 +2646,7 @@
           <w:sz w:val="24"/>
           <w:szCs w:val="24"/>
         </w:rPr>
+        <w:lastRenderedPageBreak/>
         <w:t>SimbirSoft</w:t>
       </w:r>
       <w:proofErr w:type="spellEnd"/>
@@ -1519,47 +2726,43 @@
           <w:sz w:val="24"/>
           <w:szCs w:val="24"/>
         </w:rPr>
-        <w:t xml:space="preserve">Built full-stack enterprise solutions by combining </w:t>
-      </w:r>
-      <w:r>
-        <w:rPr>
-          <w:rFonts w:ascii="Times New Roman" w:eastAsia="Times New Roman" w:hAnsi="Times New Roman" w:cs="Times New Roman"/>
-          <w:b/>
-          <w:bCs/>
-          <w:sz w:val="24"/>
-          <w:szCs w:val="24"/>
-        </w:rPr>
-        <w:t xml:space="preserve">Java Spring MVC </w:t>
-      </w:r>
-      <w:proofErr w:type="spellStart"/>
-      <w:r>
-        <w:rPr>
-          <w:rFonts w:ascii="Times New Roman" w:eastAsia="Times New Roman" w:hAnsi="Times New Roman" w:cs="Times New Roman"/>
-          <w:b/>
-          <w:bCs/>
-          <w:sz w:val="24"/>
-          <w:szCs w:val="24"/>
-        </w:rPr>
-        <w:t>backends</w:t>
-      </w:r>
-      <w:proofErr w:type="spellEnd"/>
-      <w:r>
-        <w:rPr>
-          <w:rFonts w:ascii="Times New Roman" w:eastAsia="Times New Roman" w:hAnsi="Times New Roman" w:cs="Times New Roman"/>
-          <w:b/>
-          <w:bCs/>
-          <w:sz w:val="24"/>
-          <w:szCs w:val="24"/>
-        </w:rPr>
-        <w:t xml:space="preserve"> with Vue.js-driven SPAs</w:t>
-      </w:r>
-      <w:r>
-        <w:rPr>
-          <w:rFonts w:ascii="Times New Roman" w:eastAsia="Times New Roman" w:hAnsi="Times New Roman" w:cs="Times New Roman"/>
-          <w:sz w:val="24"/>
-          <w:szCs w:val="24"/>
-        </w:rPr>
-        <w:t>, significantly improving user engagement through modern web interfaces.</w:t>
+        <w:t xml:space="preserve">Built and maintained Java web applications using </w:t>
+      </w:r>
+      <w:r>
+        <w:rPr>
+          <w:rFonts w:ascii="Times New Roman" w:eastAsia="Times New Roman" w:hAnsi="Times New Roman" w:cs="Times New Roman"/>
+          <w:b/>
+          <w:bCs/>
+          <w:sz w:val="24"/>
+          <w:szCs w:val="24"/>
+        </w:rPr>
+        <w:t>Java 8</w:t>
+      </w:r>
+      <w:r>
+        <w:rPr>
+          <w:rFonts w:ascii="Times New Roman" w:eastAsia="Times New Roman" w:hAnsi="Times New Roman" w:cs="Times New Roman"/>
+          <w:sz w:val="24"/>
+          <w:szCs w:val="24"/>
+        </w:rPr>
+        <w:t xml:space="preserve">, Spring MVC, early </w:t>
+      </w:r>
+      <w:r>
+        <w:rPr>
+          <w:rFonts w:ascii="Times New Roman" w:eastAsia="Times New Roman" w:hAnsi="Times New Roman" w:cs="Times New Roman"/>
+          <w:b/>
+          <w:bCs/>
+          <w:sz w:val="24"/>
+          <w:szCs w:val="24"/>
+        </w:rPr>
+        <w:t>Spring Boot 1.x</w:t>
+      </w:r>
+      <w:r>
+        <w:rPr>
+          <w:rFonts w:ascii="Times New Roman" w:eastAsia="Times New Roman" w:hAnsi="Times New Roman" w:cs="Times New Roman"/>
+          <w:sz w:val="24"/>
+          <w:szCs w:val="24"/>
+        </w:rPr>
+        <w:t>, Hibernate, JSP, JavaScript, and MySQL for business operations, reporting, and client administration systems.</w:t>
       </w:r>
     </w:p>
     <w:p>
@@ -1583,43 +2786,37 @@
           <w:sz w:val="24"/>
           <w:szCs w:val="24"/>
         </w:rPr>
-        <w:t xml:space="preserve">Designed and deployed Java </w:t>
+        <w:t xml:space="preserve">Introduced targeted </w:t>
       </w:r>
       <w:proofErr w:type="spellStart"/>
       <w:r>
         <w:rPr>
           <w:rFonts w:ascii="Times New Roman" w:eastAsia="Times New Roman" w:hAnsi="Times New Roman" w:cs="Times New Roman"/>
-          <w:sz w:val="24"/>
-          <w:szCs w:val="24"/>
-        </w:rPr>
-        <w:t>microservices</w:t>
+          <w:b/>
+          <w:bCs/>
+          <w:sz w:val="24"/>
+          <w:szCs w:val="24"/>
+        </w:rPr>
+        <w:t>Vue</w:t>
       </w:r>
       <w:proofErr w:type="spellEnd"/>
       <w:r>
         <w:rPr>
           <w:rFonts w:ascii="Times New Roman" w:eastAsia="Times New Roman" w:hAnsi="Times New Roman" w:cs="Times New Roman"/>
-          <w:sz w:val="24"/>
-          <w:szCs w:val="24"/>
-        </w:rPr>
-        <w:t xml:space="preserve"> into </w:t>
-      </w:r>
-      <w:r>
-        <w:rPr>
-          <w:rFonts w:ascii="Times New Roman" w:eastAsia="Times New Roman" w:hAnsi="Times New Roman" w:cs="Times New Roman"/>
-          <w:b/>
-          <w:bCs/>
-          <w:sz w:val="24"/>
-          <w:szCs w:val="24"/>
-        </w:rPr>
-        <w:t>Docker containers</w:t>
-      </w:r>
-      <w:r>
-        <w:rPr>
-          <w:rFonts w:ascii="Times New Roman" w:eastAsia="Times New Roman" w:hAnsi="Times New Roman" w:cs="Times New Roman"/>
-          <w:sz w:val="24"/>
-          <w:szCs w:val="24"/>
-        </w:rPr>
-        <w:t>, orchestrated via Kubernetes clusters for fault-tolerant scaling and optimized cloud utilization.</w:t>
+          <w:b/>
+          <w:bCs/>
+          <w:sz w:val="24"/>
+          <w:szCs w:val="24"/>
+        </w:rPr>
+        <w:t xml:space="preserve"> 2.x</w:t>
+      </w:r>
+      <w:r>
+        <w:rPr>
+          <w:rFonts w:ascii="Times New Roman" w:eastAsia="Times New Roman" w:hAnsi="Times New Roman" w:cs="Times New Roman"/>
+          <w:sz w:val="24"/>
+          <w:szCs w:val="24"/>
+        </w:rPr>
+        <w:t xml:space="preserve"> widgets into legacy Spring MVC screens after stable adoption, improving interactive filtering, inline validation, and partial page updates without rewriting the entire application.</w:t>
       </w:r>
     </w:p>
     <w:p>
@@ -1643,25 +2840,25 @@
           <w:sz w:val="24"/>
           <w:szCs w:val="24"/>
         </w:rPr>
-        <w:t xml:space="preserve">Created secure APIs with </w:t>
-      </w:r>
-      <w:r>
-        <w:rPr>
-          <w:rFonts w:ascii="Times New Roman" w:eastAsia="Times New Roman" w:hAnsi="Times New Roman" w:cs="Times New Roman"/>
-          <w:b/>
-          <w:bCs/>
-          <w:sz w:val="24"/>
-          <w:szCs w:val="24"/>
-        </w:rPr>
-        <w:t>Spring Boot</w:t>
-      </w:r>
-      <w:r>
-        <w:rPr>
-          <w:rFonts w:ascii="Times New Roman" w:eastAsia="Times New Roman" w:hAnsi="Times New Roman" w:cs="Times New Roman"/>
-          <w:sz w:val="24"/>
-          <w:szCs w:val="24"/>
-        </w:rPr>
-        <w:t>, integrating seamlessly with third-party services and exposing data to Vue.js applications through structured REST endpoints.</w:t>
+        <w:t xml:space="preserve">Improved reporting page performance by </w:t>
+      </w:r>
+      <w:r>
+        <w:rPr>
+          <w:rFonts w:ascii="Times New Roman" w:eastAsia="Times New Roman" w:hAnsi="Times New Roman" w:cs="Times New Roman"/>
+          <w:b/>
+          <w:bCs/>
+          <w:sz w:val="24"/>
+          <w:szCs w:val="24"/>
+        </w:rPr>
+        <w:t>42%</w:t>
+      </w:r>
+      <w:r>
+        <w:rPr>
+          <w:rFonts w:ascii="Times New Roman" w:eastAsia="Times New Roman" w:hAnsi="Times New Roman" w:cs="Times New Roman"/>
+          <w:sz w:val="24"/>
+          <w:szCs w:val="24"/>
+        </w:rPr>
+        <w:t xml:space="preserve"> by replacing inefficient Hibernate lazy-loading patterns, adding database indexes, and simplifying server-side aggregation queries.</w:t>
       </w:r>
     </w:p>
     <w:p>
@@ -1685,47 +2882,7 @@
           <w:sz w:val="24"/>
           <w:szCs w:val="24"/>
         </w:rPr>
-        <w:t xml:space="preserve">Implemented </w:t>
-      </w:r>
-      <w:r>
-        <w:rPr>
-          <w:rFonts w:ascii="Times New Roman" w:eastAsia="Times New Roman" w:hAnsi="Times New Roman" w:cs="Times New Roman"/>
-          <w:b/>
-          <w:bCs/>
-          <w:sz w:val="24"/>
-          <w:szCs w:val="24"/>
-        </w:rPr>
-        <w:t xml:space="preserve">NoSQL (MongoDB, </w:t>
-      </w:r>
-      <w:proofErr w:type="spellStart"/>
-      <w:r>
-        <w:rPr>
-          <w:rFonts w:ascii="Times New Roman" w:eastAsia="Times New Roman" w:hAnsi="Times New Roman" w:cs="Times New Roman"/>
-          <w:b/>
-          <w:bCs/>
-          <w:sz w:val="24"/>
-          <w:szCs w:val="24"/>
-        </w:rPr>
-        <w:t>Redis</w:t>
-      </w:r>
-      <w:proofErr w:type="spellEnd"/>
-      <w:r>
-        <w:rPr>
-          <w:rFonts w:ascii="Times New Roman" w:eastAsia="Times New Roman" w:hAnsi="Times New Roman" w:cs="Times New Roman"/>
-          <w:b/>
-          <w:bCs/>
-          <w:sz w:val="24"/>
-          <w:szCs w:val="24"/>
-        </w:rPr>
-        <w:t>) data caching layers</w:t>
-      </w:r>
-      <w:r>
-        <w:rPr>
-          <w:rFonts w:ascii="Times New Roman" w:eastAsia="Times New Roman" w:hAnsi="Times New Roman" w:cs="Times New Roman"/>
-          <w:sz w:val="24"/>
-          <w:szCs w:val="24"/>
-        </w:rPr>
-        <w:t xml:space="preserve"> alongside SQL databases, achieving reduced query response times and improved application responsiveness.</w:t>
+        <w:t>Migrated older XML-heavy Spring configuration into annotation-based components, reducing configuration drift and making service wiring easier for developers joining existing projects.</w:t>
       </w:r>
     </w:p>
     <w:p>
@@ -1749,27 +2906,7 @@
           <w:sz w:val="24"/>
           <w:szCs w:val="24"/>
         </w:rPr>
-        <w:t xml:space="preserve">Contributed to frontend development with Vue.js, optimizing state management with </w:t>
-      </w:r>
-      <w:proofErr w:type="spellStart"/>
-      <w:r>
-        <w:rPr>
-          <w:rFonts w:ascii="Times New Roman" w:eastAsia="Times New Roman" w:hAnsi="Times New Roman" w:cs="Times New Roman"/>
-          <w:b/>
-          <w:bCs/>
-          <w:sz w:val="24"/>
-          <w:szCs w:val="24"/>
-        </w:rPr>
-        <w:t>Vuex</w:t>
-      </w:r>
-      <w:proofErr w:type="spellEnd"/>
-      <w:r>
-        <w:rPr>
-          <w:rFonts w:ascii="Times New Roman" w:eastAsia="Times New Roman" w:hAnsi="Times New Roman" w:cs="Times New Roman"/>
-          <w:sz w:val="24"/>
-          <w:szCs w:val="24"/>
-        </w:rPr>
-        <w:t xml:space="preserve"> and ensuring responsive UI with custom CSS and component libraries.</w:t>
+        <w:t>Fixed recurring production issues involving stale session data and inconsistent user permissions by tightening session handling, adding server-side authorization checks, and improving audit logging.</w:t>
       </w:r>
     </w:p>
     <w:p>
@@ -1793,25 +2930,7 @@
           <w:sz w:val="24"/>
           <w:szCs w:val="24"/>
         </w:rPr>
-        <w:t xml:space="preserve">Applied </w:t>
-      </w:r>
-      <w:r>
-        <w:rPr>
-          <w:rFonts w:ascii="Times New Roman" w:eastAsia="Times New Roman" w:hAnsi="Times New Roman" w:cs="Times New Roman"/>
-          <w:b/>
-          <w:bCs/>
-          <w:sz w:val="24"/>
-          <w:szCs w:val="24"/>
-        </w:rPr>
-        <w:t>agile methodologies</w:t>
-      </w:r>
-      <w:r>
-        <w:rPr>
-          <w:rFonts w:ascii="Times New Roman" w:eastAsia="Times New Roman" w:hAnsi="Times New Roman" w:cs="Times New Roman"/>
-          <w:sz w:val="24"/>
-          <w:szCs w:val="24"/>
-        </w:rPr>
-        <w:t xml:space="preserve"> by collaborating closely with QA, design, and DevOps teams to deliver incrementally tested and production-ready features.</w:t>
+        <w:t>Implemented REST endpoints for customer search, status updates, file metadata, and operational dashboards, enabling newer frontend screens to consume structured JSON instead of server-rendered fragments.</w:t>
       </w:r>
     </w:p>
     <w:p>
@@ -1835,7 +2954,25 @@
           <w:sz w:val="24"/>
           <w:szCs w:val="24"/>
         </w:rPr>
-        <w:t xml:space="preserve">Built automated CI/CD pipelines with Jenkins and </w:t>
+        <w:t xml:space="preserve">Added unit and integration tests around critical service methods using </w:t>
+      </w:r>
+      <w:r>
+        <w:rPr>
+          <w:rFonts w:ascii="Times New Roman" w:eastAsia="Times New Roman" w:hAnsi="Times New Roman" w:cs="Times New Roman"/>
+          <w:b/>
+          <w:bCs/>
+          <w:sz w:val="24"/>
+          <w:szCs w:val="24"/>
+        </w:rPr>
+        <w:t>JUnit</w:t>
+      </w:r>
+      <w:r>
+        <w:rPr>
+          <w:rFonts w:ascii="Times New Roman" w:eastAsia="Times New Roman" w:hAnsi="Times New Roman" w:cs="Times New Roman"/>
+          <w:sz w:val="24"/>
+          <w:szCs w:val="24"/>
+        </w:rPr>
+        <w:t xml:space="preserve">, </w:t>
       </w:r>
       <w:proofErr w:type="spellStart"/>
       <w:r>
@@ -1844,7 +2981,7 @@
           <w:sz w:val="24"/>
           <w:szCs w:val="24"/>
         </w:rPr>
-        <w:t>Git</w:t>
+        <w:t>Mockito</w:t>
       </w:r>
       <w:proofErr w:type="spellEnd"/>
       <w:r>
@@ -1853,7 +2990,7 @@
           <w:sz w:val="24"/>
           <w:szCs w:val="24"/>
         </w:rPr>
-        <w:t>, enabling continuous deployments of both backend services and Vue.js applications.</w:t>
+        <w:t>, and in-memory test databases, reducing regression risk during release stabilization cycles.</w:t>
       </w:r>
     </w:p>
     <w:p>
@@ -1877,25 +3014,7 @@
           <w:sz w:val="24"/>
           <w:szCs w:val="24"/>
         </w:rPr>
-        <w:t xml:space="preserve">Enhanced monitoring and troubleshooting capabilities by setting up </w:t>
-      </w:r>
-      <w:r>
-        <w:rPr>
-          <w:rFonts w:ascii="Times New Roman" w:eastAsia="Times New Roman" w:hAnsi="Times New Roman" w:cs="Times New Roman"/>
-          <w:b/>
-          <w:bCs/>
-          <w:sz w:val="24"/>
-          <w:szCs w:val="24"/>
-        </w:rPr>
-        <w:t>log aggregation and performance dashboards</w:t>
-      </w:r>
-      <w:r>
-        <w:rPr>
-          <w:rFonts w:ascii="Times New Roman" w:eastAsia="Times New Roman" w:hAnsi="Times New Roman" w:cs="Times New Roman"/>
-          <w:sz w:val="24"/>
-          <w:szCs w:val="24"/>
-        </w:rPr>
-        <w:t>, reducing downtime during production incidents.</w:t>
+        <w:t>Worked closely with senior engineers to review legacy defects, document technical debt, and deliver incremental modernization without disrupting active customer operations.</w:t>
       </w:r>
     </w:p>
     <w:p>
@@ -1987,25 +3106,25 @@
           <w:sz w:val="24"/>
           <w:szCs w:val="24"/>
         </w:rPr>
-        <w:t xml:space="preserve">Assisted in designing backend services in </w:t>
-      </w:r>
-      <w:r>
-        <w:rPr>
-          <w:rFonts w:ascii="Times New Roman" w:eastAsia="Times New Roman" w:hAnsi="Times New Roman" w:cs="Times New Roman"/>
-          <w:b/>
-          <w:bCs/>
-          <w:sz w:val="24"/>
-          <w:szCs w:val="24"/>
-        </w:rPr>
-        <w:t>Java</w:t>
-      </w:r>
-      <w:r>
-        <w:rPr>
-          <w:rFonts w:ascii="Times New Roman" w:eastAsia="Times New Roman" w:hAnsi="Times New Roman" w:cs="Times New Roman"/>
-          <w:sz w:val="24"/>
-          <w:szCs w:val="24"/>
-        </w:rPr>
-        <w:t xml:space="preserve"> and contributed to frontend prototypes with early Vue.js components, supporting enterprise feature testing.</w:t>
+        <w:t xml:space="preserve">Contributed to internal engineering tools using </w:t>
+      </w:r>
+      <w:r>
+        <w:rPr>
+          <w:rFonts w:ascii="Times New Roman" w:eastAsia="Times New Roman" w:hAnsi="Times New Roman" w:cs="Times New Roman"/>
+          <w:b/>
+          <w:bCs/>
+          <w:sz w:val="24"/>
+          <w:szCs w:val="24"/>
+        </w:rPr>
+        <w:t>Java 7–8</w:t>
+      </w:r>
+      <w:r>
+        <w:rPr>
+          <w:rFonts w:ascii="Times New Roman" w:eastAsia="Times New Roman" w:hAnsi="Times New Roman" w:cs="Times New Roman"/>
+          <w:sz w:val="24"/>
+          <w:szCs w:val="24"/>
+        </w:rPr>
+        <w:t>, SQL, JavaScript, and service-oriented design patterns, supporting team workflows that required reliable data retrieval and clear operational visibility.</w:t>
       </w:r>
     </w:p>
     <w:p>
@@ -2029,44 +3148,7 @@
           <w:sz w:val="24"/>
           <w:szCs w:val="24"/>
         </w:rPr>
-        <w:lastRenderedPageBreak/>
-        <w:t xml:space="preserve">Gained hands-on experience with </w:t>
-      </w:r>
-      <w:r>
-        <w:rPr>
-          <w:rFonts w:ascii="Times New Roman" w:eastAsia="Times New Roman" w:hAnsi="Times New Roman" w:cs="Times New Roman"/>
-          <w:b/>
-          <w:bCs/>
-          <w:sz w:val="24"/>
-          <w:szCs w:val="24"/>
-        </w:rPr>
-        <w:t>cloud deployments on Azure</w:t>
-      </w:r>
-      <w:r>
-        <w:rPr>
-          <w:rFonts w:ascii="Times New Roman" w:eastAsia="Times New Roman" w:hAnsi="Times New Roman" w:cs="Times New Roman"/>
-          <w:sz w:val="24"/>
-          <w:szCs w:val="24"/>
-        </w:rPr>
-        <w:t xml:space="preserve"> while experimenting with Docker for containerization of internal </w:t>
-      </w:r>
-      <w:proofErr w:type="spellStart"/>
-      <w:r>
-        <w:rPr>
-          <w:rFonts w:ascii="Times New Roman" w:eastAsia="Times New Roman" w:hAnsi="Times New Roman" w:cs="Times New Roman"/>
-          <w:sz w:val="24"/>
-          <w:szCs w:val="24"/>
-        </w:rPr>
-        <w:t>microservices</w:t>
-      </w:r>
-      <w:proofErr w:type="spellEnd"/>
-      <w:r>
-        <w:rPr>
-          <w:rFonts w:ascii="Times New Roman" w:eastAsia="Times New Roman" w:hAnsi="Times New Roman" w:cs="Times New Roman"/>
-          <w:sz w:val="24"/>
-          <w:szCs w:val="24"/>
-        </w:rPr>
-        <w:t>.</w:t>
+        <w:t>Built small backend utilities for data validation, scheduled cleanup, and internal reporting, helping engineers reduce manual checks across repetitive support and analysis tasks.</w:t>
       </w:r>
     </w:p>
     <w:p>
@@ -2090,25 +3172,7 @@
           <w:sz w:val="24"/>
           <w:szCs w:val="24"/>
         </w:rPr>
-        <w:t xml:space="preserve">Contributed to development of internal tools that integrated </w:t>
-      </w:r>
-      <w:r>
-        <w:rPr>
-          <w:rFonts w:ascii="Times New Roman" w:eastAsia="Times New Roman" w:hAnsi="Times New Roman" w:cs="Times New Roman"/>
-          <w:b/>
-          <w:bCs/>
-          <w:sz w:val="24"/>
-          <w:szCs w:val="24"/>
-        </w:rPr>
-        <w:t>SQL and NoSQL data stores</w:t>
-      </w:r>
-      <w:r>
-        <w:rPr>
-          <w:rFonts w:ascii="Times New Roman" w:eastAsia="Times New Roman" w:hAnsi="Times New Roman" w:cs="Times New Roman"/>
-          <w:sz w:val="24"/>
-          <w:szCs w:val="24"/>
-        </w:rPr>
-        <w:t>, supporting analytics and reporting systems.</w:t>
+        <w:t>Assisted in debugging API issues caused by inconsistent null handling, malformed request payloads, and edge-case database records, then documented fixes for future maintainers.</w:t>
       </w:r>
     </w:p>
     <w:p>
@@ -2132,7 +3196,7 @@
           <w:sz w:val="24"/>
           <w:szCs w:val="24"/>
         </w:rPr>
-        <w:t>Participated in team code reviews and debugging sessions, learning professional software engineering standards from senior developers.</w:t>
+        <w:t>Enhanced internal web screens with structured JavaScript, HTML, and CSS, improving usability for administrative workflows before modern component frameworks became standard in the team.</w:t>
       </w:r>
     </w:p>
     <w:p>
@@ -2156,7 +3220,7 @@
           <w:sz w:val="24"/>
           <w:szCs w:val="24"/>
         </w:rPr>
-        <w:t>Explored optimization of Java REST endpoints by analyzing profiling metrics and applying code refactoring practices.</w:t>
+        <w:t>Created SQL queries and lightweight reporting views to help stakeholders inspect operational records, identify inconsistent states, and validate results after service-side changes.</w:t>
       </w:r>
     </w:p>
     <w:p>
@@ -2180,25 +3244,7 @@
           <w:sz w:val="24"/>
           <w:szCs w:val="24"/>
         </w:rPr>
-        <w:t xml:space="preserve">Supported test automation initiatives using JUnit and Selenium, ensuring quality delivery of </w:t>
-      </w:r>
-      <w:proofErr w:type="spellStart"/>
-      <w:r>
-        <w:rPr>
-          <w:rFonts w:ascii="Times New Roman" w:eastAsia="Times New Roman" w:hAnsi="Times New Roman" w:cs="Times New Roman"/>
-          <w:sz w:val="24"/>
-          <w:szCs w:val="24"/>
-        </w:rPr>
-        <w:t>microservice</w:t>
-      </w:r>
-      <w:proofErr w:type="spellEnd"/>
-      <w:r>
-        <w:rPr>
-          <w:rFonts w:ascii="Times New Roman" w:eastAsia="Times New Roman" w:hAnsi="Times New Roman" w:cs="Times New Roman"/>
-          <w:sz w:val="24"/>
-          <w:szCs w:val="24"/>
-        </w:rPr>
-        <w:t xml:space="preserve"> features under supervised mentorship.</w:t>
+        <w:t>Participated in code reviews, sprint planning, and technical walkthroughs, learning production engineering expectations around readability, testability, and maintainable service boundaries.</w:t>
       </w:r>
     </w:p>
     <w:p>
@@ -2222,31 +3268,7 @@
           <w:sz w:val="24"/>
           <w:szCs w:val="24"/>
         </w:rPr>
-        <w:t>Documented technical processes and contributed to knowledge bases, improving onboarding for new team members.</w:t>
-      </w:r>
-    </w:p>
-    <w:p>
-      <w:pPr>
-        <w:pStyle w:val="ListParagraph"/>
-        <w:numPr>
-          <w:ilvl w:val="0"/>
-          <w:numId w:val="24"/>
-        </w:numPr>
-        <w:spacing w:before="100" w:beforeAutospacing="1" w:after="100" w:afterAutospacing="1" w:line="240" w:lineRule="auto"/>
-        <w:jc w:val="both"/>
-        <w:rPr>
-          <w:rFonts w:ascii="Times New Roman" w:eastAsia="Times New Roman" w:hAnsi="Times New Roman" w:cs="Times New Roman"/>
-          <w:sz w:val="24"/>
-          <w:szCs w:val="24"/>
-        </w:rPr>
-      </w:pPr>
-      <w:r>
-        <w:rPr>
-          <w:rFonts w:ascii="Times New Roman" w:eastAsia="Times New Roman" w:hAnsi="Times New Roman" w:cs="Times New Roman"/>
-          <w:sz w:val="24"/>
-          <w:szCs w:val="24"/>
-        </w:rPr>
-        <w:t>Learned Agile and Scrum methodologies through sprint participation and daily standups.</w:t>
+        <w:t>Prepared handoff notes, test evidence, and implementation summaries for senior engineers, ensuring internship contributions could be reviewed, extended, and safely maintained after completion.</w:t>
       </w:r>
     </w:p>
     <w:p>
@@ -2278,164 +3300,152 @@
     </w:p>
     <w:p>
       <w:pPr>
-        <w:pStyle w:val="ListParagraph"/>
+        <w:pStyle w:val="Heading3"/>
+        <w:jc w:val="both"/>
+      </w:pPr>
+      <w:r>
+        <w:t>Enterprise Workflow Modernization Platform</w:t>
+      </w:r>
+    </w:p>
+    <w:p>
+      <w:pPr>
+        <w:pStyle w:val="NormalWeb"/>
         <w:numPr>
           <w:ilvl w:val="0"/>
-          <w:numId w:val="26"/>
+          <w:numId w:val="32"/>
         </w:numPr>
-        <w:spacing w:before="100" w:beforeAutospacing="1" w:after="100" w:afterAutospacing="1" w:line="240" w:lineRule="auto"/>
         <w:jc w:val="both"/>
-        <w:rPr>
-          <w:rFonts w:ascii="Times New Roman" w:eastAsia="Times New Roman" w:hAnsi="Times New Roman" w:cs="Times New Roman"/>
-          <w:sz w:val="24"/>
-          <w:szCs w:val="24"/>
-        </w:rPr>
-      </w:pPr>
-      <w:r>
-        <w:rPr>
-          <w:rFonts w:ascii="Times New Roman" w:eastAsia="Times New Roman" w:hAnsi="Times New Roman" w:cs="Times New Roman"/>
-          <w:b/>
-          <w:bCs/>
-          <w:sz w:val="24"/>
-          <w:szCs w:val="24"/>
-        </w:rPr>
-        <w:t>Enterprise Analytics Platform:</w:t>
-      </w:r>
-      <w:r>
-        <w:rPr>
-          <w:rFonts w:ascii="Times New Roman" w:eastAsia="Times New Roman" w:hAnsi="Times New Roman" w:cs="Times New Roman"/>
-          <w:sz w:val="24"/>
-          <w:szCs w:val="24"/>
-        </w:rPr>
-        <w:t xml:space="preserve"> Built a Java + Vue.js analytics system integrated with AWS and GCP, enabling real-time dashboards powered by SQL and NoSQL data.</w:t>
+      </w:pPr>
+      <w:r>
+        <w:t xml:space="preserve">Designed and delivered a modernization initiative using </w:t>
+      </w:r>
+      <w:r>
+        <w:rPr>
+          <w:rStyle w:val="Strong"/>
+        </w:rPr>
+        <w:t>Java 17</w:t>
+      </w:r>
+      <w:r>
+        <w:t xml:space="preserve">, </w:t>
+      </w:r>
+      <w:r>
+        <w:rPr>
+          <w:rStyle w:val="Strong"/>
+        </w:rPr>
+        <w:t>Spring Boot 3.x</w:t>
+      </w:r>
+      <w:r>
+        <w:t xml:space="preserve">, </w:t>
+      </w:r>
+      <w:proofErr w:type="spellStart"/>
+      <w:r>
+        <w:rPr>
+          <w:rStyle w:val="Strong"/>
+        </w:rPr>
+        <w:t>Vue</w:t>
+      </w:r>
+      <w:proofErr w:type="spellEnd"/>
+      <w:r>
+        <w:rPr>
+          <w:rStyle w:val="Strong"/>
+        </w:rPr>
+        <w:t xml:space="preserve"> 3</w:t>
+      </w:r>
+      <w:r>
+        <w:t xml:space="preserve">, </w:t>
+      </w:r>
+      <w:proofErr w:type="spellStart"/>
+      <w:r>
+        <w:rPr>
+          <w:rStyle w:val="Strong"/>
+        </w:rPr>
+        <w:t>TypeScript</w:t>
+      </w:r>
+      <w:proofErr w:type="spellEnd"/>
+      <w:r>
+        <w:t xml:space="preserve">, PostgreSQL, </w:t>
+      </w:r>
+      <w:proofErr w:type="spellStart"/>
+      <w:r>
+        <w:t>Redis</w:t>
+      </w:r>
+      <w:proofErr w:type="spellEnd"/>
+      <w:r>
+        <w:t>, Docker, and GitHub Actions, replacing fragmented approval screens with secure workflow dashboards, reusable UI components, consistent API contracts, and observable backend services.</w:t>
       </w:r>
     </w:p>
     <w:p>
       <w:pPr>
-        <w:pStyle w:val="ListParagraph"/>
+        <w:pStyle w:val="Heading3"/>
+        <w:jc w:val="both"/>
+      </w:pPr>
+      <w:r>
+        <w:lastRenderedPageBreak/>
+        <w:t>Financial Document &amp; Reporting Portal</w:t>
+      </w:r>
+    </w:p>
+    <w:p>
+      <w:pPr>
+        <w:pStyle w:val="NormalWeb"/>
         <w:numPr>
           <w:ilvl w:val="0"/>
-          <w:numId w:val="26"/>
+          <w:numId w:val="33"/>
         </w:numPr>
-        <w:spacing w:before="100" w:beforeAutospacing="1" w:after="100" w:afterAutospacing="1" w:line="240" w:lineRule="auto"/>
         <w:jc w:val="both"/>
-        <w:rPr>
-          <w:rFonts w:ascii="Times New Roman" w:eastAsia="Times New Roman" w:hAnsi="Times New Roman" w:cs="Times New Roman"/>
-          <w:sz w:val="24"/>
-          <w:szCs w:val="24"/>
-        </w:rPr>
-      </w:pPr>
-      <w:r>
-        <w:rPr>
-          <w:rFonts w:ascii="Times New Roman" w:eastAsia="Times New Roman" w:hAnsi="Times New Roman" w:cs="Times New Roman"/>
-          <w:b/>
-          <w:bCs/>
-          <w:sz w:val="24"/>
-          <w:szCs w:val="24"/>
-        </w:rPr>
-        <w:t xml:space="preserve">Fintech </w:t>
+      </w:pPr>
+      <w:r>
+        <w:t xml:space="preserve">Built a customer-facing portal using </w:t>
+      </w:r>
+      <w:r>
+        <w:rPr>
+          <w:rStyle w:val="Strong"/>
+        </w:rPr>
+        <w:t>Java 11</w:t>
+      </w:r>
+      <w:r>
+        <w:t xml:space="preserve">, </w:t>
+      </w:r>
+      <w:r>
+        <w:rPr>
+          <w:rStyle w:val="Strong"/>
+        </w:rPr>
+        <w:t>Spring Boot 2.x</w:t>
+      </w:r>
+      <w:r>
+        <w:t xml:space="preserve">, </w:t>
       </w:r>
       <w:proofErr w:type="spellStart"/>
       <w:r>
         <w:rPr>
-          <w:rFonts w:ascii="Times New Roman" w:eastAsia="Times New Roman" w:hAnsi="Times New Roman" w:cs="Times New Roman"/>
-          <w:b/>
-          <w:bCs/>
-          <w:sz w:val="24"/>
-          <w:szCs w:val="24"/>
-        </w:rPr>
-        <w:t>Microservices</w:t>
+          <w:rStyle w:val="Strong"/>
+        </w:rPr>
+        <w:t>Vue</w:t>
       </w:r>
       <w:proofErr w:type="spellEnd"/>
       <w:r>
         <w:rPr>
-          <w:rFonts w:ascii="Times New Roman" w:eastAsia="Times New Roman" w:hAnsi="Times New Roman" w:cs="Times New Roman"/>
-          <w:b/>
-          <w:bCs/>
-          <w:sz w:val="24"/>
-          <w:szCs w:val="24"/>
-        </w:rPr>
-        <w:t>:</w:t>
-      </w:r>
-      <w:r>
-        <w:rPr>
-          <w:rFonts w:ascii="Times New Roman" w:eastAsia="Times New Roman" w:hAnsi="Times New Roman" w:cs="Times New Roman"/>
-          <w:sz w:val="24"/>
-          <w:szCs w:val="24"/>
-        </w:rPr>
-        <w:t xml:space="preserve"> Designed scalable Java Spring Boot </w:t>
+          <w:rStyle w:val="Strong"/>
+        </w:rPr>
+        <w:t xml:space="preserve"> 2.x</w:t>
+      </w:r>
+      <w:r>
+        <w:t xml:space="preserve">, </w:t>
       </w:r>
       <w:proofErr w:type="spellStart"/>
-      <w:proofErr w:type="gramStart"/>
-      <w:r>
-        <w:rPr>
-          <w:rFonts w:ascii="Times New Roman" w:eastAsia="Times New Roman" w:hAnsi="Times New Roman" w:cs="Times New Roman"/>
-          <w:sz w:val="24"/>
-          <w:szCs w:val="24"/>
-        </w:rPr>
-        <w:t>microservices</w:t>
+      <w:r>
+        <w:t>Vuex</w:t>
       </w:r>
       <w:proofErr w:type="spellEnd"/>
-      <w:proofErr w:type="gramEnd"/>
-      <w:r>
-        <w:rPr>
-          <w:rFonts w:ascii="Times New Roman" w:eastAsia="Times New Roman" w:hAnsi="Times New Roman" w:cs="Times New Roman"/>
-          <w:sz w:val="24"/>
-          <w:szCs w:val="24"/>
-        </w:rPr>
-        <w:t xml:space="preserve"> with Vue.js SPAs for transaction management, deployed via Docker and Kubernetes.</w:t>
-      </w:r>
-    </w:p>
-    <w:p>
-      <w:pPr>
-        <w:pStyle w:val="ListParagraph"/>
-        <w:numPr>
-          <w:ilvl w:val="0"/>
-          <w:numId w:val="26"/>
-        </w:numPr>
-        <w:spacing w:before="100" w:beforeAutospacing="1" w:after="100" w:afterAutospacing="1" w:line="240" w:lineRule="auto"/>
-        <w:jc w:val="both"/>
-        <w:rPr>
-          <w:rFonts w:ascii="Times New Roman" w:eastAsia="Times New Roman" w:hAnsi="Times New Roman" w:cs="Times New Roman"/>
-          <w:sz w:val="24"/>
-          <w:szCs w:val="24"/>
-        </w:rPr>
-      </w:pPr>
-      <w:r>
-        <w:rPr>
-          <w:rFonts w:ascii="Times New Roman" w:eastAsia="Times New Roman" w:hAnsi="Times New Roman" w:cs="Times New Roman"/>
-          <w:b/>
-          <w:bCs/>
-          <w:sz w:val="24"/>
-          <w:szCs w:val="24"/>
-        </w:rPr>
-        <w:t>Cloud Migration Toolkit:</w:t>
-      </w:r>
-      <w:r>
-        <w:rPr>
-          <w:rFonts w:ascii="Times New Roman" w:eastAsia="Times New Roman" w:hAnsi="Times New Roman" w:cs="Times New Roman"/>
-          <w:sz w:val="24"/>
-          <w:szCs w:val="24"/>
-        </w:rPr>
-        <w:t xml:space="preserve"> Led migration of legacy systems into AWS/GCP hybrid infrastructure using </w:t>
+      <w:r>
+        <w:t xml:space="preserve">, MySQL, </w:t>
       </w:r>
       <w:proofErr w:type="spellStart"/>
       <w:r>
-        <w:rPr>
-          <w:rFonts w:ascii="Times New Roman" w:eastAsia="Times New Roman" w:hAnsi="Times New Roman" w:cs="Times New Roman"/>
-          <w:sz w:val="24"/>
-          <w:szCs w:val="24"/>
-        </w:rPr>
-        <w:t>Dockerized</w:t>
+        <w:t>Redis</w:t>
       </w:r>
       <w:proofErr w:type="spellEnd"/>
       <w:r>
-        <w:rPr>
-          <w:rFonts w:ascii="Times New Roman" w:eastAsia="Times New Roman" w:hAnsi="Times New Roman" w:cs="Times New Roman"/>
-          <w:sz w:val="24"/>
-          <w:szCs w:val="24"/>
-        </w:rPr>
-        <w:t xml:space="preserve"> Java services and Vue.js web frontends.</w:t>
+        <w:t>, and Cypress, supporting document uploads, account status tracking, reporting exports, audit logging, and production-grade validation for regulated business operations.</w:t>
       </w:r>
     </w:p>
     <w:p>
@@ -2467,64 +3477,125 @@
     </w:p>
     <w:p>
       <w:pPr>
-        <w:pStyle w:val="NormalWeb"/>
+        <w:pStyle w:val="ListParagraph"/>
         <w:numPr>
           <w:ilvl w:val="0"/>
-          <w:numId w:val="29"/>
+          <w:numId w:val="34"/>
         </w:numPr>
-        <w:jc w:val="both"/>
-      </w:pPr>
-      <w:r>
-        <w:rPr>
-          <w:rStyle w:val="Strong"/>
-        </w:rPr>
-        <w:t>AWS Certified Solutions Architect – Associate</w:t>
+        <w:spacing w:before="100" w:beforeAutospacing="1" w:after="100" w:afterAutospacing="1" w:line="240" w:lineRule="auto"/>
+        <w:rPr>
+          <w:rFonts w:ascii="Times New Roman" w:eastAsia="Times New Roman" w:hAnsi="Times New Roman" w:cs="Times New Roman"/>
+          <w:sz w:val="24"/>
+          <w:szCs w:val="24"/>
+        </w:rPr>
+      </w:pPr>
+      <w:r>
+        <w:rPr>
+          <w:rFonts w:ascii="Times New Roman" w:eastAsia="Times New Roman" w:hAnsi="Times New Roman" w:cs="Times New Roman"/>
+          <w:b/>
+          <w:bCs/>
+          <w:sz w:val="24"/>
+          <w:szCs w:val="24"/>
+        </w:rPr>
+        <w:t>Oracle Certified Professional: Java SE 11 Developer</w:t>
       </w:r>
     </w:p>
     <w:p>
       <w:pPr>
-        <w:pStyle w:val="NormalWeb"/>
+        <w:pStyle w:val="ListParagraph"/>
         <w:numPr>
           <w:ilvl w:val="0"/>
-          <w:numId w:val="29"/>
+          <w:numId w:val="34"/>
         </w:numPr>
-        <w:jc w:val="both"/>
-      </w:pPr>
-      <w:r>
-        <w:rPr>
-          <w:rStyle w:val="Strong"/>
-        </w:rPr>
-        <w:t>Google Cloud Professional Cloud Developer</w:t>
+        <w:spacing w:before="100" w:beforeAutospacing="1" w:after="100" w:afterAutospacing="1" w:line="240" w:lineRule="auto"/>
+        <w:rPr>
+          <w:rFonts w:ascii="Times New Roman" w:eastAsia="Times New Roman" w:hAnsi="Times New Roman" w:cs="Times New Roman"/>
+          <w:sz w:val="24"/>
+          <w:szCs w:val="24"/>
+        </w:rPr>
+      </w:pPr>
+      <w:r>
+        <w:rPr>
+          <w:rFonts w:ascii="Times New Roman" w:eastAsia="Times New Roman" w:hAnsi="Times New Roman" w:cs="Times New Roman"/>
+          <w:b/>
+          <w:bCs/>
+          <w:sz w:val="24"/>
+          <w:szCs w:val="24"/>
+        </w:rPr>
+        <w:t>Spring Professional Certification</w:t>
       </w:r>
     </w:p>
     <w:p>
       <w:pPr>
-        <w:pStyle w:val="NormalWeb"/>
+        <w:pStyle w:val="ListParagraph"/>
         <w:numPr>
           <w:ilvl w:val="0"/>
-          <w:numId w:val="29"/>
+          <w:numId w:val="34"/>
         </w:numPr>
-        <w:jc w:val="both"/>
-      </w:pPr>
-      <w:r>
-        <w:rPr>
-          <w:rStyle w:val="Strong"/>
-        </w:rPr>
-        <w:t>Oracle Certified Professional: Java SE Programmer</w:t>
+        <w:spacing w:before="100" w:beforeAutospacing="1" w:after="100" w:afterAutospacing="1" w:line="240" w:lineRule="auto"/>
+        <w:rPr>
+          <w:rFonts w:ascii="Times New Roman" w:eastAsia="Times New Roman" w:hAnsi="Times New Roman" w:cs="Times New Roman"/>
+          <w:sz w:val="24"/>
+          <w:szCs w:val="24"/>
+        </w:rPr>
+      </w:pPr>
+      <w:r>
+        <w:rPr>
+          <w:rFonts w:ascii="Times New Roman" w:eastAsia="Times New Roman" w:hAnsi="Times New Roman" w:cs="Times New Roman"/>
+          <w:b/>
+          <w:bCs/>
+          <w:sz w:val="24"/>
+          <w:szCs w:val="24"/>
+        </w:rPr>
+        <w:t>AWS Certified Developer – Associate</w:t>
       </w:r>
     </w:p>
     <w:p>
       <w:pPr>
-        <w:pStyle w:val="NormalWeb"/>
+        <w:pStyle w:val="ListParagraph"/>
         <w:numPr>
           <w:ilvl w:val="0"/>
-          <w:numId w:val="29"/>
+          <w:numId w:val="34"/>
         </w:numPr>
-        <w:jc w:val="both"/>
-      </w:pPr>
-      <w:r>
-        <w:rPr>
-          <w:rStyle w:val="Strong"/>
+        <w:spacing w:before="100" w:beforeAutospacing="1" w:after="100" w:afterAutospacing="1" w:line="240" w:lineRule="auto"/>
+        <w:rPr>
+          <w:rFonts w:ascii="Times New Roman" w:eastAsia="Times New Roman" w:hAnsi="Times New Roman" w:cs="Times New Roman"/>
+          <w:sz w:val="24"/>
+          <w:szCs w:val="24"/>
+        </w:rPr>
+      </w:pPr>
+      <w:r>
+        <w:rPr>
+          <w:rFonts w:ascii="Times New Roman" w:eastAsia="Times New Roman" w:hAnsi="Times New Roman" w:cs="Times New Roman"/>
+          <w:b/>
+          <w:bCs/>
+          <w:sz w:val="24"/>
+          <w:szCs w:val="24"/>
+        </w:rPr>
+        <w:t>Microsoft Certified: Azure Developer Associate</w:t>
+      </w:r>
+    </w:p>
+    <w:p>
+      <w:pPr>
+        <w:pStyle w:val="ListParagraph"/>
+        <w:numPr>
+          <w:ilvl w:val="0"/>
+          <w:numId w:val="34"/>
+        </w:numPr>
+        <w:spacing w:before="100" w:beforeAutospacing="1" w:after="100" w:afterAutospacing="1" w:line="240" w:lineRule="auto"/>
+        <w:rPr>
+          <w:rFonts w:ascii="Times New Roman" w:eastAsia="Times New Roman" w:hAnsi="Times New Roman" w:cs="Times New Roman"/>
+          <w:sz w:val="24"/>
+          <w:szCs w:val="24"/>
+        </w:rPr>
+      </w:pPr>
+      <w:r>
+        <w:rPr>
+          <w:rFonts w:ascii="Times New Roman" w:eastAsia="Times New Roman" w:hAnsi="Times New Roman" w:cs="Times New Roman"/>
+          <w:b/>
+          <w:bCs/>
+          <w:sz w:val="24"/>
+          <w:szCs w:val="24"/>
         </w:rPr>
         <w:t>Docker Certified Associate</w:t>
       </w:r>
@@ -2662,6 +3733,232 @@
 <file path=word/numbering.xml><?xml version="1.0" encoding="utf-8"?>
 <w:numbering xmlns:wpc="http://schemas.microsoft.com/office/word/2010/wordprocessingCanvas" xmlns:mc="http://schemas.openxmlformats.org/markup-compatibility/2006" xmlns:o="urn:schemas-microsoft-com:office:office" xmlns:r="http://schemas.openxmlformats.org/officeDocument/2006/relationships" xmlns:m="http://schemas.openxmlformats.org/officeDocument/2006/math" xmlns:v="urn:schemas-microsoft-com:vml" xmlns:wp14="http://schemas.microsoft.com/office/word/2010/wordprocessingDrawing" xmlns:wp="http://schemas.openxmlformats.org/drawingml/2006/wordprocessingDrawing" xmlns:w10="urn:schemas-microsoft-com:office:word" xmlns:w="http://schemas.openxmlformats.org/wordprocessingml/2006/main" xmlns:w14="http://schemas.microsoft.com/office/word/2010/wordml" xmlns:wpg="http://schemas.microsoft.com/office/word/2010/wordprocessingGroup" xmlns:wpi="http://schemas.microsoft.com/office/word/2010/wordprocessingInk" xmlns:wne="http://schemas.microsoft.com/office/word/2006/wordml" xmlns:wps="http://schemas.microsoft.com/office/word/2010/wordprocessingShape" mc:Ignorable="w14 wp14">
   <w:abstractNum w:abstractNumId="0">
+    <w:nsid w:val="00FA2569"/>
+    <w:multiLevelType w:val="hybridMultilevel"/>
+    <w:tmpl w:val="EE3892BE"/>
+    <w:lvl w:ilvl="0" w:tplc="04090009">
+      <w:start w:val="1"/>
+      <w:numFmt w:val="bullet"/>
+      <w:lvlText w:val=""/>
+      <w:lvlJc w:val="left"/>
+      <w:pPr>
+        <w:ind w:left="360" w:hanging="360"/>
+      </w:pPr>
+      <w:rPr>
+        <w:rFonts w:ascii="Wingdings" w:hAnsi="Wingdings" w:hint="default"/>
+      </w:rPr>
+    </w:lvl>
+    <w:lvl w:ilvl="1" w:tplc="04090003" w:tentative="1">
+      <w:start w:val="1"/>
+      <w:numFmt w:val="bullet"/>
+      <w:lvlText w:val="o"/>
+      <w:lvlJc w:val="left"/>
+      <w:pPr>
+        <w:ind w:left="1080" w:hanging="360"/>
+      </w:pPr>
+      <w:rPr>
+        <w:rFonts w:ascii="Courier New" w:hAnsi="Courier New" w:cs="Courier New" w:hint="default"/>
+      </w:rPr>
+    </w:lvl>
+    <w:lvl w:ilvl="2" w:tplc="04090005" w:tentative="1">
+      <w:start w:val="1"/>
+      <w:numFmt w:val="bullet"/>
+      <w:lvlText w:val=""/>
+      <w:lvlJc w:val="left"/>
+      <w:pPr>
+        <w:ind w:left="1800" w:hanging="360"/>
+      </w:pPr>
+      <w:rPr>
+        <w:rFonts w:ascii="Wingdings" w:hAnsi="Wingdings" w:hint="default"/>
+      </w:rPr>
+    </w:lvl>
+    <w:lvl w:ilvl="3" w:tplc="04090001" w:tentative="1">
+      <w:start w:val="1"/>
+      <w:numFmt w:val="bullet"/>
+      <w:lvlText w:val=""/>
+      <w:lvlJc w:val="left"/>
+      <w:pPr>
+        <w:ind w:left="2520" w:hanging="360"/>
+      </w:pPr>
+      <w:rPr>
+        <w:rFonts w:ascii="Symbol" w:hAnsi="Symbol" w:hint="default"/>
+      </w:rPr>
+    </w:lvl>
+    <w:lvl w:ilvl="4" w:tplc="04090003" w:tentative="1">
+      <w:start w:val="1"/>
+      <w:numFmt w:val="bullet"/>
+      <w:lvlText w:val="o"/>
+      <w:lvlJc w:val="left"/>
+      <w:pPr>
+        <w:ind w:left="3240" w:hanging="360"/>
+      </w:pPr>
+      <w:rPr>
+        <w:rFonts w:ascii="Courier New" w:hAnsi="Courier New" w:cs="Courier New" w:hint="default"/>
+      </w:rPr>
+    </w:lvl>
+    <w:lvl w:ilvl="5" w:tplc="04090005" w:tentative="1">
+      <w:start w:val="1"/>
+      <w:numFmt w:val="bullet"/>
+      <w:lvlText w:val=""/>
+      <w:lvlJc w:val="left"/>
+      <w:pPr>
+        <w:ind w:left="3960" w:hanging="360"/>
+      </w:pPr>
+      <w:rPr>
+        <w:rFonts w:ascii="Wingdings" w:hAnsi="Wingdings" w:hint="default"/>
+      </w:rPr>
+    </w:lvl>
+    <w:lvl w:ilvl="6" w:tplc="04090001" w:tentative="1">
+      <w:start w:val="1"/>
+      <w:numFmt w:val="bullet"/>
+      <w:lvlText w:val=""/>
+      <w:lvlJc w:val="left"/>
+      <w:pPr>
+        <w:ind w:left="4680" w:hanging="360"/>
+      </w:pPr>
+      <w:rPr>
+        <w:rFonts w:ascii="Symbol" w:hAnsi="Symbol" w:hint="default"/>
+      </w:rPr>
+    </w:lvl>
+    <w:lvl w:ilvl="7" w:tplc="04090003" w:tentative="1">
+      <w:start w:val="1"/>
+      <w:numFmt w:val="bullet"/>
+      <w:lvlText w:val="o"/>
+      <w:lvlJc w:val="left"/>
+      <w:pPr>
+        <w:ind w:left="5400" w:hanging="360"/>
+      </w:pPr>
+      <w:rPr>
+        <w:rFonts w:ascii="Courier New" w:hAnsi="Courier New" w:cs="Courier New" w:hint="default"/>
+      </w:rPr>
+    </w:lvl>
+    <w:lvl w:ilvl="8" w:tplc="04090005" w:tentative="1">
+      <w:start w:val="1"/>
+      <w:numFmt w:val="bullet"/>
+      <w:lvlText w:val=""/>
+      <w:lvlJc w:val="left"/>
+      <w:pPr>
+        <w:ind w:left="6120" w:hanging="360"/>
+      </w:pPr>
+      <w:rPr>
+        <w:rFonts w:ascii="Wingdings" w:hAnsi="Wingdings" w:hint="default"/>
+      </w:rPr>
+    </w:lvl>
+  </w:abstractNum>
+  <w:abstractNum w:abstractNumId="1">
+    <w:nsid w:val="01704636"/>
+    <w:multiLevelType w:val="hybridMultilevel"/>
+    <w:tmpl w:val="A0DA421A"/>
+    <w:lvl w:ilvl="0" w:tplc="04090009">
+      <w:start w:val="1"/>
+      <w:numFmt w:val="bullet"/>
+      <w:lvlText w:val=""/>
+      <w:lvlJc w:val="left"/>
+      <w:pPr>
+        <w:ind w:left="360" w:hanging="360"/>
+      </w:pPr>
+      <w:rPr>
+        <w:rFonts w:ascii="Wingdings" w:hAnsi="Wingdings" w:hint="default"/>
+      </w:rPr>
+    </w:lvl>
+    <w:lvl w:ilvl="1" w:tplc="04090003" w:tentative="1">
+      <w:start w:val="1"/>
+      <w:numFmt w:val="bullet"/>
+      <w:lvlText w:val="o"/>
+      <w:lvlJc w:val="left"/>
+      <w:pPr>
+        <w:ind w:left="1080" w:hanging="360"/>
+      </w:pPr>
+      <w:rPr>
+        <w:rFonts w:ascii="Courier New" w:hAnsi="Courier New" w:cs="Courier New" w:hint="default"/>
+      </w:rPr>
+    </w:lvl>
+    <w:lvl w:ilvl="2" w:tplc="04090005" w:tentative="1">
+      <w:start w:val="1"/>
+      <w:numFmt w:val="bullet"/>
+      <w:lvlText w:val=""/>
+      <w:lvlJc w:val="left"/>
+      <w:pPr>
+        <w:ind w:left="1800" w:hanging="360"/>
+      </w:pPr>
+      <w:rPr>
+        <w:rFonts w:ascii="Wingdings" w:hAnsi="Wingdings" w:hint="default"/>
+      </w:rPr>
+    </w:lvl>
+    <w:lvl w:ilvl="3" w:tplc="04090001" w:tentative="1">
+      <w:start w:val="1"/>
+      <w:numFmt w:val="bullet"/>
+      <w:lvlText w:val=""/>
+      <w:lvlJc w:val="left"/>
+      <w:pPr>
+        <w:ind w:left="2520" w:hanging="360"/>
+      </w:pPr>
+      <w:rPr>
+        <w:rFonts w:ascii="Symbol" w:hAnsi="Symbol" w:hint="default"/>
+      </w:rPr>
+    </w:lvl>
+    <w:lvl w:ilvl="4" w:tplc="04090003" w:tentative="1">
+      <w:start w:val="1"/>
+      <w:numFmt w:val="bullet"/>
+      <w:lvlText w:val="o"/>
+      <w:lvlJc w:val="left"/>
+      <w:pPr>
+        <w:ind w:left="3240" w:hanging="360"/>
+      </w:pPr>
+      <w:rPr>
+        <w:rFonts w:ascii="Courier New" w:hAnsi="Courier New" w:cs="Courier New" w:hint="default"/>
+      </w:rPr>
+    </w:lvl>
+    <w:lvl w:ilvl="5" w:tplc="04090005" w:tentative="1">
+      <w:start w:val="1"/>
+      <w:numFmt w:val="bullet"/>
+      <w:lvlText w:val=""/>
+      <w:lvlJc w:val="left"/>
+      <w:pPr>
+        <w:ind w:left="3960" w:hanging="360"/>
+      </w:pPr>
+      <w:rPr>
+        <w:rFonts w:ascii="Wingdings" w:hAnsi="Wingdings" w:hint="default"/>
+      </w:rPr>
+    </w:lvl>
+    <w:lvl w:ilvl="6" w:tplc="04090001" w:tentative="1">
+      <w:start w:val="1"/>
+      <w:numFmt w:val="bullet"/>
+      <w:lvlText w:val=""/>
+      <w:lvlJc w:val="left"/>
+      <w:pPr>
+        <w:ind w:left="4680" w:hanging="360"/>
+      </w:pPr>
+      <w:rPr>
+        <w:rFonts w:ascii="Symbol" w:hAnsi="Symbol" w:hint="default"/>
+      </w:rPr>
+    </w:lvl>
+    <w:lvl w:ilvl="7" w:tplc="04090003" w:tentative="1">
+      <w:start w:val="1"/>
+      <w:numFmt w:val="bullet"/>
+      <w:lvlText w:val="o"/>
+      <w:lvlJc w:val="left"/>
+      <w:pPr>
+        <w:ind w:left="5400" w:hanging="360"/>
+      </w:pPr>
+      <w:rPr>
+        <w:rFonts w:ascii="Courier New" w:hAnsi="Courier New" w:cs="Courier New" w:hint="default"/>
+      </w:rPr>
+    </w:lvl>
+    <w:lvl w:ilvl="8" w:tplc="04090005" w:tentative="1">
+      <w:start w:val="1"/>
+      <w:numFmt w:val="bullet"/>
+      <w:lvlText w:val=""/>
+      <w:lvlJc w:val="left"/>
+      <w:pPr>
+        <w:ind w:left="6120" w:hanging="360"/>
+      </w:pPr>
+      <w:rPr>
+        <w:rFonts w:ascii="Wingdings" w:hAnsi="Wingdings" w:hint="default"/>
+      </w:rPr>
+    </w:lvl>
+  </w:abstractNum>
+  <w:abstractNum w:abstractNumId="2">
     <w:nsid w:val="01D02EAA"/>
     <w:multiLevelType w:val="multilevel"/>
     <w:tmpl w:val="01D02EAA"/>
@@ -2810,7 +4107,7 @@
       </w:rPr>
     </w:lvl>
   </w:abstractNum>
-  <w:abstractNum w:abstractNumId="1">
+  <w:abstractNum w:abstractNumId="3">
     <w:nsid w:val="057F095E"/>
     <w:multiLevelType w:val="multilevel"/>
     <w:tmpl w:val="223CCBA8"/>
@@ -2959,7 +4256,7 @@
       </w:rPr>
     </w:lvl>
   </w:abstractNum>
-  <w:abstractNum w:abstractNumId="2">
+  <w:abstractNum w:abstractNumId="4">
     <w:nsid w:val="0B29671B"/>
     <w:multiLevelType w:val="hybridMultilevel"/>
     <w:tmpl w:val="73B2CEA6"/>
@@ -3072,7 +4369,7 @@
       </w:rPr>
     </w:lvl>
   </w:abstractNum>
-  <w:abstractNum w:abstractNumId="3">
+  <w:abstractNum w:abstractNumId="5">
     <w:nsid w:val="0B4A45D1"/>
     <w:multiLevelType w:val="hybridMultilevel"/>
     <w:tmpl w:val="3B70A860"/>
@@ -3185,7 +4482,7 @@
       </w:rPr>
     </w:lvl>
   </w:abstractNum>
-  <w:abstractNum w:abstractNumId="4">
+  <w:abstractNum w:abstractNumId="6">
     <w:nsid w:val="0B724B88"/>
     <w:multiLevelType w:val="hybridMultilevel"/>
     <w:tmpl w:val="E05EFFCE"/>
@@ -3298,7 +4595,7 @@
       </w:rPr>
     </w:lvl>
   </w:abstractNum>
-  <w:abstractNum w:abstractNumId="5">
+  <w:abstractNum w:abstractNumId="7">
     <w:nsid w:val="0D8B519C"/>
     <w:multiLevelType w:val="multilevel"/>
     <w:tmpl w:val="0D8B519C"/>
@@ -3447,7 +4744,7 @@
       </w:rPr>
     </w:lvl>
   </w:abstractNum>
-  <w:abstractNum w:abstractNumId="6">
+  <w:abstractNum w:abstractNumId="8">
     <w:nsid w:val="0FA025BE"/>
     <w:multiLevelType w:val="multilevel"/>
     <w:tmpl w:val="0FA025BE"/>
@@ -3596,7 +4893,7 @@
       </w:rPr>
     </w:lvl>
   </w:abstractNum>
-  <w:abstractNum w:abstractNumId="7">
+  <w:abstractNum w:abstractNumId="9">
     <w:nsid w:val="137B005A"/>
     <w:multiLevelType w:val="hybridMultilevel"/>
     <w:tmpl w:val="6B9CDDCE"/>
@@ -3709,7 +5006,7 @@
       </w:rPr>
     </w:lvl>
   </w:abstractNum>
-  <w:abstractNum w:abstractNumId="8">
+  <w:abstractNum w:abstractNumId="10">
     <w:nsid w:val="138D4DCA"/>
     <w:multiLevelType w:val="hybridMultilevel"/>
     <w:tmpl w:val="F2E4C9D8"/>
@@ -3719,7 +5016,7 @@
       <w:lvlText w:val=""/>
       <w:lvlJc w:val="left"/>
       <w:pPr>
-        <w:ind w:left="720" w:hanging="360"/>
+        <w:ind w:left="360" w:hanging="360"/>
       </w:pPr>
       <w:rPr>
         <w:rFonts w:ascii="Wingdings" w:hAnsi="Wingdings" w:hint="default"/>
@@ -3731,7 +5028,7 @@
       <w:lvlText w:val="o"/>
       <w:lvlJc w:val="left"/>
       <w:pPr>
-        <w:ind w:left="1440" w:hanging="360"/>
+        <w:ind w:left="1080" w:hanging="360"/>
       </w:pPr>
       <w:rPr>
         <w:rFonts w:ascii="Courier New" w:hAnsi="Courier New" w:cs="Courier New" w:hint="default"/>
@@ -3743,7 +5040,7 @@
       <w:lvlText w:val=""/>
       <w:lvlJc w:val="left"/>
       <w:pPr>
-        <w:ind w:left="2160" w:hanging="360"/>
+        <w:ind w:left="1800" w:hanging="360"/>
       </w:pPr>
       <w:rPr>
         <w:rFonts w:ascii="Wingdings" w:hAnsi="Wingdings" w:hint="default"/>
@@ -3755,7 +5052,7 @@
       <w:lvlText w:val=""/>
       <w:lvlJc w:val="left"/>
       <w:pPr>
-        <w:ind w:left="2880" w:hanging="360"/>
+        <w:ind w:left="2520" w:hanging="360"/>
       </w:pPr>
       <w:rPr>
         <w:rFonts w:ascii="Symbol" w:hAnsi="Symbol" w:hint="default"/>
@@ -3767,7 +5064,7 @@
       <w:lvlText w:val="o"/>
       <w:lvlJc w:val="left"/>
       <w:pPr>
-        <w:ind w:left="3600" w:hanging="360"/>
+        <w:ind w:left="3240" w:hanging="360"/>
       </w:pPr>
       <w:rPr>
         <w:rFonts w:ascii="Courier New" w:hAnsi="Courier New" w:cs="Courier New" w:hint="default"/>
@@ -3779,7 +5076,7 @@
       <w:lvlText w:val=""/>
       <w:lvlJc w:val="left"/>
       <w:pPr>
-        <w:ind w:left="4320" w:hanging="360"/>
+        <w:ind w:left="3960" w:hanging="360"/>
       </w:pPr>
       <w:rPr>
         <w:rFonts w:ascii="Wingdings" w:hAnsi="Wingdings" w:hint="default"/>
@@ -3791,7 +5088,7 @@
       <w:lvlText w:val=""/>
       <w:lvlJc w:val="left"/>
       <w:pPr>
-        <w:ind w:left="5040" w:hanging="360"/>
+        <w:ind w:left="4680" w:hanging="360"/>
       </w:pPr>
       <w:rPr>
         <w:rFonts w:ascii="Symbol" w:hAnsi="Symbol" w:hint="default"/>
@@ -3803,7 +5100,7 @@
       <w:lvlText w:val="o"/>
       <w:lvlJc w:val="left"/>
       <w:pPr>
-        <w:ind w:left="5760" w:hanging="360"/>
+        <w:ind w:left="5400" w:hanging="360"/>
       </w:pPr>
       <w:rPr>
         <w:rFonts w:ascii="Courier New" w:hAnsi="Courier New" w:cs="Courier New" w:hint="default"/>
@@ -3815,14 +5112,127 @@
       <w:lvlText w:val=""/>
       <w:lvlJc w:val="left"/>
       <w:pPr>
-        <w:ind w:left="6480" w:hanging="360"/>
+        <w:ind w:left="6120" w:hanging="360"/>
       </w:pPr>
       <w:rPr>
         <w:rFonts w:ascii="Wingdings" w:hAnsi="Wingdings" w:hint="default"/>
       </w:rPr>
     </w:lvl>
   </w:abstractNum>
-  <w:abstractNum w:abstractNumId="9">
+  <w:abstractNum w:abstractNumId="11">
+    <w:nsid w:val="19686FF5"/>
+    <w:multiLevelType w:val="hybridMultilevel"/>
+    <w:tmpl w:val="AC0CD6C4"/>
+    <w:lvl w:ilvl="0" w:tplc="04090009">
+      <w:start w:val="1"/>
+      <w:numFmt w:val="bullet"/>
+      <w:lvlText w:val=""/>
+      <w:lvlJc w:val="left"/>
+      <w:pPr>
+        <w:ind w:left="360" w:hanging="360"/>
+      </w:pPr>
+      <w:rPr>
+        <w:rFonts w:ascii="Wingdings" w:hAnsi="Wingdings" w:hint="default"/>
+      </w:rPr>
+    </w:lvl>
+    <w:lvl w:ilvl="1" w:tplc="04090003" w:tentative="1">
+      <w:start w:val="1"/>
+      <w:numFmt w:val="bullet"/>
+      <w:lvlText w:val="o"/>
+      <w:lvlJc w:val="left"/>
+      <w:pPr>
+        <w:ind w:left="1080" w:hanging="360"/>
+      </w:pPr>
+      <w:rPr>
+        <w:rFonts w:ascii="Courier New" w:hAnsi="Courier New" w:cs="Courier New" w:hint="default"/>
+      </w:rPr>
+    </w:lvl>
+    <w:lvl w:ilvl="2" w:tplc="04090005" w:tentative="1">
+      <w:start w:val="1"/>
+      <w:numFmt w:val="bullet"/>
+      <w:lvlText w:val=""/>
+      <w:lvlJc w:val="left"/>
+      <w:pPr>
+        <w:ind w:left="1800" w:hanging="360"/>
+      </w:pPr>
+      <w:rPr>
+        <w:rFonts w:ascii="Wingdings" w:hAnsi="Wingdings" w:hint="default"/>
+      </w:rPr>
+    </w:lvl>
+    <w:lvl w:ilvl="3" w:tplc="04090001" w:tentative="1">
+      <w:start w:val="1"/>
+      <w:numFmt w:val="bullet"/>
+      <w:lvlText w:val=""/>
+      <w:lvlJc w:val="left"/>
+      <w:pPr>
+        <w:ind w:left="2520" w:hanging="360"/>
+      </w:pPr>
+      <w:rPr>
+        <w:rFonts w:ascii="Symbol" w:hAnsi="Symbol" w:hint="default"/>
+      </w:rPr>
+    </w:lvl>
+    <w:lvl w:ilvl="4" w:tplc="04090003" w:tentative="1">
+      <w:start w:val="1"/>
+      <w:numFmt w:val="bullet"/>
+      <w:lvlText w:val="o"/>
+      <w:lvlJc w:val="left"/>
+      <w:pPr>
+        <w:ind w:left="3240" w:hanging="360"/>
+      </w:pPr>
+      <w:rPr>
+        <w:rFonts w:ascii="Courier New" w:hAnsi="Courier New" w:cs="Courier New" w:hint="default"/>
+      </w:rPr>
+    </w:lvl>
+    <w:lvl w:ilvl="5" w:tplc="04090005" w:tentative="1">
+      <w:start w:val="1"/>
+      <w:numFmt w:val="bullet"/>
+      <w:lvlText w:val=""/>
+      <w:lvlJc w:val="left"/>
+      <w:pPr>
+        <w:ind w:left="3960" w:hanging="360"/>
+      </w:pPr>
+      <w:rPr>
+        <w:rFonts w:ascii="Wingdings" w:hAnsi="Wingdings" w:hint="default"/>
+      </w:rPr>
+    </w:lvl>
+    <w:lvl w:ilvl="6" w:tplc="04090001" w:tentative="1">
+      <w:start w:val="1"/>
+      <w:numFmt w:val="bullet"/>
+      <w:lvlText w:val=""/>
+      <w:lvlJc w:val="left"/>
+      <w:pPr>
+        <w:ind w:left="4680" w:hanging="360"/>
+      </w:pPr>
+      <w:rPr>
+        <w:rFonts w:ascii="Symbol" w:hAnsi="Symbol" w:hint="default"/>
+      </w:rPr>
+    </w:lvl>
+    <w:lvl w:ilvl="7" w:tplc="04090003" w:tentative="1">
+      <w:start w:val="1"/>
+      <w:numFmt w:val="bullet"/>
+      <w:lvlText w:val="o"/>
+      <w:lvlJc w:val="left"/>
+      <w:pPr>
+        <w:ind w:left="5400" w:hanging="360"/>
+      </w:pPr>
+      <w:rPr>
+        <w:rFonts w:ascii="Courier New" w:hAnsi="Courier New" w:cs="Courier New" w:hint="default"/>
+      </w:rPr>
+    </w:lvl>
+    <w:lvl w:ilvl="8" w:tplc="04090005" w:tentative="1">
+      <w:start w:val="1"/>
+      <w:numFmt w:val="bullet"/>
+      <w:lvlText w:val=""/>
+      <w:lvlJc w:val="left"/>
+      <w:pPr>
+        <w:ind w:left="6120" w:hanging="360"/>
+      </w:pPr>
+      <w:rPr>
+        <w:rFonts w:ascii="Wingdings" w:hAnsi="Wingdings" w:hint="default"/>
+      </w:rPr>
+    </w:lvl>
+  </w:abstractNum>
+  <w:abstractNum w:abstractNumId="12">
     <w:nsid w:val="1EF60C02"/>
     <w:multiLevelType w:val="hybridMultilevel"/>
     <w:tmpl w:val="B3CE9A98"/>
@@ -3935,7 +5345,7 @@
       </w:rPr>
     </w:lvl>
   </w:abstractNum>
-  <w:abstractNum w:abstractNumId="10">
+  <w:abstractNum w:abstractNumId="13">
     <w:nsid w:val="220C6A62"/>
     <w:multiLevelType w:val="hybridMultilevel"/>
     <w:tmpl w:val="1DEC4FD4"/>
@@ -4048,7 +5458,7 @@
       </w:rPr>
     </w:lvl>
   </w:abstractNum>
-  <w:abstractNum w:abstractNumId="11">
+  <w:abstractNum w:abstractNumId="14">
     <w:nsid w:val="264A315D"/>
     <w:multiLevelType w:val="multilevel"/>
     <w:tmpl w:val="264A315D"/>
@@ -4197,7 +5607,7 @@
       </w:rPr>
     </w:lvl>
   </w:abstractNum>
-  <w:abstractNum w:abstractNumId="12">
+  <w:abstractNum w:abstractNumId="15">
     <w:nsid w:val="2B9E0523"/>
     <w:multiLevelType w:val="hybridMultilevel"/>
     <w:tmpl w:val="7B96C4A6"/>
@@ -4207,7 +5617,7 @@
       <w:lvlText w:val=""/>
       <w:lvlJc w:val="left"/>
       <w:pPr>
-        <w:ind w:left="720" w:hanging="360"/>
+        <w:ind w:left="360" w:hanging="360"/>
       </w:pPr>
       <w:rPr>
         <w:rFonts w:ascii="Wingdings" w:hAnsi="Wingdings" w:hint="default"/>
@@ -4219,7 +5629,7 @@
       <w:lvlText w:val="o"/>
       <w:lvlJc w:val="left"/>
       <w:pPr>
-        <w:ind w:left="1440" w:hanging="360"/>
+        <w:ind w:left="1080" w:hanging="360"/>
       </w:pPr>
       <w:rPr>
         <w:rFonts w:ascii="Courier New" w:hAnsi="Courier New" w:cs="Courier New" w:hint="default"/>
@@ -4231,7 +5641,7 @@
       <w:lvlText w:val=""/>
       <w:lvlJc w:val="left"/>
       <w:pPr>
-        <w:ind w:left="2160" w:hanging="360"/>
+        <w:ind w:left="1800" w:hanging="360"/>
       </w:pPr>
       <w:rPr>
         <w:rFonts w:ascii="Wingdings" w:hAnsi="Wingdings" w:hint="default"/>
@@ -4243,7 +5653,7 @@
       <w:lvlText w:val=""/>
       <w:lvlJc w:val="left"/>
       <w:pPr>
-        <w:ind w:left="2880" w:hanging="360"/>
+        <w:ind w:left="2520" w:hanging="360"/>
       </w:pPr>
       <w:rPr>
         <w:rFonts w:ascii="Symbol" w:hAnsi="Symbol" w:hint="default"/>
@@ -4255,7 +5665,7 @@
       <w:lvlText w:val="o"/>
       <w:lvlJc w:val="left"/>
       <w:pPr>
-        <w:ind w:left="3600" w:hanging="360"/>
+        <w:ind w:left="3240" w:hanging="360"/>
       </w:pPr>
       <w:rPr>
         <w:rFonts w:ascii="Courier New" w:hAnsi="Courier New" w:cs="Courier New" w:hint="default"/>
@@ -4267,7 +5677,7 @@
       <w:lvlText w:val=""/>
       <w:lvlJc w:val="left"/>
       <w:pPr>
-        <w:ind w:left="4320" w:hanging="360"/>
+        <w:ind w:left="3960" w:hanging="360"/>
       </w:pPr>
       <w:rPr>
         <w:rFonts w:ascii="Wingdings" w:hAnsi="Wingdings" w:hint="default"/>
@@ -4279,7 +5689,7 @@
       <w:lvlText w:val=""/>
       <w:lvlJc w:val="left"/>
       <w:pPr>
-        <w:ind w:left="5040" w:hanging="360"/>
+        <w:ind w:left="4680" w:hanging="360"/>
       </w:pPr>
       <w:rPr>
         <w:rFonts w:ascii="Symbol" w:hAnsi="Symbol" w:hint="default"/>
@@ -4291,7 +5701,7 @@
       <w:lvlText w:val="o"/>
       <w:lvlJc w:val="left"/>
       <w:pPr>
-        <w:ind w:left="5760" w:hanging="360"/>
+        <w:ind w:left="5400" w:hanging="360"/>
       </w:pPr>
       <w:rPr>
         <w:rFonts w:ascii="Courier New" w:hAnsi="Courier New" w:cs="Courier New" w:hint="default"/>
@@ -4303,14 +5713,14 @@
       <w:lvlText w:val=""/>
       <w:lvlJc w:val="left"/>
       <w:pPr>
-        <w:ind w:left="6480" w:hanging="360"/>
+        <w:ind w:left="6120" w:hanging="360"/>
       </w:pPr>
       <w:rPr>
         <w:rFonts w:ascii="Wingdings" w:hAnsi="Wingdings" w:hint="default"/>
       </w:rPr>
     </w:lvl>
   </w:abstractNum>
-  <w:abstractNum w:abstractNumId="13">
+  <w:abstractNum w:abstractNumId="16">
     <w:nsid w:val="31490CC6"/>
     <w:multiLevelType w:val="hybridMultilevel"/>
     <w:tmpl w:val="7C900AD2"/>
@@ -4423,7 +5833,7 @@
       </w:rPr>
     </w:lvl>
   </w:abstractNum>
-  <w:abstractNum w:abstractNumId="14">
+  <w:abstractNum w:abstractNumId="17">
     <w:nsid w:val="31A1277E"/>
     <w:multiLevelType w:val="hybridMultilevel"/>
     <w:tmpl w:val="90769452"/>
@@ -4536,7 +5946,7 @@
       </w:rPr>
     </w:lvl>
   </w:abstractNum>
-  <w:abstractNum w:abstractNumId="15">
+  <w:abstractNum w:abstractNumId="18">
     <w:nsid w:val="3FDC2075"/>
     <w:multiLevelType w:val="hybridMultilevel"/>
     <w:tmpl w:val="740C6266"/>
@@ -4648,7 +6058,7 @@
       </w:rPr>
     </w:lvl>
   </w:abstractNum>
-  <w:abstractNum w:abstractNumId="16">
+  <w:abstractNum w:abstractNumId="19">
     <w:nsid w:val="48FC4289"/>
     <w:multiLevelType w:val="multilevel"/>
     <w:tmpl w:val="48FC4289"/>
@@ -4797,7 +6207,7 @@
       </w:rPr>
     </w:lvl>
   </w:abstractNum>
-  <w:abstractNum w:abstractNumId="17">
+  <w:abstractNum w:abstractNumId="20">
     <w:nsid w:val="4B2C24B2"/>
     <w:multiLevelType w:val="hybridMultilevel"/>
     <w:tmpl w:val="4C6C5E56"/>
@@ -4909,7 +6319,7 @@
       </w:rPr>
     </w:lvl>
   </w:abstractNum>
-  <w:abstractNum w:abstractNumId="18">
+  <w:abstractNum w:abstractNumId="21">
     <w:nsid w:val="4D516810"/>
     <w:multiLevelType w:val="hybridMultilevel"/>
     <w:tmpl w:val="6B2AAFEE"/>
@@ -5021,7 +6431,7 @@
       </w:rPr>
     </w:lvl>
   </w:abstractNum>
-  <w:abstractNum w:abstractNumId="19">
+  <w:abstractNum w:abstractNumId="22">
     <w:nsid w:val="4EC77A19"/>
     <w:multiLevelType w:val="multilevel"/>
     <w:tmpl w:val="D5FCB196"/>
@@ -5170,7 +6580,120 @@
       </w:rPr>
     </w:lvl>
   </w:abstractNum>
-  <w:abstractNum w:abstractNumId="20">
+  <w:abstractNum w:abstractNumId="23">
+    <w:nsid w:val="50616A81"/>
+    <w:multiLevelType w:val="hybridMultilevel"/>
+    <w:tmpl w:val="4942E660"/>
+    <w:lvl w:ilvl="0" w:tplc="04090009">
+      <w:start w:val="1"/>
+      <w:numFmt w:val="bullet"/>
+      <w:lvlText w:val=""/>
+      <w:lvlJc w:val="left"/>
+      <w:pPr>
+        <w:ind w:left="360" w:hanging="360"/>
+      </w:pPr>
+      <w:rPr>
+        <w:rFonts w:ascii="Wingdings" w:hAnsi="Wingdings" w:hint="default"/>
+      </w:rPr>
+    </w:lvl>
+    <w:lvl w:ilvl="1" w:tplc="04090003" w:tentative="1">
+      <w:start w:val="1"/>
+      <w:numFmt w:val="bullet"/>
+      <w:lvlText w:val="o"/>
+      <w:lvlJc w:val="left"/>
+      <w:pPr>
+        <w:ind w:left="1080" w:hanging="360"/>
+      </w:pPr>
+      <w:rPr>
+        <w:rFonts w:ascii="Courier New" w:hAnsi="Courier New" w:cs="Courier New" w:hint="default"/>
+      </w:rPr>
+    </w:lvl>
+    <w:lvl w:ilvl="2" w:tplc="04090005" w:tentative="1">
+      <w:start w:val="1"/>
+      <w:numFmt w:val="bullet"/>
+      <w:lvlText w:val=""/>
+      <w:lvlJc w:val="left"/>
+      <w:pPr>
+        <w:ind w:left="1800" w:hanging="360"/>
+      </w:pPr>
+      <w:rPr>
+        <w:rFonts w:ascii="Wingdings" w:hAnsi="Wingdings" w:hint="default"/>
+      </w:rPr>
+    </w:lvl>
+    <w:lvl w:ilvl="3" w:tplc="04090001" w:tentative="1">
+      <w:start w:val="1"/>
+      <w:numFmt w:val="bullet"/>
+      <w:lvlText w:val=""/>
+      <w:lvlJc w:val="left"/>
+      <w:pPr>
+        <w:ind w:left="2520" w:hanging="360"/>
+      </w:pPr>
+      <w:rPr>
+        <w:rFonts w:ascii="Symbol" w:hAnsi="Symbol" w:hint="default"/>
+      </w:rPr>
+    </w:lvl>
+    <w:lvl w:ilvl="4" w:tplc="04090003" w:tentative="1">
+      <w:start w:val="1"/>
+      <w:numFmt w:val="bullet"/>
+      <w:lvlText w:val="o"/>
+      <w:lvlJc w:val="left"/>
+      <w:pPr>
+        <w:ind w:left="3240" w:hanging="360"/>
+      </w:pPr>
+      <w:rPr>
+        <w:rFonts w:ascii="Courier New" w:hAnsi="Courier New" w:cs="Courier New" w:hint="default"/>
+      </w:rPr>
+    </w:lvl>
+    <w:lvl w:ilvl="5" w:tplc="04090005" w:tentative="1">
+      <w:start w:val="1"/>
+      <w:numFmt w:val="bullet"/>
+      <w:lvlText w:val=""/>
+      <w:lvlJc w:val="left"/>
+      <w:pPr>
+        <w:ind w:left="3960" w:hanging="360"/>
+      </w:pPr>
+      <w:rPr>
+        <w:rFonts w:ascii="Wingdings" w:hAnsi="Wingdings" w:hint="default"/>
+      </w:rPr>
+    </w:lvl>
+    <w:lvl w:ilvl="6" w:tplc="04090001" w:tentative="1">
+      <w:start w:val="1"/>
+      <w:numFmt w:val="bullet"/>
+      <w:lvlText w:val=""/>
+      <w:lvlJc w:val="left"/>
+      <w:pPr>
+        <w:ind w:left="4680" w:hanging="360"/>
+      </w:pPr>
+      <w:rPr>
+        <w:rFonts w:ascii="Symbol" w:hAnsi="Symbol" w:hint="default"/>
+      </w:rPr>
+    </w:lvl>
+    <w:lvl w:ilvl="7" w:tplc="04090003" w:tentative="1">
+      <w:start w:val="1"/>
+      <w:numFmt w:val="bullet"/>
+      <w:lvlText w:val="o"/>
+      <w:lvlJc w:val="left"/>
+      <w:pPr>
+        <w:ind w:left="5400" w:hanging="360"/>
+      </w:pPr>
+      <w:rPr>
+        <w:rFonts w:ascii="Courier New" w:hAnsi="Courier New" w:cs="Courier New" w:hint="default"/>
+      </w:rPr>
+    </w:lvl>
+    <w:lvl w:ilvl="8" w:tplc="04090005" w:tentative="1">
+      <w:start w:val="1"/>
+      <w:numFmt w:val="bullet"/>
+      <w:lvlText w:val=""/>
+      <w:lvlJc w:val="left"/>
+      <w:pPr>
+        <w:ind w:left="6120" w:hanging="360"/>
+      </w:pPr>
+      <w:rPr>
+        <w:rFonts w:ascii="Wingdings" w:hAnsi="Wingdings" w:hint="default"/>
+      </w:rPr>
+    </w:lvl>
+  </w:abstractNum>
+  <w:abstractNum w:abstractNumId="24">
     <w:nsid w:val="51382AD3"/>
     <w:multiLevelType w:val="multilevel"/>
     <w:tmpl w:val="51382AD3"/>
@@ -5319,7 +6842,7 @@
       </w:rPr>
     </w:lvl>
   </w:abstractNum>
-  <w:abstractNum w:abstractNumId="21">
+  <w:abstractNum w:abstractNumId="25">
     <w:nsid w:val="530950C8"/>
     <w:multiLevelType w:val="multilevel"/>
     <w:tmpl w:val="A67ED91A"/>
@@ -5468,7 +6991,120 @@
       </w:rPr>
     </w:lvl>
   </w:abstractNum>
-  <w:abstractNum w:abstractNumId="22">
+  <w:abstractNum w:abstractNumId="26">
+    <w:nsid w:val="537A2ADD"/>
+    <w:multiLevelType w:val="hybridMultilevel"/>
+    <w:tmpl w:val="1EB66C6E"/>
+    <w:lvl w:ilvl="0" w:tplc="04090009">
+      <w:start w:val="1"/>
+      <w:numFmt w:val="bullet"/>
+      <w:lvlText w:val=""/>
+      <w:lvlJc w:val="left"/>
+      <w:pPr>
+        <w:ind w:left="360" w:hanging="360"/>
+      </w:pPr>
+      <w:rPr>
+        <w:rFonts w:ascii="Wingdings" w:hAnsi="Wingdings" w:hint="default"/>
+      </w:rPr>
+    </w:lvl>
+    <w:lvl w:ilvl="1" w:tplc="04090003" w:tentative="1">
+      <w:start w:val="1"/>
+      <w:numFmt w:val="bullet"/>
+      <w:lvlText w:val="o"/>
+      <w:lvlJc w:val="left"/>
+      <w:pPr>
+        <w:ind w:left="1080" w:hanging="360"/>
+      </w:pPr>
+      <w:rPr>
+        <w:rFonts w:ascii="Courier New" w:hAnsi="Courier New" w:cs="Courier New" w:hint="default"/>
+      </w:rPr>
+    </w:lvl>
+    <w:lvl w:ilvl="2" w:tplc="04090005" w:tentative="1">
+      <w:start w:val="1"/>
+      <w:numFmt w:val="bullet"/>
+      <w:lvlText w:val=""/>
+      <w:lvlJc w:val="left"/>
+      <w:pPr>
+        <w:ind w:left="1800" w:hanging="360"/>
+      </w:pPr>
+      <w:rPr>
+        <w:rFonts w:ascii="Wingdings" w:hAnsi="Wingdings" w:hint="default"/>
+      </w:rPr>
+    </w:lvl>
+    <w:lvl w:ilvl="3" w:tplc="04090001" w:tentative="1">
+      <w:start w:val="1"/>
+      <w:numFmt w:val="bullet"/>
+      <w:lvlText w:val=""/>
+      <w:lvlJc w:val="left"/>
+      <w:pPr>
+        <w:ind w:left="2520" w:hanging="360"/>
+      </w:pPr>
+      <w:rPr>
+        <w:rFonts w:ascii="Symbol" w:hAnsi="Symbol" w:hint="default"/>
+      </w:rPr>
+    </w:lvl>
+    <w:lvl w:ilvl="4" w:tplc="04090003" w:tentative="1">
+      <w:start w:val="1"/>
+      <w:numFmt w:val="bullet"/>
+      <w:lvlText w:val="o"/>
+      <w:lvlJc w:val="left"/>
+      <w:pPr>
+        <w:ind w:left="3240" w:hanging="360"/>
+      </w:pPr>
+      <w:rPr>
+        <w:rFonts w:ascii="Courier New" w:hAnsi="Courier New" w:cs="Courier New" w:hint="default"/>
+      </w:rPr>
+    </w:lvl>
+    <w:lvl w:ilvl="5" w:tplc="04090005" w:tentative="1">
+      <w:start w:val="1"/>
+      <w:numFmt w:val="bullet"/>
+      <w:lvlText w:val=""/>
+      <w:lvlJc w:val="left"/>
+      <w:pPr>
+        <w:ind w:left="3960" w:hanging="360"/>
+      </w:pPr>
+      <w:rPr>
+        <w:rFonts w:ascii="Wingdings" w:hAnsi="Wingdings" w:hint="default"/>
+      </w:rPr>
+    </w:lvl>
+    <w:lvl w:ilvl="6" w:tplc="04090001" w:tentative="1">
+      <w:start w:val="1"/>
+      <w:numFmt w:val="bullet"/>
+      <w:lvlText w:val=""/>
+      <w:lvlJc w:val="left"/>
+      <w:pPr>
+        <w:ind w:left="4680" w:hanging="360"/>
+      </w:pPr>
+      <w:rPr>
+        <w:rFonts w:ascii="Symbol" w:hAnsi="Symbol" w:hint="default"/>
+      </w:rPr>
+    </w:lvl>
+    <w:lvl w:ilvl="7" w:tplc="04090003" w:tentative="1">
+      <w:start w:val="1"/>
+      <w:numFmt w:val="bullet"/>
+      <w:lvlText w:val="o"/>
+      <w:lvlJc w:val="left"/>
+      <w:pPr>
+        <w:ind w:left="5400" w:hanging="360"/>
+      </w:pPr>
+      <w:rPr>
+        <w:rFonts w:ascii="Courier New" w:hAnsi="Courier New" w:cs="Courier New" w:hint="default"/>
+      </w:rPr>
+    </w:lvl>
+    <w:lvl w:ilvl="8" w:tplc="04090005" w:tentative="1">
+      <w:start w:val="1"/>
+      <w:numFmt w:val="bullet"/>
+      <w:lvlText w:val=""/>
+      <w:lvlJc w:val="left"/>
+      <w:pPr>
+        <w:ind w:left="6120" w:hanging="360"/>
+      </w:pPr>
+      <w:rPr>
+        <w:rFonts w:ascii="Wingdings" w:hAnsi="Wingdings" w:hint="default"/>
+      </w:rPr>
+    </w:lvl>
+  </w:abstractNum>
+  <w:abstractNum w:abstractNumId="27">
     <w:nsid w:val="546857CA"/>
     <w:multiLevelType w:val="multilevel"/>
     <w:tmpl w:val="5E30D8D4"/>
@@ -5617,7 +7253,7 @@
       </w:rPr>
     </w:lvl>
   </w:abstractNum>
-  <w:abstractNum w:abstractNumId="23">
+  <w:abstractNum w:abstractNumId="28">
     <w:nsid w:val="567E6C11"/>
     <w:multiLevelType w:val="hybridMultilevel"/>
     <w:tmpl w:val="A2CABA10"/>
@@ -5729,7 +7365,7 @@
       </w:rPr>
     </w:lvl>
   </w:abstractNum>
-  <w:abstractNum w:abstractNumId="24">
+  <w:abstractNum w:abstractNumId="29">
     <w:nsid w:val="59B77891"/>
     <w:multiLevelType w:val="hybridMultilevel"/>
     <w:tmpl w:val="549A0AF8"/>
@@ -5739,7 +7375,7 @@
       <w:lvlText w:val=""/>
       <w:lvlJc w:val="left"/>
       <w:pPr>
-        <w:ind w:left="720" w:hanging="360"/>
+        <w:ind w:left="360" w:hanging="360"/>
       </w:pPr>
       <w:rPr>
         <w:rFonts w:ascii="Wingdings" w:hAnsi="Wingdings" w:hint="default"/>
@@ -5751,7 +7387,7 @@
       <w:lvlText w:val="o"/>
       <w:lvlJc w:val="left"/>
       <w:pPr>
-        <w:ind w:left="1440" w:hanging="360"/>
+        <w:ind w:left="1080" w:hanging="360"/>
       </w:pPr>
       <w:rPr>
         <w:rFonts w:ascii="Courier New" w:hAnsi="Courier New" w:cs="Courier New" w:hint="default"/>
@@ -5763,7 +7399,7 @@
       <w:lvlText w:val=""/>
       <w:lvlJc w:val="left"/>
       <w:pPr>
-        <w:ind w:left="2160" w:hanging="360"/>
+        <w:ind w:left="1800" w:hanging="360"/>
       </w:pPr>
       <w:rPr>
         <w:rFonts w:ascii="Wingdings" w:hAnsi="Wingdings" w:hint="default"/>
@@ -5775,7 +7411,7 @@
       <w:lvlText w:val=""/>
       <w:lvlJc w:val="left"/>
       <w:pPr>
-        <w:ind w:left="2880" w:hanging="360"/>
+        <w:ind w:left="2520" w:hanging="360"/>
       </w:pPr>
       <w:rPr>
         <w:rFonts w:ascii="Symbol" w:hAnsi="Symbol" w:hint="default"/>
@@ -5787,7 +7423,7 @@
       <w:lvlText w:val="o"/>
       <w:lvlJc w:val="left"/>
       <w:pPr>
-        <w:ind w:left="3600" w:hanging="360"/>
+        <w:ind w:left="3240" w:hanging="360"/>
       </w:pPr>
       <w:rPr>
         <w:rFonts w:ascii="Courier New" w:hAnsi="Courier New" w:cs="Courier New" w:hint="default"/>
@@ -5799,7 +7435,7 @@
       <w:lvlText w:val=""/>
       <w:lvlJc w:val="left"/>
       <w:pPr>
-        <w:ind w:left="4320" w:hanging="360"/>
+        <w:ind w:left="3960" w:hanging="360"/>
       </w:pPr>
       <w:rPr>
         <w:rFonts w:ascii="Wingdings" w:hAnsi="Wingdings" w:hint="default"/>
@@ -5811,7 +7447,7 @@
       <w:lvlText w:val=""/>
       <w:lvlJc w:val="left"/>
       <w:pPr>
-        <w:ind w:left="5040" w:hanging="360"/>
+        <w:ind w:left="4680" w:hanging="360"/>
       </w:pPr>
       <w:rPr>
         <w:rFonts w:ascii="Symbol" w:hAnsi="Symbol" w:hint="default"/>
@@ -5823,7 +7459,7 @@
       <w:lvlText w:val="o"/>
       <w:lvlJc w:val="left"/>
       <w:pPr>
-        <w:ind w:left="5760" w:hanging="360"/>
+        <w:ind w:left="5400" w:hanging="360"/>
       </w:pPr>
       <w:rPr>
         <w:rFonts w:ascii="Courier New" w:hAnsi="Courier New" w:cs="Courier New" w:hint="default"/>
@@ -5835,14 +7471,14 @@
       <w:lvlText w:val=""/>
       <w:lvlJc w:val="left"/>
       <w:pPr>
-        <w:ind w:left="6480" w:hanging="360"/>
+        <w:ind w:left="6120" w:hanging="360"/>
       </w:pPr>
       <w:rPr>
         <w:rFonts w:ascii="Wingdings" w:hAnsi="Wingdings" w:hint="default"/>
       </w:rPr>
     </w:lvl>
   </w:abstractNum>
-  <w:abstractNum w:abstractNumId="25">
+  <w:abstractNum w:abstractNumId="30">
     <w:nsid w:val="5F797366"/>
     <w:multiLevelType w:val="hybridMultilevel"/>
     <w:tmpl w:val="A8BCD614"/>
@@ -5954,7 +7590,7 @@
       </w:rPr>
     </w:lvl>
   </w:abstractNum>
-  <w:abstractNum w:abstractNumId="26">
+  <w:abstractNum w:abstractNumId="31">
     <w:nsid w:val="638E7C6A"/>
     <w:multiLevelType w:val="hybridMultilevel"/>
     <w:tmpl w:val="1E40DEB6"/>
@@ -6066,7 +7702,7 @@
       </w:rPr>
     </w:lvl>
   </w:abstractNum>
-  <w:abstractNum w:abstractNumId="27">
+  <w:abstractNum w:abstractNumId="32">
     <w:nsid w:val="69343A05"/>
     <w:multiLevelType w:val="hybridMultilevel"/>
     <w:tmpl w:val="4462D4A0"/>
@@ -6179,7 +7815,7 @@
       </w:rPr>
     </w:lvl>
   </w:abstractNum>
-  <w:abstractNum w:abstractNumId="28">
+  <w:abstractNum w:abstractNumId="33">
     <w:nsid w:val="6C3908AE"/>
     <w:multiLevelType w:val="multilevel"/>
     <w:tmpl w:val="6C3908AE"/>
@@ -6329,91 +7965,106 @@
     </w:lvl>
   </w:abstractNum>
   <w:num w:numId="1">
+    <w:abstractNumId w:val="8"/>
+  </w:num>
+  <w:num w:numId="2">
+    <w:abstractNumId w:val="33"/>
+  </w:num>
+  <w:num w:numId="3">
+    <w:abstractNumId w:val="2"/>
+  </w:num>
+  <w:num w:numId="4">
+    <w:abstractNumId w:val="7"/>
+  </w:num>
+  <w:num w:numId="5">
+    <w:abstractNumId w:val="24"/>
+  </w:num>
+  <w:num w:numId="6">
+    <w:abstractNumId w:val="14"/>
+  </w:num>
+  <w:num w:numId="7">
+    <w:abstractNumId w:val="19"/>
+  </w:num>
+  <w:num w:numId="8">
+    <w:abstractNumId w:val="5"/>
+  </w:num>
+  <w:num w:numId="9">
+    <w:abstractNumId w:val="13"/>
+  </w:num>
+  <w:num w:numId="10">
+    <w:abstractNumId w:val="20"/>
+  </w:num>
+  <w:num w:numId="11">
+    <w:abstractNumId w:val="4"/>
+  </w:num>
+  <w:num w:numId="12">
     <w:abstractNumId w:val="6"/>
   </w:num>
-  <w:num w:numId="2">
+  <w:num w:numId="13">
+    <w:abstractNumId w:val="12"/>
+  </w:num>
+  <w:num w:numId="14">
+    <w:abstractNumId w:val="9"/>
+  </w:num>
+  <w:num w:numId="15">
+    <w:abstractNumId w:val="17"/>
+  </w:num>
+  <w:num w:numId="16">
+    <w:abstractNumId w:val="22"/>
+  </w:num>
+  <w:num w:numId="17">
+    <w:abstractNumId w:val="25"/>
+  </w:num>
+  <w:num w:numId="18">
+    <w:abstractNumId w:val="32"/>
+  </w:num>
+  <w:num w:numId="19">
+    <w:abstractNumId w:val="21"/>
+  </w:num>
+  <w:num w:numId="20">
+    <w:abstractNumId w:val="15"/>
+  </w:num>
+  <w:num w:numId="21">
+    <w:abstractNumId w:val="31"/>
+  </w:num>
+  <w:num w:numId="22">
+    <w:abstractNumId w:val="10"/>
+  </w:num>
+  <w:num w:numId="23">
+    <w:abstractNumId w:val="30"/>
+  </w:num>
+  <w:num w:numId="24">
+    <w:abstractNumId w:val="29"/>
+  </w:num>
+  <w:num w:numId="25">
     <w:abstractNumId w:val="28"/>
   </w:num>
-  <w:num w:numId="3">
+  <w:num w:numId="26">
+    <w:abstractNumId w:val="16"/>
+  </w:num>
+  <w:num w:numId="27">
+    <w:abstractNumId w:val="18"/>
+  </w:num>
+  <w:num w:numId="28">
+    <w:abstractNumId w:val="27"/>
+  </w:num>
+  <w:num w:numId="29">
+    <w:abstractNumId w:val="3"/>
+  </w:num>
+  <w:num w:numId="30">
+    <w:abstractNumId w:val="26"/>
+  </w:num>
+  <w:num w:numId="31">
     <w:abstractNumId w:val="0"/>
   </w:num>
-  <w:num w:numId="4">
-    <w:abstractNumId w:val="5"/>
-  </w:num>
-  <w:num w:numId="5">
-    <w:abstractNumId w:val="20"/>
-  </w:num>
-  <w:num w:numId="6">
-    <w:abstractNumId w:val="11"/>
-  </w:num>
-  <w:num w:numId="7">
-    <w:abstractNumId w:val="16"/>
-  </w:num>
-  <w:num w:numId="8">
-    <w:abstractNumId w:val="3"/>
-  </w:num>
-  <w:num w:numId="9">
-    <w:abstractNumId w:val="10"/>
-  </w:num>
-  <w:num w:numId="10">
-    <w:abstractNumId w:val="17"/>
-  </w:num>
-  <w:num w:numId="11">
-    <w:abstractNumId w:val="2"/>
-  </w:num>
-  <w:num w:numId="12">
-    <w:abstractNumId w:val="4"/>
-  </w:num>
-  <w:num w:numId="13">
-    <w:abstractNumId w:val="9"/>
-  </w:num>
-  <w:num w:numId="14">
-    <w:abstractNumId w:val="7"/>
-  </w:num>
-  <w:num w:numId="15">
-    <w:abstractNumId w:val="14"/>
-  </w:num>
-  <w:num w:numId="16">
-    <w:abstractNumId w:val="19"/>
-  </w:num>
-  <w:num w:numId="17">
-    <w:abstractNumId w:val="21"/>
-  </w:num>
-  <w:num w:numId="18">
-    <w:abstractNumId w:val="27"/>
-  </w:num>
-  <w:num w:numId="19">
-    <w:abstractNumId w:val="18"/>
-  </w:num>
-  <w:num w:numId="20">
-    <w:abstractNumId w:val="12"/>
-  </w:num>
-  <w:num w:numId="21">
-    <w:abstractNumId w:val="26"/>
-  </w:num>
-  <w:num w:numId="22">
-    <w:abstractNumId w:val="8"/>
-  </w:num>
-  <w:num w:numId="23">
-    <w:abstractNumId w:val="25"/>
-  </w:num>
-  <w:num w:numId="24">
-    <w:abstractNumId w:val="24"/>
-  </w:num>
-  <w:num w:numId="25">
+  <w:num w:numId="32">
     <w:abstractNumId w:val="23"/>
   </w:num>
-  <w:num w:numId="26">
-    <w:abstractNumId w:val="13"/>
+  <w:num w:numId="33">
+    <w:abstractNumId w:val="1"/>
   </w:num>
-  <w:num w:numId="27">
-    <w:abstractNumId w:val="15"/>
-  </w:num>
-  <w:num w:numId="28">
-    <w:abstractNumId w:val="22"/>
-  </w:num>
-  <w:num w:numId="29">
-    <w:abstractNumId w:val="1"/>
+  <w:num w:numId="34">
+    <w:abstractNumId w:val="11"/>
   </w:num>
 </w:numbering>
 </file>
@@ -7350,7 +9001,7 @@
 </file>
 
 <file path=customXml/itemProps1.xml><?xml version="1.0" encoding="utf-8"?>
-<ds:datastoreItem xmlns:ds="http://schemas.openxmlformats.org/officeDocument/2006/customXml" ds:itemID="{067EC236-BAFC-40A4-A068-F7D5E5AAAFC5}">
+<ds:datastoreItem xmlns:ds="http://schemas.openxmlformats.org/officeDocument/2006/customXml" ds:itemID="{7FB6394E-C6A8-4DD1-9C8B-D3B12C1C97D2}">
   <ds:schemaRefs>
     <ds:schemaRef ds:uri="http://schemas.openxmlformats.org/officeDocument/2006/bibliography"/>
   </ds:schemaRefs>
